--- a/Documentation/Iteration03/TR_Iteration03_Group3.docx
+++ b/Documentation/Iteration03/TR_Iteration03_Group3.docx
@@ -1,6 +1,6 @@
 
 <file path=word/document.xml><?xml version="1.0" encoding="utf-8"?>
-<w:document xmlns:wpc="http://schemas.microsoft.com/office/word/2010/wordprocessingCanvas" xmlns:cx="http://schemas.microsoft.com/office/drawing/2014/chartex" xmlns:cx1="http://schemas.microsoft.com/office/drawing/2015/9/8/chartex" xmlns:cx2="http://schemas.microsoft.com/office/drawing/2015/10/21/chartex" xmlns:cx3="http://schemas.microsoft.com/office/drawing/2016/5/9/chartex" xmlns:cx4="http://schemas.microsoft.com/office/drawing/2016/5/10/chartex" xmlns:cx5="http://schemas.microsoft.com/office/drawing/2016/5/11/chartex" xmlns:cx6="http://schemas.microsoft.com/office/drawing/2016/5/12/chartex" xmlns:cx7="http://schemas.microsoft.com/office/drawing/2016/5/13/chartex" xmlns:cx8="http://schemas.microsoft.com/office/drawing/2016/5/14/chartex" xmlns:mc="http://schemas.openxmlformats.org/markup-compatibility/2006" xmlns:aink="http://schemas.microsoft.com/office/drawing/2016/ink" xmlns:am3d="http://schemas.microsoft.com/office/drawing/2017/model3d" xmlns:o="urn:schemas-microsoft-com:office:office" xmlns:oel="http://schemas.microsoft.com/office/2019/extlst" xmlns:r="http://schemas.openxmlformats.org/officeDocument/2006/relationships" xmlns:m="http://schemas.openxmlformats.org/officeDocument/2006/math" xmlns:v="urn:schemas-microsoft-com:vml" xmlns:wp14="http://schemas.microsoft.com/office/word/2010/wordprocessingDrawing" xmlns:wp="http://schemas.openxmlformats.org/drawingml/2006/wordprocessingDrawing" xmlns:w10="urn:schemas-microsoft-com:office:word" xmlns:w="http://schemas.openxmlformats.org/wordprocessingml/2006/main" xmlns:w14="http://schemas.microsoft.com/office/word/2010/wordml" xmlns:w15="http://schemas.microsoft.com/office/word/2012/wordml" xmlns:w16cex="http://schemas.microsoft.com/office/word/2018/wordml/cex" xmlns:w16cid="http://schemas.microsoft.com/office/word/2016/wordml/cid" xmlns:w16="http://schemas.microsoft.com/office/word/2018/wordml" xmlns:w16du="http://schemas.microsoft.com/office/word/2023/wordml/word16du" xmlns:w16sdtdh="http://schemas.microsoft.com/office/word/2020/wordml/sdtdatahash" xmlns:w16se="http://schemas.microsoft.com/office/word/2015/wordml/symex" xmlns:wpg="http://schemas.microsoft.com/office/word/2010/wordprocessingGroup" xmlns:wpi="http://schemas.microsoft.com/office/word/2010/wordprocessingInk" xmlns:wne="http://schemas.microsoft.com/office/word/2006/wordml" xmlns:wps="http://schemas.microsoft.com/office/word/2010/wordprocessingShape" mc:Ignorable="w14 w15 w16se w16cid w16 w16cex w16sdtdh wp14">
+<w:document xmlns:wpc="http://schemas.microsoft.com/office/word/2010/wordprocessingCanvas" xmlns:cx="http://schemas.microsoft.com/office/drawing/2014/chartex" xmlns:cx1="http://schemas.microsoft.com/office/drawing/2015/9/8/chartex" xmlns:cx2="http://schemas.microsoft.com/office/drawing/2015/10/21/chartex" xmlns:cx3="http://schemas.microsoft.com/office/drawing/2016/5/9/chartex" xmlns:cx4="http://schemas.microsoft.com/office/drawing/2016/5/10/chartex" xmlns:cx5="http://schemas.microsoft.com/office/drawing/2016/5/11/chartex" xmlns:cx6="http://schemas.microsoft.com/office/drawing/2016/5/12/chartex" xmlns:cx7="http://schemas.microsoft.com/office/drawing/2016/5/13/chartex" xmlns:cx8="http://schemas.microsoft.com/office/drawing/2016/5/14/chartex" xmlns:mc="http://schemas.openxmlformats.org/markup-compatibility/2006" xmlns:aink="http://schemas.microsoft.com/office/drawing/2016/ink" xmlns:am3d="http://schemas.microsoft.com/office/drawing/2017/model3d" xmlns:o="urn:schemas-microsoft-com:office:office" xmlns:oel="http://schemas.microsoft.com/office/2019/extlst" xmlns:r="http://schemas.openxmlformats.org/officeDocument/2006/relationships" xmlns:m="http://schemas.openxmlformats.org/officeDocument/2006/math" xmlns:v="urn:schemas-microsoft-com:vml" xmlns:wp14="http://schemas.microsoft.com/office/word/2010/wordprocessingDrawing" xmlns:wp="http://schemas.openxmlformats.org/drawingml/2006/wordprocessingDrawing" xmlns:w10="urn:schemas-microsoft-com:office:word" xmlns:w="http://schemas.openxmlformats.org/wordprocessingml/2006/main" xmlns:w14="http://schemas.microsoft.com/office/word/2010/wordml" xmlns:w15="http://schemas.microsoft.com/office/word/2012/wordml" xmlns:w16cex="http://schemas.microsoft.com/office/word/2018/wordml/cex" xmlns:w16cid="http://schemas.microsoft.com/office/word/2016/wordml/cid" xmlns:w16="http://schemas.microsoft.com/office/word/2018/wordml" xmlns:w16du="http://schemas.microsoft.com/office/word/2023/wordml/word16du" xmlns:w16sdtdh="http://schemas.microsoft.com/office/word/2020/wordml/sdtdatahash" xmlns:w16sdtfl="http://schemas.microsoft.com/office/word/2024/wordml/sdtformatlock" xmlns:w16se="http://schemas.microsoft.com/office/word/2015/wordml/symex" xmlns:wpg="http://schemas.microsoft.com/office/word/2010/wordprocessingGroup" xmlns:wpi="http://schemas.microsoft.com/office/word/2010/wordprocessingInk" xmlns:wne="http://schemas.microsoft.com/office/word/2006/wordml" xmlns:wps="http://schemas.microsoft.com/office/word/2010/wordprocessingShape" mc:Ignorable="w14 w15 w16se w16cid w16 w16cex w16sdtdh w16sdtfl w16du wp14">
   <w:body>
     <w:p>
       <w:pPr>
@@ -80,24 +80,14 @@
       <w:pPr>
         <w:pStyle w:val="abstract"/>
       </w:pPr>
-      <w:proofErr w:type="spellStart"/>
-      <w:r>
-        <w:rPr>
-          <w:b/>
-          <w:lang w:val="en-US"/>
-        </w:rPr>
-        <w:t>Resumo</w:t>
-      </w:r>
-      <w:proofErr w:type="spellEnd"/>
-      <w:r>
-        <w:rPr>
-          <w:b/>
-          <w:lang w:val="en-US"/>
-        </w:rPr>
-        <w:t>.</w:t>
-      </w:r>
-      <w:r>
-        <w:t xml:space="preserve"> O presente relatório documenta a terceira e última iteração do desenvolvimento de uma aplicação em C++, em interface de linha de comandos, destinada à gestão do catálogo de uma loja de música. O sistema organiza um acervo de artistas e álbuns e disponibiliza funcionalidades distintas para dois perfis: o Administrador, responsável pela manutenção do catálogo, e o Cliente, que pesquisa o acervo, gere um carrinho de compras e classifica álbuns. A solução assenta numa arquitetura em camadas (Apresentação, Controlo, Domínio e Persistência), reforçada por uma camada transversal de tratamento de exceções e pela validação de invariantes de domínio. A persistência dos dados é assegurada através de ficheiros CSV, garantindo a retenção do estado entre execuções. Descrevem-se ainda os requisitos, o modelo de domínio, o diagrama de classes e a interface implementada.</w:t>
+      <w:r>
+        <w:rPr>
+          <w:b/>
+        </w:rPr>
+        <w:t>Resumo.</w:t>
+      </w:r>
+      <w:r>
+        <w:t xml:space="preserve"> O presente relatório documenta a terceira e última iteração do desenvolvimento de uma aplicação em C++, em interface de linha de comandos, destinada à gestão do catálogo de uma loja de música. O sistema organiza um acervo de artistas e álbuns e disponibiliza funcionalidades distintas para dois perfis: o Administrador, responsável pela manutenção do catálogo, e o Cliente, que pesquisa o acervo, gere um carrinho de compras e classifica álbuns. A solução assenta numa arquitetura em camadas (Apresentação, Controlo, Domínio e Persistência), reforçada por uma camada transversal de tratamento de exceções e pela validação de invariantes de domínio. A persistência dos dados é assegurada através de ficheiros CSV, garantindo a retenção do estado entre execuções. Descrevem-se ainda os requisitos, o modelo de domínio, o diagrama de classes, a interface implementada e a estratégia de testes adotada.</w:t>
       </w:r>
     </w:p>
     <w:p>
@@ -105,24 +95,14 @@
         <w:pStyle w:val="abstract"/>
         <w:spacing w:before="120"/>
       </w:pPr>
-      <w:proofErr w:type="spellStart"/>
-      <w:r>
-        <w:rPr>
-          <w:b/>
-          <w:lang w:val="en-US"/>
-        </w:rPr>
-        <w:t>Palavras-chave</w:t>
-      </w:r>
-      <w:proofErr w:type="spellEnd"/>
-      <w:r>
-        <w:rPr>
-          <w:b/>
-          <w:lang w:val="en-US"/>
-        </w:rPr>
-        <w:t xml:space="preserve">: </w:t>
-      </w:r>
-      <w:r>
-        <w:t>Programação Orientada a Objetos · Arquitetura em Camadas · Encapsulamento · Tratamento de Exceções · Princípios GRASP · Persistência em Ficheiros</w:t>
+      <w:r>
+        <w:rPr>
+          <w:b/>
+        </w:rPr>
+        <w:t xml:space="preserve">Palavras-chave: </w:t>
+      </w:r>
+      <w:r>
+        <w:t>Programação Orientada a Objetos · Arquitetura em Camadas · Encapsulamento · Tratamento de Exceções · Princípios GRASP · Persistência em Ficheiros · Testes Automatizados</w:t>
       </w:r>
     </w:p>
     <w:p>
@@ -148,16 +128,16 @@
     </w:p>
     <w:p>
       <w:r>
-        <w:t xml:space="preserve">O principal desafio técnico desta iteração foi a integração coesa das quatro camadas lógicas da aplicação — Apresentação, Controlo, Domínio e Persistência — </w:t>
+        <w:t xml:space="preserve">O principal desafio técnico desta iteração foi a integração coesa das quatro camadas lógicas da aplicação — Apresentação, Controlo, Domínio e Persistência — sem </w:t>
       </w:r>
       <w:r>
         <w:lastRenderedPageBreak/>
-        <w:t>sem comprometer o baixo acoplamento entre módulos nem a integridade dos dados em memória. Para o superar, recorreu-se a um mecanismo centralizado de tratamento de exceções, que valida as regras de negócio e impede a terminação abrupta do programa; à remoção em cascata de entidades, que evita registos órfãos; e ao mapeamento do estado do catálogo para ficheiros CSV, que assegura a persistência dos dados entre execuções.</w:t>
-      </w:r>
-    </w:p>
-    <w:p>
-      <w:r>
-        <w:t>O presente documento encontra-se organizado da seguinte forma: a Secção 2 enuncia as características e regras de integridade do sistema; a Secção 3 formaliza os requisitos através de histórias de utilizador; as Secções 4 e 5 apresentam, respetivamente, o modelo de domínio e o diagrama de classes que os traduzem numa arquitetura concreta; a Secção 6 detalha os casos de uso; e a Secção 7 descreve a interface implementada para ambos os perfis.</w:t>
+        <w:t>comprometer o baixo acoplamento entre módulos nem a integridade dos dados em memória. Para o superar, recorreu-se a um mecanismo centralizado de tratamento de exceções, que valida as regras de negócio e impede a terminação abrupta do programa; à remoção em cascata de entidades, que evita registos órfãos; e ao mapeamento do estado do catálogo para ficheiros CSV, que assegura a persistência dos dados entre execuções.</w:t>
+      </w:r>
+    </w:p>
+    <w:p>
+      <w:r>
+        <w:t>O presente documento encontra-se organizado da seguinte forma: a Secção 2 enuncia as características e regras de integridade do sistema; a Secção 3 formaliza os requisitos através de histórias de utilizador; as Secções 4 e 5 apresentam, respetivamente, o modelo de domínio e o diagrama de classes que os traduzem numa arquitetura concreta; a Secção 6 detalha os casos de uso; a Secção 7 descreve a interface implementada para ambos os perfis; e a Secção 8 expõe a estratégia de testes unitários e de integração adotada.</w:t>
       </w:r>
     </w:p>
     <w:p>
@@ -183,7 +163,7 @@
       <w:pPr>
         <w:numPr>
           <w:ilvl w:val="0"/>
-          <w:numId w:val="7"/>
+          <w:numId w:val="8"/>
         </w:numPr>
       </w:pPr>
       <w:r>
@@ -239,7 +219,7 @@
       <w:pPr>
         <w:numPr>
           <w:ilvl w:val="0"/>
-          <w:numId w:val="7"/>
+          <w:numId w:val="8"/>
         </w:numPr>
       </w:pPr>
       <w:r>
@@ -265,7 +245,7 @@
       <w:pPr>
         <w:numPr>
           <w:ilvl w:val="1"/>
-          <w:numId w:val="7"/>
+          <w:numId w:val="8"/>
         </w:numPr>
       </w:pPr>
       <w:r>
@@ -286,7 +266,7 @@
       <w:pPr>
         <w:numPr>
           <w:ilvl w:val="1"/>
-          <w:numId w:val="7"/>
+          <w:numId w:val="8"/>
         </w:numPr>
       </w:pPr>
       <w:r>
@@ -307,7 +287,7 @@
       <w:pPr>
         <w:numPr>
           <w:ilvl w:val="0"/>
-          <w:numId w:val="7"/>
+          <w:numId w:val="8"/>
         </w:numPr>
       </w:pPr>
       <w:r>
@@ -326,7 +306,7 @@
         <w:t xml:space="preserve">Perfis de Utilização: </w:t>
       </w:r>
       <w:r>
-        <w:t>O sistema expõe funcionalidades distintas consoante o ator que interage com linhas de comando</w:t>
+        <w:t>O sistema expõe funcionalidades distintas consoante o ator que interage através da linha de comandos</w:t>
       </w:r>
       <w:r>
         <w:tab/>
@@ -337,7 +317,7 @@
       <w:pPr>
         <w:numPr>
           <w:ilvl w:val="1"/>
-          <w:numId w:val="7"/>
+          <w:numId w:val="8"/>
         </w:numPr>
       </w:pPr>
       <w:r>
@@ -358,7 +338,7 @@
       <w:pPr>
         <w:numPr>
           <w:ilvl w:val="1"/>
-          <w:numId w:val="7"/>
+          <w:numId w:val="8"/>
         </w:numPr>
       </w:pPr>
       <w:r>
@@ -379,7 +359,7 @@
       <w:pPr>
         <w:numPr>
           <w:ilvl w:val="0"/>
-          <w:numId w:val="7"/>
+          <w:numId w:val="8"/>
         </w:numPr>
       </w:pPr>
       <w:r>
@@ -405,7 +385,7 @@
       <w:pPr>
         <w:numPr>
           <w:ilvl w:val="1"/>
-          <w:numId w:val="7"/>
+          <w:numId w:val="8"/>
         </w:numPr>
       </w:pPr>
       <w:r>
@@ -416,7 +396,7 @@
       <w:pPr>
         <w:numPr>
           <w:ilvl w:val="1"/>
-          <w:numId w:val="7"/>
+          <w:numId w:val="8"/>
         </w:numPr>
       </w:pPr>
       <w:r>
@@ -427,7 +407,7 @@
       <w:pPr>
         <w:numPr>
           <w:ilvl w:val="1"/>
-          <w:numId w:val="7"/>
+          <w:numId w:val="8"/>
         </w:numPr>
       </w:pPr>
       <w:r>
@@ -456,7 +436,7 @@
       <w:pPr>
         <w:numPr>
           <w:ilvl w:val="0"/>
-          <w:numId w:val="7"/>
+          <w:numId w:val="8"/>
         </w:numPr>
       </w:pPr>
       <w:r>
@@ -482,7 +462,7 @@
       <w:pPr>
         <w:numPr>
           <w:ilvl w:val="0"/>
-          <w:numId w:val="7"/>
+          <w:numId w:val="8"/>
         </w:numPr>
       </w:pPr>
       <w:r>
@@ -566,7 +546,7 @@
       <w:pPr>
         <w:numPr>
           <w:ilvl w:val="0"/>
-          <w:numId w:val="9"/>
+          <w:numId w:val="10"/>
         </w:numPr>
       </w:pPr>
       <w:r>
@@ -584,7 +564,7 @@
       <w:pPr>
         <w:numPr>
           <w:ilvl w:val="0"/>
-          <w:numId w:val="9"/>
+          <w:numId w:val="10"/>
         </w:numPr>
       </w:pPr>
       <w:r>
@@ -602,7 +582,7 @@
       <w:pPr>
         <w:numPr>
           <w:ilvl w:val="0"/>
-          <w:numId w:val="9"/>
+          <w:numId w:val="10"/>
         </w:numPr>
       </w:pPr>
       <w:r>
@@ -630,7 +610,7 @@
       <w:pPr>
         <w:numPr>
           <w:ilvl w:val="0"/>
-          <w:numId w:val="9"/>
+          <w:numId w:val="10"/>
         </w:numPr>
       </w:pPr>
       <w:r>
@@ -664,7 +644,7 @@
       <w:pPr>
         <w:numPr>
           <w:ilvl w:val="0"/>
-          <w:numId w:val="9"/>
+          <w:numId w:val="10"/>
         </w:numPr>
       </w:pPr>
       <w:r>
@@ -683,7 +663,7 @@
       <w:pPr>
         <w:numPr>
           <w:ilvl w:val="0"/>
-          <w:numId w:val="9"/>
+          <w:numId w:val="10"/>
         </w:numPr>
       </w:pPr>
       <w:r>
@@ -701,7 +681,7 @@
       <w:pPr>
         <w:numPr>
           <w:ilvl w:val="0"/>
-          <w:numId w:val="9"/>
+          <w:numId w:val="10"/>
         </w:numPr>
       </w:pPr>
       <w:r>
@@ -719,7 +699,7 @@
       <w:pPr>
         <w:numPr>
           <w:ilvl w:val="0"/>
-          <w:numId w:val="9"/>
+          <w:numId w:val="10"/>
         </w:numPr>
       </w:pPr>
       <w:r>
@@ -737,7 +717,7 @@
       <w:pPr>
         <w:numPr>
           <w:ilvl w:val="0"/>
-          <w:numId w:val="9"/>
+          <w:numId w:val="10"/>
         </w:numPr>
       </w:pPr>
       <w:r>
@@ -786,12 +766,27 @@
         <w:fldChar w:fldCharType="separate"/>
       </w:r>
       <w:r>
-        <w:t>Figura 1- Modelo de Domínio Conceptual do Sistema.</w:t>
+        <w:fldChar w:fldCharType="begin"/>
+      </w:r>
+      <w:r>
+        <w:instrText xml:space="preserve"> REF _Ref232368307 \h </w:instrText>
+      </w:r>
+      <w:r>
+        <w:fldChar w:fldCharType="separate"/>
+      </w:r>
+      <w:r>
+        <w:t>Figura 1</w:t>
       </w:r>
       <w:r>
         <w:fldChar w:fldCharType="end"/>
       </w:r>
       <w:r>
+        <w:t>.</w:t>
+      </w:r>
+      <w:r>
+        <w:fldChar w:fldCharType="end"/>
+      </w:r>
+      <w:r>
         <w:rPr>
           <w:b/>
           <w:bCs/>
@@ -810,25 +805,24 @@
         <w:rPr>
           <w:noProof/>
         </w:rPr>
-        <w:lastRenderedPageBreak/>
         <w:drawing>
-          <wp:anchor distT="0" distB="0" distL="114935" distR="114935" simplePos="0" relativeHeight="3" behindDoc="1" locked="0" layoutInCell="0" allowOverlap="1" wp14:anchorId="7113065D" wp14:editId="01E8032B">
+          <wp:anchor distT="0" distB="0" distL="114300" distR="114300" simplePos="0" relativeHeight="251658240" behindDoc="1" locked="0" layoutInCell="1" allowOverlap="1" wp14:anchorId="467A0799" wp14:editId="660161EE">
             <wp:simplePos x="0" y="0"/>
-            <wp:positionH relativeFrom="column">
-              <wp:posOffset>746760</wp:posOffset>
+            <wp:positionH relativeFrom="margin">
+              <wp:align>center</wp:align>
             </wp:positionH>
             <wp:positionV relativeFrom="paragraph">
-              <wp:posOffset>455295</wp:posOffset>
+              <wp:posOffset>155954</wp:posOffset>
             </wp:positionV>
             <wp:extent cx="2684780" cy="2320290"/>
-            <wp:effectExtent l="0" t="0" r="0" b="0"/>
+            <wp:effectExtent l="0" t="0" r="1270" b="3810"/>
             <wp:wrapTight wrapText="bothSides">
               <wp:wrapPolygon edited="0">
-                <wp:start x="-38" y="0"/>
-                <wp:lineTo x="-38" y="21471"/>
-                <wp:lineTo x="21600" y="21471"/>
-                <wp:lineTo x="21600" y="0"/>
-                <wp:lineTo x="-38" y="0"/>
+                <wp:start x="0" y="0"/>
+                <wp:lineTo x="0" y="21458"/>
+                <wp:lineTo x="21457" y="21458"/>
+                <wp:lineTo x="21457" y="0"/>
+                <wp:lineTo x="0" y="0"/>
               </wp:wrapPolygon>
             </wp:wrapTight>
             <wp:docPr id="1" name="Image1"/>
@@ -845,7 +839,13 @@
                     </pic:cNvPicPr>
                   </pic:nvPicPr>
                   <pic:blipFill>
-                    <a:blip r:embed="rId5"/>
+                    <a:blip r:embed="rId6">
+                      <a:extLst>
+                        <a:ext uri="{28A0092B-C50C-407E-A947-70E740481C1C}">
+                          <a14:useLocalDpi xmlns:a14="http://schemas.microsoft.com/office/drawing/2010/main" val="0"/>
+                        </a:ext>
+                      </a:extLst>
+                    </a:blip>
                     <a:srcRect l="-7" t="-8" r="-7" b="-8"/>
                     <a:stretch>
                       <a:fillRect/>
@@ -863,9 +863,35 @@
                 </pic:pic>
               </a:graphicData>
             </a:graphic>
+            <wp14:sizeRelH relativeFrom="page">
+              <wp14:pctWidth>0</wp14:pctWidth>
+            </wp14:sizeRelH>
+            <wp14:sizeRelV relativeFrom="page">
+              <wp14:pctHeight>0</wp14:pctHeight>
+            </wp14:sizeRelV>
           </wp:anchor>
         </w:drawing>
       </w:r>
+    </w:p>
+    <w:p>
+      <w:pPr>
+        <w:pStyle w:val="heading2"/>
+      </w:pPr>
+    </w:p>
+    <w:p>
+      <w:pPr>
+        <w:pStyle w:val="heading2"/>
+      </w:pPr>
+    </w:p>
+    <w:p>
+      <w:pPr>
+        <w:pStyle w:val="heading2"/>
+      </w:pPr>
+    </w:p>
+    <w:p>
+      <w:pPr>
+        <w:pStyle w:val="p1a"/>
+      </w:pPr>
       <w:r>
         <w:rPr>
           <w:noProof/>
@@ -873,22 +899,22 @@
         <mc:AlternateContent>
           <mc:Choice Requires="wps">
             <w:drawing>
-              <wp:anchor distT="0" distB="0" distL="114935" distR="114935" simplePos="0" relativeHeight="5" behindDoc="0" locked="0" layoutInCell="0" allowOverlap="1" wp14:anchorId="3CCE32F5" wp14:editId="4D85AC89">
+              <wp:anchor distT="0" distB="0" distL="114935" distR="114935" simplePos="0" relativeHeight="9" behindDoc="0" locked="0" layoutInCell="0" allowOverlap="1" wp14:anchorId="6C8F8BAE" wp14:editId="621258BB">
                 <wp:simplePos x="0" y="0"/>
-                <wp:positionH relativeFrom="column">
-                  <wp:posOffset>852170</wp:posOffset>
+                <wp:positionH relativeFrom="margin">
+                  <wp:align>center</wp:align>
                 </wp:positionH>
                 <wp:positionV relativeFrom="paragraph">
-                  <wp:posOffset>2464435</wp:posOffset>
+                  <wp:posOffset>697429</wp:posOffset>
                 </wp:positionV>
-                <wp:extent cx="2684780" cy="1141095"/>
-                <wp:effectExtent l="0" t="0" r="0" b="0"/>
+                <wp:extent cx="2688590" cy="262890"/>
+                <wp:effectExtent l="0" t="0" r="0" b="635"/>
                 <wp:wrapTight wrapText="bothSides">
                   <wp:wrapPolygon edited="0">
                     <wp:start x="0" y="0"/>
-                    <wp:lineTo x="21600" y="0"/>
-                    <wp:lineTo x="21600" y="21600"/>
-                    <wp:lineTo x="0" y="21600"/>
+                    <wp:lineTo x="0" y="20205"/>
+                    <wp:lineTo x="21427" y="20205"/>
+                    <wp:lineTo x="21427" y="0"/>
                     <wp:lineTo x="0" y="0"/>
                   </wp:wrapPolygon>
                 </wp:wrapTight>
@@ -901,7 +927,7 @@
                       <wps:spPr>
                         <a:xfrm>
                           <a:off x="0" y="0"/>
-                          <a:ext cx="2684780" cy="1141095"/>
+                          <a:ext cx="2688590" cy="262890"/>
                         </a:xfrm>
                         <a:prstGeom prst="rect">
                           <a:avLst/>
@@ -916,189 +942,174 @@
                             <w:pPr>
                               <w:pStyle w:val="Legenda"/>
                               <w:rPr>
-                                <w:lang w:val="en-US" w:eastAsia="en-US"/>
+                                <w:b w:val="0"/>
+                                <w:bCs/>
+                                <w:sz w:val="18"/>
+                                <w:szCs w:val="18"/>
                               </w:rPr>
                             </w:pPr>
                             <w:bookmarkStart w:id="0" w:name="_Ref231409152"/>
+                            <w:bookmarkStart w:id="1" w:name="_Ref232368307"/>
                             <w:r>
+                              <w:rPr>
+                                <w:sz w:val="18"/>
+                                <w:szCs w:val="18"/>
+                              </w:rPr>
                               <w:t xml:space="preserve">Figura </w:t>
                             </w:r>
                             <w:r>
+                              <w:rPr>
+                                <w:sz w:val="18"/>
+                                <w:szCs w:val="18"/>
+                              </w:rPr>
                               <w:fldChar w:fldCharType="begin"/>
                             </w:r>
                             <w:r>
+                              <w:rPr>
+                                <w:sz w:val="18"/>
+                                <w:szCs w:val="18"/>
+                              </w:rPr>
                               <w:instrText xml:space="preserve"> SEQ Figura \* ARABIC </w:instrText>
                             </w:r>
                             <w:r>
+                              <w:rPr>
+                                <w:sz w:val="18"/>
+                                <w:szCs w:val="18"/>
+                              </w:rPr>
                               <w:fldChar w:fldCharType="separate"/>
                             </w:r>
                             <w:r>
+                              <w:rPr>
+                                <w:sz w:val="18"/>
+                                <w:szCs w:val="18"/>
+                              </w:rPr>
                               <w:t>1</w:t>
                             </w:r>
                             <w:r>
+                              <w:rPr>
+                                <w:sz w:val="18"/>
+                                <w:szCs w:val="18"/>
+                              </w:rPr>
                               <w:fldChar w:fldCharType="end"/>
                             </w:r>
+                            <w:bookmarkEnd w:id="1"/>
                             <w:r>
-                              <w:t>- Modelo de Domínio Conceptual do Sistema.</w:t>
-                            </w:r>
-                          </w:p>
-                          <w:p>
-                            <w:pPr>
                               <w:rPr>
-                                <w:lang w:val="en-US" w:eastAsia="en-US"/>
+                                <w:sz w:val="18"/>
+                                <w:szCs w:val="18"/>
                               </w:rPr>
-                            </w:pPr>
-                          </w:p>
-                          <w:p>
-                            <w:pPr>
-                              <w:pStyle w:val="Legenda"/>
-                            </w:pPr>
-                            <w:r>
-                              <w:t xml:space="preserve">Figura </w:t>
+                              <w:t xml:space="preserve">. </w:t>
                             </w:r>
                             <w:r>
-                              <w:fldChar w:fldCharType="begin"/>
-                            </w:r>
-                            <w:r>
-                              <w:instrText xml:space="preserve"> SEQ Figura \* ARABIC </w:instrText>
-                            </w:r>
-                            <w:r>
-                              <w:fldChar w:fldCharType="separate"/>
-                            </w:r>
-                            <w:r>
-                              <w:t>2</w:t>
-                            </w:r>
-                            <w:r>
-                              <w:fldChar w:fldCharType="end"/>
-                            </w:r>
-                            <w:r>
-                              <w:t xml:space="preserve">Figura </w:t>
-                            </w:r>
-                            <w:r>
-                              <w:fldChar w:fldCharType="begin"/>
-                            </w:r>
-                            <w:r>
-                              <w:instrText xml:space="preserve"> SEQ Figura \* ARABIC </w:instrText>
-                            </w:r>
-                            <w:r>
-                              <w:fldChar w:fldCharType="separate"/>
-                            </w:r>
-                            <w:r>
-                              <w:t>3</w:t>
-                            </w:r>
-                            <w:r>
-                              <w:fldChar w:fldCharType="end"/>
+                              <w:rPr>
+                                <w:b w:val="0"/>
+                                <w:bCs/>
+                                <w:sz w:val="18"/>
+                                <w:szCs w:val="18"/>
+                              </w:rPr>
+                              <w:t>Modelo de Domínio Conceptual do Sistema.</w:t>
                             </w:r>
                             <w:bookmarkEnd w:id="0"/>
-                            <w:r>
-                              <w:t>- Modelo de Domínio Conceptual do Sistema.</w:t>
-                            </w:r>
                           </w:p>
                         </w:txbxContent>
                       </wps:txbx>
-                      <wps:bodyPr lIns="635" tIns="635" rIns="635" bIns="635" anchor="t">
+                      <wps:bodyPr wrap="square" lIns="635" tIns="635" rIns="635" bIns="635" anchor="t">
                         <a:spAutoFit/>
                       </wps:bodyPr>
                     </wps:wsp>
                   </a:graphicData>
                 </a:graphic>
+                <wp14:sizeRelH relativeFrom="margin">
+                  <wp14:pctWidth>0</wp14:pctWidth>
+                </wp14:sizeRelH>
               </wp:anchor>
             </w:drawing>
           </mc:Choice>
           <mc:Fallback>
             <w:pict>
-              <v:shapetype w14:anchorId="3CCE32F5" id="_x0000_t202" coordsize="21600,21600" o:spt="202" path="m,l,21600r21600,l21600,xe">
+              <v:shapetype w14:anchorId="6C8F8BAE" id="_x0000_t202" coordsize="21600,21600" o:spt="202" path="m,l,21600r21600,l21600,xe">
                 <v:stroke joinstyle="miter"/>
                 <v:path gradientshapeok="t" o:connecttype="rect"/>
               </v:shapetype>
-              <v:shape id="Frame1" o:spid="_x0000_s1026" type="#_x0000_t202" style="position:absolute;left:0;text-align:left;margin-left:67.1pt;margin-top:194.05pt;width:211.4pt;height:89.85pt;z-index:5;visibility:visible;mso-wrap-style:square;mso-wrap-distance-left:9.05pt;mso-wrap-distance-top:0;mso-wrap-distance-right:9.05pt;mso-wrap-distance-bottom:0;mso-position-horizontal:absolute;mso-position-horizontal-relative:text;mso-position-vertical:absolute;mso-position-vertical-relative:text;v-text-anchor:top" o:gfxdata="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" o:allowincell="f" stroked="f">
+              <v:shape id="Frame1" o:spid="_x0000_s1026" type="#_x0000_t202" style="position:absolute;left:0;text-align:left;margin-left:0;margin-top:54.9pt;width:211.7pt;height:20.7pt;z-index:9;visibility:visible;mso-wrap-style:square;mso-width-percent:0;mso-wrap-distance-left:9.05pt;mso-wrap-distance-top:0;mso-wrap-distance-right:9.05pt;mso-wrap-distance-bottom:0;mso-position-horizontal:center;mso-position-horizontal-relative:margin;mso-position-vertical:absolute;mso-position-vertical-relative:text;mso-width-percent:0;mso-width-relative:margin;v-text-anchor:top" o:gfxdata="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" o:allowincell="f" stroked="f">
                 <v:textbox style="mso-fit-shape-to-text:t" inset=".05pt,.05pt,.05pt,.05pt">
                   <w:txbxContent>
                     <w:p>
                       <w:pPr>
                         <w:pStyle w:val="Legenda"/>
                         <w:rPr>
-                          <w:lang w:val="en-US" w:eastAsia="en-US"/>
+                          <w:b w:val="0"/>
+                          <w:bCs/>
+                          <w:sz w:val="18"/>
+                          <w:szCs w:val="18"/>
                         </w:rPr>
                       </w:pPr>
-                      <w:bookmarkStart w:id="1" w:name="_Ref231409152"/>
+                      <w:bookmarkStart w:id="2" w:name="_Ref231409152"/>
+                      <w:bookmarkStart w:id="3" w:name="_Ref232368307"/>
                       <w:r>
+                        <w:rPr>
+                          <w:sz w:val="18"/>
+                          <w:szCs w:val="18"/>
+                        </w:rPr>
                         <w:t xml:space="preserve">Figura </w:t>
                       </w:r>
                       <w:r>
+                        <w:rPr>
+                          <w:sz w:val="18"/>
+                          <w:szCs w:val="18"/>
+                        </w:rPr>
                         <w:fldChar w:fldCharType="begin"/>
                       </w:r>
                       <w:r>
+                        <w:rPr>
+                          <w:sz w:val="18"/>
+                          <w:szCs w:val="18"/>
+                        </w:rPr>
                         <w:instrText xml:space="preserve"> SEQ Figura \* ARABIC </w:instrText>
                       </w:r>
                       <w:r>
+                        <w:rPr>
+                          <w:sz w:val="18"/>
+                          <w:szCs w:val="18"/>
+                        </w:rPr>
                         <w:fldChar w:fldCharType="separate"/>
                       </w:r>
                       <w:r>
+                        <w:rPr>
+                          <w:sz w:val="18"/>
+                          <w:szCs w:val="18"/>
+                        </w:rPr>
                         <w:t>1</w:t>
                       </w:r>
                       <w:r>
+                        <w:rPr>
+                          <w:sz w:val="18"/>
+                          <w:szCs w:val="18"/>
+                        </w:rPr>
                         <w:fldChar w:fldCharType="end"/>
                       </w:r>
+                      <w:bookmarkEnd w:id="3"/>
                       <w:r>
-                        <w:t>- Modelo de Domínio Conceptual do Sistema.</w:t>
-                      </w:r>
-                    </w:p>
-                    <w:p>
-                      <w:pPr>
                         <w:rPr>
-                          <w:lang w:val="en-US" w:eastAsia="en-US"/>
+                          <w:sz w:val="18"/>
+                          <w:szCs w:val="18"/>
                         </w:rPr>
-                      </w:pPr>
-                    </w:p>
-                    <w:p>
-                      <w:pPr>
-                        <w:pStyle w:val="Legenda"/>
-                      </w:pPr>
-                      <w:r>
-                        <w:t xml:space="preserve">Figura </w:t>
+                        <w:t xml:space="preserve">. </w:t>
                       </w:r>
                       <w:r>
-                        <w:fldChar w:fldCharType="begin"/>
+                        <w:rPr>
+                          <w:b w:val="0"/>
+                          <w:bCs/>
+                          <w:sz w:val="18"/>
+                          <w:szCs w:val="18"/>
+                        </w:rPr>
+                        <w:t>Modelo de Domínio Conceptual do Sistema.</w:t>
                       </w:r>
-                      <w:r>
-                        <w:instrText xml:space="preserve"> SEQ Figura \* ARABIC </w:instrText>
-                      </w:r>
-                      <w:r>
-                        <w:fldChar w:fldCharType="separate"/>
-                      </w:r>
-                      <w:r>
-                        <w:t>2</w:t>
-                      </w:r>
-                      <w:r>
-                        <w:fldChar w:fldCharType="end"/>
-                      </w:r>
-                      <w:r>
-                        <w:t xml:space="preserve">Figura </w:t>
-                      </w:r>
-                      <w:r>
-                        <w:fldChar w:fldCharType="begin"/>
-                      </w:r>
-                      <w:r>
-                        <w:instrText xml:space="preserve"> SEQ Figura \* ARABIC </w:instrText>
-                      </w:r>
-                      <w:r>
-                        <w:fldChar w:fldCharType="separate"/>
-                      </w:r>
-                      <w:r>
-                        <w:t>3</w:t>
-                      </w:r>
-                      <w:r>
-                        <w:fldChar w:fldCharType="end"/>
-                      </w:r>
-                      <w:bookmarkEnd w:id="1"/>
-                      <w:r>
-                        <w:t>- Modelo de Domínio Conceptual do Sistema.</w:t>
-                      </w:r>
+                      <w:bookmarkEnd w:id="2"/>
                     </w:p>
                   </w:txbxContent>
                 </v:textbox>
-                <w10:wrap type="tight"/>
+                <w10:wrap type="tight" anchorx="margin"/>
               </v:shape>
             </w:pict>
           </mc:Fallback>
@@ -1109,17 +1120,8 @@
       <w:pPr>
         <w:pStyle w:val="heading2"/>
       </w:pPr>
-    </w:p>
-    <w:p>
-      <w:pPr>
-        <w:pStyle w:val="heading2"/>
-      </w:pPr>
-    </w:p>
-    <w:p>
-      <w:pPr>
-        <w:pStyle w:val="heading2"/>
-      </w:pPr>
-      <w:r>
+      <w:r>
+        <w:lastRenderedPageBreak/>
         <w:t>4.1   Descrição das Entidades e Atributos</w:t>
       </w:r>
     </w:p>
@@ -1128,7 +1130,7 @@
         <w:pStyle w:val="p1a"/>
         <w:numPr>
           <w:ilvl w:val="0"/>
-          <w:numId w:val="10"/>
+          <w:numId w:val="11"/>
         </w:numPr>
       </w:pPr>
       <w:r>
@@ -1146,7 +1148,7 @@
       <w:pPr>
         <w:numPr>
           <w:ilvl w:val="0"/>
-          <w:numId w:val="10"/>
+          <w:numId w:val="11"/>
         </w:numPr>
       </w:pPr>
       <w:r>
@@ -1157,14 +1159,14 @@
         <w:t xml:space="preserve">Artista: </w:t>
       </w:r>
       <w:r>
-        <w:t>Representa o autor ou intérprete musical. É caracterizado pelos seguintes atributos conceituais:</w:t>
+        <w:t>Representa o autor ou intérprete musical. É caracterizado pelos seguintes atributos concetuais:</w:t>
       </w:r>
     </w:p>
     <w:p>
       <w:pPr>
         <w:numPr>
           <w:ilvl w:val="1"/>
-          <w:numId w:val="10"/>
+          <w:numId w:val="11"/>
         </w:numPr>
       </w:pPr>
       <w:r>
@@ -1182,7 +1184,7 @@
       <w:pPr>
         <w:numPr>
           <w:ilvl w:val="1"/>
-          <w:numId w:val="10"/>
+          <w:numId w:val="11"/>
         </w:numPr>
       </w:pPr>
       <w:r>
@@ -1200,7 +1202,7 @@
       <w:pPr>
         <w:numPr>
           <w:ilvl w:val="1"/>
-          <w:numId w:val="10"/>
+          <w:numId w:val="11"/>
         </w:numPr>
       </w:pPr>
       <w:r>
@@ -1218,7 +1220,7 @@
       <w:pPr>
         <w:numPr>
           <w:ilvl w:val="1"/>
-          <w:numId w:val="10"/>
+          <w:numId w:val="11"/>
         </w:numPr>
       </w:pPr>
       <w:r>
@@ -1236,7 +1238,7 @@
       <w:pPr>
         <w:numPr>
           <w:ilvl w:val="0"/>
-          <w:numId w:val="10"/>
+          <w:numId w:val="11"/>
         </w:numPr>
       </w:pPr>
       <w:r>
@@ -1254,7 +1256,7 @@
       <w:pPr>
         <w:numPr>
           <w:ilvl w:val="1"/>
-          <w:numId w:val="10"/>
+          <w:numId w:val="11"/>
         </w:numPr>
       </w:pPr>
       <w:r>
@@ -1272,7 +1274,7 @@
       <w:pPr>
         <w:numPr>
           <w:ilvl w:val="1"/>
-          <w:numId w:val="10"/>
+          <w:numId w:val="11"/>
         </w:numPr>
       </w:pPr>
       <w:r>
@@ -1290,7 +1292,7 @@
       <w:pPr>
         <w:numPr>
           <w:ilvl w:val="1"/>
-          <w:numId w:val="10"/>
+          <w:numId w:val="11"/>
         </w:numPr>
       </w:pPr>
       <w:r>
@@ -1308,7 +1310,7 @@
       <w:pPr>
         <w:numPr>
           <w:ilvl w:val="1"/>
-          <w:numId w:val="10"/>
+          <w:numId w:val="11"/>
         </w:numPr>
       </w:pPr>
       <w:r>
@@ -1327,7 +1329,6 @@
         <w:pStyle w:val="heading2"/>
       </w:pPr>
       <w:r>
-        <w:lastRenderedPageBreak/>
         <w:t>4.2   Relações e Multiplicidades</w:t>
       </w:r>
     </w:p>
@@ -1343,7 +1344,7 @@
       <w:pPr>
         <w:numPr>
           <w:ilvl w:val="0"/>
-          <w:numId w:val="4"/>
+          <w:numId w:val="5"/>
         </w:numPr>
       </w:pPr>
       <w:r>
@@ -1396,7 +1397,7 @@
       <w:pPr>
         <w:numPr>
           <w:ilvl w:val="0"/>
-          <w:numId w:val="4"/>
+          <w:numId w:val="5"/>
         </w:numPr>
       </w:pPr>
       <w:r>
@@ -1434,7 +1435,7 @@
       <w:pPr>
         <w:numPr>
           <w:ilvl w:val="0"/>
-          <w:numId w:val="13"/>
+          <w:numId w:val="16"/>
         </w:numPr>
       </w:pPr>
       <w:r>
@@ -1473,7 +1474,7 @@
       <w:pPr>
         <w:numPr>
           <w:ilvl w:val="0"/>
-          <w:numId w:val="13"/>
+          <w:numId w:val="16"/>
         </w:numPr>
       </w:pPr>
       <w:r>
@@ -1525,7 +1526,7 @@
       <w:pPr>
         <w:numPr>
           <w:ilvl w:val="0"/>
-          <w:numId w:val="8"/>
+          <w:numId w:val="9"/>
         </w:numPr>
       </w:pPr>
       <w:r>
@@ -1533,6 +1534,7 @@
           <w:b/>
           <w:bCs/>
         </w:rPr>
+        <w:lastRenderedPageBreak/>
         <w:t xml:space="preserve">Diagrama de Classes do Domínio (Secção 5.1): </w:t>
       </w:r>
       <w:r>
@@ -1543,7 +1545,7 @@
       <w:pPr>
         <w:numPr>
           <w:ilvl w:val="0"/>
-          <w:numId w:val="8"/>
+          <w:numId w:val="9"/>
         </w:numPr>
       </w:pPr>
       <w:r>
@@ -1614,10 +1616,7 @@
       </w:r>
       <w:proofErr w:type="spellEnd"/>
       <w:r>
-        <w:t xml:space="preserve">). Esta abordagem evidencia o respeito pelos princípios GRASP de baixo acoplamento e alta coesão, demonstrando como o sistema captura e mitiga falhas em tempo de execução através de exceções customizadas. </w:t>
-      </w:r>
-      <w:r>
-        <w:tab/>
+        <w:t>). Esta abordagem evidencia o respeito pelos princípios GRASP de baixo acoplamento e alta coesão, demonstrando como o sistema captura e mitiga falhas em tempo de execução através de exceções customizadas.</w:t>
       </w:r>
     </w:p>
     <w:p>
@@ -1625,7 +1624,13 @@
         <w:pStyle w:val="heading2"/>
       </w:pPr>
       <w:r>
-        <w:t>5.1 Diagrama de Classes do Domínio:</w:t>
+        <w:t xml:space="preserve">5.1 </w:t>
+      </w:r>
+      <w:r>
+        <w:t xml:space="preserve">  </w:t>
+      </w:r>
+      <w:r>
+        <w:t>Diagrama de Classes do Domínio:</w:t>
       </w:r>
     </w:p>
     <w:p>
@@ -1639,23 +1644,19 @@
         <w:fldChar w:fldCharType="begin"/>
       </w:r>
       <w:r>
-        <w:instrText xml:space="preserve"> REF _Ref231488165 \h </w:instrText>
+        <w:instrText xml:space="preserve"> REF _Ref232328887 \h </w:instrText>
       </w:r>
       <w:r>
         <w:fldChar w:fldCharType="separate"/>
       </w:r>
       <w:r>
-        <w:t>Figura 4 - Diagrama de Classes de Domínio da Aplicação.</w:t>
+        <w:t>Figura 2</w:t>
       </w:r>
       <w:r>
         <w:fldChar w:fldCharType="end"/>
       </w:r>
       <w:r>
-        <w:t xml:space="preserve">, detalha a especificação técnica e o encapsulamento das entidades centrais que operam em memória RAM: Artista, Álbum e Carrinho. Diferenciando-se do cariz puramente abstrato do Modelo de Domínio (Secção 4), esta </w:t>
-      </w:r>
-      <w:r>
-        <w:lastRenderedPageBreak/>
-        <w:t>perspetiva técnica introduz formalmente a tipificação de dados nativa do C++ e os modificadores de acesso que protegem a integridade das propriedades de cada objeto.</w:t>
+        <w:t>, detalha a especificação técnica e o encapsulamento das entidades centrais que operam em memória RAM: Artista, Álbum e Carrinho. Diferenciando-se do cariz puramente abstrato do Modelo de Domínio (Secção 4), esta perspetiva técnica introduz formalmente a tipificação de dados nativa do C++ e os modificadores de acesso que protegem a integridade das propriedades de cada objeto.</w:t>
       </w:r>
     </w:p>
     <w:p>
@@ -1667,7 +1668,7 @@
       <w:pPr>
         <w:numPr>
           <w:ilvl w:val="0"/>
-          <w:numId w:val="12"/>
+          <w:numId w:val="14"/>
         </w:numPr>
         <w:rPr>
           <w:b/>
@@ -1696,7 +1697,7 @@
       <w:pPr>
         <w:numPr>
           <w:ilvl w:val="0"/>
-          <w:numId w:val="12"/>
+          <w:numId w:val="14"/>
         </w:numPr>
       </w:pPr>
       <w:r>
@@ -1714,7 +1715,7 @@
       <w:pPr>
         <w:ind w:firstLine="0"/>
         <w:rPr>
-          <w:lang w:val="en-US" w:eastAsia="en-US"/>
+          <w:lang w:eastAsia="en-US"/>
         </w:rPr>
       </w:pPr>
       <w:r>
@@ -1722,24 +1723,25 @@
           <w:noProof/>
           <w:lang w:val="en-US" w:eastAsia="en-US"/>
         </w:rPr>
+        <w:lastRenderedPageBreak/>
         <w:drawing>
-          <wp:anchor distT="0" distB="0" distL="114935" distR="114935" simplePos="0" relativeHeight="4" behindDoc="1" locked="0" layoutInCell="0" allowOverlap="1" wp14:anchorId="1C38D1D9" wp14:editId="4AD72FA6">
+          <wp:anchor distT="0" distB="0" distL="114935" distR="114935" simplePos="0" relativeHeight="4" behindDoc="1" locked="0" layoutInCell="0" allowOverlap="1" wp14:anchorId="2E575692" wp14:editId="25EC513D">
             <wp:simplePos x="0" y="0"/>
-            <wp:positionH relativeFrom="column">
-              <wp:posOffset>612775</wp:posOffset>
+            <wp:positionH relativeFrom="margin">
+              <wp:align>center</wp:align>
             </wp:positionH>
             <wp:positionV relativeFrom="paragraph">
-              <wp:posOffset>281940</wp:posOffset>
+              <wp:posOffset>0</wp:posOffset>
             </wp:positionV>
-            <wp:extent cx="3155950" cy="3467100"/>
-            <wp:effectExtent l="0" t="0" r="0" b="0"/>
+            <wp:extent cx="2579370" cy="2833370"/>
+            <wp:effectExtent l="0" t="0" r="0" b="5080"/>
             <wp:wrapTight wrapText="bothSides">
               <wp:wrapPolygon edited="0">
-                <wp:start x="-32" y="0"/>
-                <wp:lineTo x="-32" y="21538"/>
-                <wp:lineTo x="21600" y="21538"/>
-                <wp:lineTo x="21600" y="0"/>
-                <wp:lineTo x="-32" y="0"/>
+                <wp:start x="0" y="0"/>
+                <wp:lineTo x="0" y="21494"/>
+                <wp:lineTo x="21377" y="21494"/>
+                <wp:lineTo x="21377" y="0"/>
+                <wp:lineTo x="0" y="0"/>
               </wp:wrapPolygon>
             </wp:wrapTight>
             <wp:docPr id="3" name="Image2"/>
@@ -1756,7 +1758,7 @@
                     </pic:cNvPicPr>
                   </pic:nvPicPr>
                   <pic:blipFill>
-                    <a:blip r:embed="rId6"/>
+                    <a:blip r:embed="rId7"/>
                     <a:srcRect l="-6" t="-5" r="-6" b="-5"/>
                     <a:stretch>
                       <a:fillRect/>
@@ -1765,7 +1767,7 @@
                   <pic:spPr bwMode="auto">
                     <a:xfrm>
                       <a:off x="0" y="0"/>
-                      <a:ext cx="3155950" cy="3467100"/>
+                      <a:ext cx="2579370" cy="2833370"/>
                     </a:xfrm>
                     <a:prstGeom prst="rect">
                       <a:avLst/>
@@ -1774,9 +1776,50 @@
                 </pic:pic>
               </a:graphicData>
             </a:graphic>
+            <wp14:sizeRelH relativeFrom="margin">
+              <wp14:pctWidth>0</wp14:pctWidth>
+            </wp14:sizeRelH>
+            <wp14:sizeRelV relativeFrom="margin">
+              <wp14:pctHeight>0</wp14:pctHeight>
+            </wp14:sizeRelV>
           </wp:anchor>
         </w:drawing>
       </w:r>
+    </w:p>
+    <w:p>
+      <w:pPr>
+        <w:pStyle w:val="heading2"/>
+      </w:pPr>
+    </w:p>
+    <w:p>
+      <w:pPr>
+        <w:pStyle w:val="heading2"/>
+      </w:pPr>
+    </w:p>
+    <w:p>
+      <w:pPr>
+        <w:pStyle w:val="heading2"/>
+      </w:pPr>
+    </w:p>
+    <w:p>
+      <w:pPr>
+        <w:pStyle w:val="heading2"/>
+      </w:pPr>
+    </w:p>
+    <w:p>
+      <w:pPr>
+        <w:pStyle w:val="heading2"/>
+      </w:pPr>
+    </w:p>
+    <w:p>
+      <w:pPr>
+        <w:pStyle w:val="heading2"/>
+      </w:pPr>
+    </w:p>
+    <w:p>
+      <w:pPr>
+        <w:pStyle w:val="heading2"/>
+      </w:pPr>
       <w:r>
         <w:rPr>
           <w:noProof/>
@@ -1784,22 +1827,22 @@
         <mc:AlternateContent>
           <mc:Choice Requires="wps">
             <w:drawing>
-              <wp:anchor distT="0" distB="0" distL="114935" distR="114935" simplePos="0" relativeHeight="6" behindDoc="0" locked="0" layoutInCell="0" allowOverlap="1" wp14:anchorId="3C4BC786" wp14:editId="42323FD0">
+              <wp:anchor distT="0" distB="0" distL="114935" distR="114935" simplePos="0" relativeHeight="10" behindDoc="0" locked="0" layoutInCell="0" allowOverlap="1" wp14:anchorId="21D26B71" wp14:editId="2F20677D">
                 <wp:simplePos x="0" y="0"/>
-                <wp:positionH relativeFrom="column">
-                  <wp:posOffset>612775</wp:posOffset>
+                <wp:positionH relativeFrom="margin">
+                  <wp:align>center</wp:align>
                 </wp:positionH>
                 <wp:positionV relativeFrom="paragraph">
-                  <wp:posOffset>3806190</wp:posOffset>
+                  <wp:posOffset>86683</wp:posOffset>
                 </wp:positionV>
-                <wp:extent cx="3155950" cy="448310"/>
-                <wp:effectExtent l="0" t="0" r="0" b="0"/>
+                <wp:extent cx="2906395" cy="448310"/>
+                <wp:effectExtent l="0" t="0" r="8255" b="635"/>
                 <wp:wrapTight wrapText="bothSides">
                   <wp:wrapPolygon edited="0">
                     <wp:start x="0" y="0"/>
-                    <wp:lineTo x="21600" y="0"/>
-                    <wp:lineTo x="21600" y="21600"/>
-                    <wp:lineTo x="0" y="21600"/>
+                    <wp:lineTo x="0" y="20205"/>
+                    <wp:lineTo x="21520" y="20205"/>
+                    <wp:lineTo x="21520" y="0"/>
                     <wp:lineTo x="0" y="0"/>
                   </wp:wrapPolygon>
                 </wp:wrapTight>
@@ -1812,7 +1855,7 @@
                       <wps:spPr>
                         <a:xfrm>
                           <a:off x="0" y="0"/>
-                          <a:ext cx="3155950" cy="448310"/>
+                          <a:ext cx="2906395" cy="448310"/>
                         </a:xfrm>
                         <a:prstGeom prst="rect">
                           <a:avLst/>
@@ -1826,78 +1869,181 @@
                           <w:p>
                             <w:pPr>
                               <w:pStyle w:val="Legenda"/>
+                              <w:rPr>
+                                <w:b w:val="0"/>
+                                <w:bCs/>
+                                <w:sz w:val="18"/>
+                                <w:szCs w:val="18"/>
+                              </w:rPr>
                             </w:pPr>
-                            <w:bookmarkStart w:id="2" w:name="_Ref231488165"/>
+                            <w:bookmarkStart w:id="4" w:name="_Ref232328887"/>
                             <w:r>
+                              <w:rPr>
+                                <w:sz w:val="18"/>
+                                <w:szCs w:val="18"/>
+                              </w:rPr>
                               <w:t xml:space="preserve">Figura </w:t>
                             </w:r>
                             <w:r>
+                              <w:rPr>
+                                <w:sz w:val="18"/>
+                                <w:szCs w:val="18"/>
+                              </w:rPr>
                               <w:fldChar w:fldCharType="begin"/>
                             </w:r>
                             <w:r>
+                              <w:rPr>
+                                <w:sz w:val="18"/>
+                                <w:szCs w:val="18"/>
+                              </w:rPr>
                               <w:instrText xml:space="preserve"> SEQ Figura \* ARABIC </w:instrText>
                             </w:r>
                             <w:r>
+                              <w:rPr>
+                                <w:sz w:val="18"/>
+                                <w:szCs w:val="18"/>
+                              </w:rPr>
                               <w:fldChar w:fldCharType="separate"/>
                             </w:r>
                             <w:r>
-                              <w:t>4</w:t>
+                              <w:rPr>
+                                <w:sz w:val="18"/>
+                                <w:szCs w:val="18"/>
+                              </w:rPr>
+                              <w:t>2</w:t>
                             </w:r>
                             <w:r>
+                              <w:rPr>
+                                <w:sz w:val="18"/>
+                                <w:szCs w:val="18"/>
+                              </w:rPr>
                               <w:fldChar w:fldCharType="end"/>
                             </w:r>
+                            <w:bookmarkEnd w:id="4"/>
                             <w:r>
-                              <w:t xml:space="preserve"> - Diagrama de Classes de Domínio da Aplicação.</w:t>
+                              <w:rPr>
+                                <w:sz w:val="18"/>
+                                <w:szCs w:val="18"/>
+                              </w:rPr>
+                              <w:t>.</w:t>
                             </w:r>
-                            <w:bookmarkEnd w:id="2"/>
+                            <w:r>
+                              <w:rPr>
+                                <w:sz w:val="18"/>
+                                <w:szCs w:val="18"/>
+                              </w:rPr>
+                              <w:t xml:space="preserve"> </w:t>
+                            </w:r>
+                            <w:r>
+                              <w:rPr>
+                                <w:b w:val="0"/>
+                                <w:bCs/>
+                                <w:sz w:val="18"/>
+                                <w:szCs w:val="18"/>
+                              </w:rPr>
+                              <w:t>Diagrama de Classes de Domínio da Aplicação.</w:t>
+                            </w:r>
                           </w:p>
                         </w:txbxContent>
                       </wps:txbx>
-                      <wps:bodyPr lIns="635" tIns="635" rIns="635" bIns="635" anchor="t">
+                      <wps:bodyPr wrap="square" lIns="635" tIns="635" rIns="635" bIns="635" anchor="t">
                         <a:spAutoFit/>
                       </wps:bodyPr>
                     </wps:wsp>
                   </a:graphicData>
                 </a:graphic>
+                <wp14:sizeRelH relativeFrom="margin">
+                  <wp14:pctWidth>0</wp14:pctWidth>
+                </wp14:sizeRelH>
               </wp:anchor>
             </w:drawing>
           </mc:Choice>
           <mc:Fallback>
             <w:pict>
-              <v:shape w14:anchorId="3C4BC786" id="Frame2" o:spid="_x0000_s1027" type="#_x0000_t202" style="position:absolute;left:0;text-align:left;margin-left:48.25pt;margin-top:299.7pt;width:248.5pt;height:35.3pt;z-index:6;visibility:visible;mso-wrap-style:square;mso-wrap-distance-left:9.05pt;mso-wrap-distance-top:0;mso-wrap-distance-right:9.05pt;mso-wrap-distance-bottom:0;mso-position-horizontal:absolute;mso-position-horizontal-relative:text;mso-position-vertical:absolute;mso-position-vertical-relative:text;v-text-anchor:top" o:gfxdata="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" o:allowincell="f" stroked="f">
+              <v:shape w14:anchorId="21D26B71" id="Frame2" o:spid="_x0000_s1027" type="#_x0000_t202" style="position:absolute;left:0;text-align:left;margin-left:0;margin-top:6.85pt;width:228.85pt;height:35.3pt;z-index:10;visibility:visible;mso-wrap-style:square;mso-width-percent:0;mso-wrap-distance-left:9.05pt;mso-wrap-distance-top:0;mso-wrap-distance-right:9.05pt;mso-wrap-distance-bottom:0;mso-position-horizontal:center;mso-position-horizontal-relative:margin;mso-position-vertical:absolute;mso-position-vertical-relative:text;mso-width-percent:0;mso-width-relative:margin;v-text-anchor:top" o:gfxdata="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" o:allowincell="f" stroked="f">
                 <v:textbox style="mso-fit-shape-to-text:t" inset=".05pt,.05pt,.05pt,.05pt">
                   <w:txbxContent>
                     <w:p>
                       <w:pPr>
                         <w:pStyle w:val="Legenda"/>
+                        <w:rPr>
+                          <w:b w:val="0"/>
+                          <w:bCs/>
+                          <w:sz w:val="18"/>
+                          <w:szCs w:val="18"/>
+                        </w:rPr>
                       </w:pPr>
-                      <w:bookmarkStart w:id="3" w:name="_Ref231488165"/>
+                      <w:bookmarkStart w:id="5" w:name="_Ref232328887"/>
                       <w:r>
+                        <w:rPr>
+                          <w:sz w:val="18"/>
+                          <w:szCs w:val="18"/>
+                        </w:rPr>
                         <w:t xml:space="preserve">Figura </w:t>
                       </w:r>
                       <w:r>
+                        <w:rPr>
+                          <w:sz w:val="18"/>
+                          <w:szCs w:val="18"/>
+                        </w:rPr>
                         <w:fldChar w:fldCharType="begin"/>
                       </w:r>
                       <w:r>
+                        <w:rPr>
+                          <w:sz w:val="18"/>
+                          <w:szCs w:val="18"/>
+                        </w:rPr>
                         <w:instrText xml:space="preserve"> SEQ Figura \* ARABIC </w:instrText>
                       </w:r>
                       <w:r>
+                        <w:rPr>
+                          <w:sz w:val="18"/>
+                          <w:szCs w:val="18"/>
+                        </w:rPr>
                         <w:fldChar w:fldCharType="separate"/>
                       </w:r>
                       <w:r>
-                        <w:t>4</w:t>
+                        <w:rPr>
+                          <w:sz w:val="18"/>
+                          <w:szCs w:val="18"/>
+                        </w:rPr>
+                        <w:t>2</w:t>
                       </w:r>
                       <w:r>
+                        <w:rPr>
+                          <w:sz w:val="18"/>
+                          <w:szCs w:val="18"/>
+                        </w:rPr>
                         <w:fldChar w:fldCharType="end"/>
                       </w:r>
+                      <w:bookmarkEnd w:id="5"/>
                       <w:r>
-                        <w:t xml:space="preserve"> - Diagrama de Classes de Domínio da Aplicação.</w:t>
+                        <w:rPr>
+                          <w:sz w:val="18"/>
+                          <w:szCs w:val="18"/>
+                        </w:rPr>
+                        <w:t>.</w:t>
                       </w:r>
-                      <w:bookmarkEnd w:id="3"/>
+                      <w:r>
+                        <w:rPr>
+                          <w:sz w:val="18"/>
+                          <w:szCs w:val="18"/>
+                        </w:rPr>
+                        <w:t xml:space="preserve"> </w:t>
+                      </w:r>
+                      <w:r>
+                        <w:rPr>
+                          <w:b w:val="0"/>
+                          <w:bCs/>
+                          <w:sz w:val="18"/>
+                          <w:szCs w:val="18"/>
+                        </w:rPr>
+                        <w:t>Diagrama de Classes de Domínio da Aplicação.</w:t>
+                      </w:r>
                     </w:p>
                   </w:txbxContent>
                 </v:textbox>
-                <w10:wrap type="tight"/>
+                <w10:wrap type="tight" anchorx="margin"/>
               </v:shape>
             </w:pict>
           </mc:Fallback>
@@ -1908,90 +2054,119 @@
       <w:pPr>
         <w:pStyle w:val="heading2"/>
       </w:pPr>
+      <w:r>
+        <w:t>5.2   Diagrama</w:t>
+      </w:r>
+      <w:r>
+        <w:t xml:space="preserve"> Arquitetural Completo:</w:t>
+      </w:r>
+    </w:p>
+    <w:p>
+      <w:pPr>
+        <w:pStyle w:val="Legenda"/>
+        <w:ind w:firstLine="0"/>
+      </w:pPr>
+      <w:r>
+        <w:rPr>
+          <w:b w:val="0"/>
+          <w:bCs/>
+        </w:rPr>
+        <w:t xml:space="preserve">A </w:t>
+      </w:r>
+      <w:r>
+        <w:rPr>
+          <w:b w:val="0"/>
+          <w:bCs/>
+        </w:rPr>
+        <w:fldChar w:fldCharType="begin"/>
+      </w:r>
+      <w:r>
+        <w:rPr>
+          <w:b w:val="0"/>
+          <w:bCs/>
+        </w:rPr>
+        <w:instrText xml:space="preserve"> REF _Ref232328917 \h </w:instrText>
+      </w:r>
+      <w:r>
+        <w:rPr>
+          <w:b w:val="0"/>
+          <w:bCs/>
+        </w:rPr>
+      </w:r>
+      <w:r>
+        <w:rPr>
+          <w:b w:val="0"/>
+          <w:bCs/>
+        </w:rPr>
+        <w:fldChar w:fldCharType="separate"/>
+      </w:r>
+      <w:r>
+        <w:rPr>
+          <w:b w:val="0"/>
+          <w:bCs/>
+        </w:rPr>
+        <w:t>Figura 3</w:t>
+      </w:r>
+      <w:r>
+        <w:rPr>
+          <w:b w:val="0"/>
+          <w:bCs/>
+        </w:rPr>
+        <w:fldChar w:fldCharType="end"/>
+      </w:r>
+      <w:r>
+        <w:rPr>
+          <w:b w:val="0"/>
+          <w:bCs/>
+        </w:rPr>
+        <w:t xml:space="preserve"> mapeia a divisão do sistema em quatro camadas lógicas: Apresentação, Controlo, Domínio e Persistência. As setas de dependência demonstram a aplicação prática dos princípios GRASP (baixo acoplamento), evidenciando o fluxo seguro de informação desde a interação do utilizador até à gravação dos dados nos ficheiros CSV.</w:t>
+      </w:r>
+      <w:r>
+        <w:rPr>
+          <w:noProof/>
+        </w:rPr>
+        <w:t xml:space="preserve"> </w:t>
+      </w:r>
     </w:p>
     <w:p>
       <w:pPr>
         <w:pStyle w:val="heading2"/>
       </w:pPr>
       <w:r>
-        <w:t>5.2    Diagrama Arquitetural Completo:</w:t>
-      </w:r>
-    </w:p>
-    <w:p>
-      <w:pPr>
-        <w:pStyle w:val="Legenda"/>
-      </w:pPr>
-      <w:r>
-        <w:rPr>
-          <w:b w:val="0"/>
-          <w:bCs/>
-        </w:rPr>
-        <w:t xml:space="preserve">A </w:t>
-      </w:r>
-      <w:r>
-        <w:rPr>
-          <w:b w:val="0"/>
-          <w:bCs/>
-        </w:rPr>
-        <w:fldChar w:fldCharType="begin"/>
-      </w:r>
-      <w:r>
-        <w:rPr>
-          <w:b w:val="0"/>
-          <w:bCs/>
-        </w:rPr>
-        <w:instrText xml:space="preserve"> REF _Ref231807328 \h </w:instrText>
-      </w:r>
-      <w:r>
-        <w:rPr>
-          <w:b w:val="0"/>
-          <w:bCs/>
-        </w:rPr>
-      </w:r>
-      <w:r>
-        <w:rPr>
-          <w:b w:val="0"/>
-          <w:bCs/>
-        </w:rPr>
-        <w:fldChar w:fldCharType="separate"/>
-      </w:r>
-      <w:r>
-        <w:rPr>
-          <w:b w:val="0"/>
-          <w:bCs/>
-        </w:rPr>
-        <w:t>Figura 5</w:t>
-      </w:r>
-      <w:r>
-        <w:rPr>
-          <w:b w:val="0"/>
-          <w:bCs/>
-        </w:rPr>
-        <w:fldChar w:fldCharType="end"/>
-      </w:r>
-      <w:r>
-        <w:t xml:space="preserve"> </w:t>
-      </w:r>
-      <w:r>
-        <w:rPr>
-          <w:b w:val="0"/>
-          <w:bCs/>
-        </w:rPr>
-        <w:t>mapeia a divisão do sistema em quatro camadas lógicas: Apresentação, Controlo, Domínio e Persistência. As setas de dependência demonstram a aplicação prática dos princípios GRASP (baixo acoplamento), evidenciando o fluxo seguro de informação desde a interação do utilizador até à gravação dos dados nos ficheiros CSV.</w:t>
-      </w:r>
-    </w:p>
-    <w:p>
-      <w:pPr>
-        <w:pStyle w:val="heading2"/>
-      </w:pPr>
-      <w:r>
         <w:rPr>
           <w:noProof/>
         </w:rPr>
         <w:drawing>
-          <wp:inline distT="0" distB="0" distL="0" distR="0" wp14:anchorId="1CC6EA21" wp14:editId="1610A61E">
-            <wp:extent cx="4391660" cy="2155190"/>
-            <wp:effectExtent l="0" t="0" r="0" b="0"/>
+          <wp:anchor distT="0" distB="0" distL="114300" distR="114300" simplePos="0" relativeHeight="251659264" behindDoc="1" locked="0" layoutInCell="1" allowOverlap="1" wp14:anchorId="788FEB38" wp14:editId="2E0C76A3">
+            <wp:simplePos x="0" y="0"/>
+            <wp:positionH relativeFrom="margin">
+              <wp:align>center</wp:align>
+            </wp:positionH>
+            <wp:positionV relativeFrom="paragraph">
+              <wp:posOffset>169799</wp:posOffset>
+            </wp:positionV>
+            <wp:extent cx="3423285" cy="1679575"/>
+            <wp:effectExtent l="0" t="0" r="5715" b="0"/>
+            <wp:wrapTight wrapText="bothSides">
+              <wp:wrapPolygon edited="0">
+                <wp:start x="6371" y="0"/>
+                <wp:lineTo x="6371" y="3920"/>
+                <wp:lineTo x="2765" y="7840"/>
+                <wp:lineTo x="0" y="11515"/>
+                <wp:lineTo x="0" y="15679"/>
+                <wp:lineTo x="3366" y="15679"/>
+                <wp:lineTo x="3125" y="21314"/>
+                <wp:lineTo x="9376" y="21314"/>
+                <wp:lineTo x="9496" y="21314"/>
+                <wp:lineTo x="10818" y="19599"/>
+                <wp:lineTo x="21516" y="16904"/>
+                <wp:lineTo x="21516" y="10290"/>
+                <wp:lineTo x="16948" y="7840"/>
+                <wp:lineTo x="11900" y="3920"/>
+                <wp:lineTo x="11780" y="0"/>
+                <wp:lineTo x="6371" y="0"/>
+              </wp:wrapPolygon>
+            </wp:wrapTight>
             <wp:docPr id="5" name="Image3"/>
             <wp:cNvGraphicFramePr>
               <a:graphicFrameLocks xmlns:a="http://schemas.openxmlformats.org/drawingml/2006/main" noChangeAspect="1"/>
@@ -2006,7 +2181,13 @@
                     </pic:cNvPicPr>
                   </pic:nvPicPr>
                   <pic:blipFill>
-                    <a:blip r:embed="rId7"/>
+                    <a:blip r:embed="rId8" cstate="print">
+                      <a:extLst>
+                        <a:ext uri="{28A0092B-C50C-407E-A947-70E740481C1C}">
+                          <a14:useLocalDpi xmlns:a14="http://schemas.microsoft.com/office/drawing/2010/main" val="0"/>
+                        </a:ext>
+                      </a:extLst>
+                    </a:blip>
                     <a:srcRect l="-1" t="-2" r="-1" b="-2"/>
                     <a:stretch>
                       <a:fillRect/>
@@ -2015,7 +2196,7 @@
                   <pic:spPr bwMode="auto">
                     <a:xfrm>
                       <a:off x="0" y="0"/>
-                      <a:ext cx="4391660" cy="2155190"/>
+                      <a:ext cx="3423285" cy="1679575"/>
                     </a:xfrm>
                     <a:prstGeom prst="rect">
                       <a:avLst/>
@@ -2024,7 +2205,7 @@
                 </pic:pic>
               </a:graphicData>
             </a:graphic>
-          </wp:inline>
+          </wp:anchor>
         </w:drawing>
       </w:r>
     </w:p>
@@ -2032,93 +2213,151 @@
       <w:pPr>
         <w:pStyle w:val="Legenda"/>
       </w:pPr>
-      <w:bookmarkStart w:id="4" w:name="_Ref231807328"/>
-      <w:bookmarkStart w:id="5" w:name="_Ref231807324"/>
-      <w:r>
+      <w:bookmarkStart w:id="6" w:name="_Ref232328917"/>
+    </w:p>
+    <w:p>
+      <w:pPr>
+        <w:pStyle w:val="Legenda"/>
+      </w:pPr>
+    </w:p>
+    <w:p>
+      <w:pPr>
+        <w:pStyle w:val="Legenda"/>
+      </w:pPr>
+    </w:p>
+    <w:p>
+      <w:pPr>
+        <w:pStyle w:val="Legenda"/>
+      </w:pPr>
+    </w:p>
+    <w:p>
+      <w:pPr>
+        <w:pStyle w:val="Legenda"/>
+      </w:pPr>
+    </w:p>
+    <w:p>
+      <w:pPr>
+        <w:pStyle w:val="Legenda"/>
+      </w:pPr>
+    </w:p>
+    <w:p>
+      <w:pPr>
+        <w:pStyle w:val="Legenda"/>
+      </w:pPr>
+    </w:p>
+    <w:p>
+      <w:pPr>
+        <w:pStyle w:val="Legenda"/>
+      </w:pPr>
+    </w:p>
+    <w:p>
+      <w:pPr>
+        <w:pStyle w:val="Legenda"/>
+        <w:rPr>
+          <w:sz w:val="18"/>
+          <w:szCs w:val="18"/>
+        </w:rPr>
+      </w:pPr>
+      <w:r>
+        <w:rPr>
+          <w:sz w:val="18"/>
+          <w:szCs w:val="18"/>
+        </w:rPr>
         <w:t xml:space="preserve">Figura </w:t>
       </w:r>
       <w:r>
+        <w:rPr>
+          <w:sz w:val="18"/>
+          <w:szCs w:val="18"/>
+        </w:rPr>
         <w:fldChar w:fldCharType="begin"/>
       </w:r>
       <w:r>
+        <w:rPr>
+          <w:sz w:val="18"/>
+          <w:szCs w:val="18"/>
+        </w:rPr>
         <w:instrText xml:space="preserve"> SEQ Figura \* ARABIC </w:instrText>
       </w:r>
       <w:r>
+        <w:rPr>
+          <w:sz w:val="18"/>
+          <w:szCs w:val="18"/>
+        </w:rPr>
         <w:fldChar w:fldCharType="separate"/>
       </w:r>
       <w:r>
-        <w:t>5</w:t>
-      </w:r>
-      <w:r>
+        <w:rPr>
+          <w:sz w:val="18"/>
+          <w:szCs w:val="18"/>
+        </w:rPr>
+        <w:t>3</w:t>
+      </w:r>
+      <w:r>
+        <w:rPr>
+          <w:sz w:val="18"/>
+          <w:szCs w:val="18"/>
+        </w:rPr>
         <w:fldChar w:fldCharType="end"/>
       </w:r>
-      <w:bookmarkEnd w:id="4"/>
-      <w:r>
-        <w:t xml:space="preserve"> - Diagrama de Classes Arquitetural Completo</w:t>
-      </w:r>
-      <w:bookmarkEnd w:id="5"/>
-    </w:p>
-    <w:p>
-      <w:pPr>
-        <w:pStyle w:val="Legenda"/>
-      </w:pPr>
-    </w:p>
-    <w:p>
-      <w:pPr>
-        <w:pStyle w:val="Legenda"/>
-      </w:pPr>
-    </w:p>
-    <w:p>
-      <w:pPr>
-        <w:pStyle w:val="Legenda"/>
-      </w:pPr>
-    </w:p>
-    <w:p>
-      <w:pPr>
-        <w:pStyle w:val="Legenda"/>
-      </w:pPr>
-    </w:p>
-    <w:p>
-      <w:pPr>
-        <w:pStyle w:val="Legenda"/>
-      </w:pPr>
-    </w:p>
-    <w:p>
-      <w:pPr>
-        <w:pStyle w:val="Legenda"/>
-      </w:pPr>
+      <w:bookmarkEnd w:id="6"/>
+      <w:r>
+        <w:rPr>
+          <w:sz w:val="18"/>
+          <w:szCs w:val="18"/>
+        </w:rPr>
+        <w:t>.</w:t>
+      </w:r>
+      <w:r>
+        <w:rPr>
+          <w:sz w:val="18"/>
+          <w:szCs w:val="18"/>
+        </w:rPr>
+        <w:t xml:space="preserve"> </w:t>
+      </w:r>
+      <w:r>
+        <w:rPr>
+          <w:b w:val="0"/>
+          <w:bCs/>
+          <w:sz w:val="18"/>
+          <w:szCs w:val="18"/>
+        </w:rPr>
+        <w:t>Diagrama de Classes Arquitetural Completo</w:t>
+      </w:r>
     </w:p>
     <w:p>
       <w:pPr>
         <w:pStyle w:val="Legenda"/>
         <w:ind w:firstLine="0"/>
-      </w:pPr>
+        <w:rPr>
+          <w:sz w:val="24"/>
+          <w:szCs w:val="24"/>
+        </w:rPr>
+      </w:pPr>
+      <w:r>
+        <w:rPr>
+          <w:sz w:val="24"/>
+          <w:szCs w:val="24"/>
+        </w:rPr>
+        <w:lastRenderedPageBreak/>
+        <w:t>6   Casos de Uso (Use Cases)</w:t>
+      </w:r>
     </w:p>
     <w:p>
       <w:pPr>
         <w:pStyle w:val="Legenda"/>
         <w:ind w:firstLine="0"/>
-      </w:pPr>
-      <w:r>
-        <w:t>6</w:t>
-      </w:r>
-      <w:r>
         <w:rPr>
           <w:sz w:val="24"/>
-        </w:rPr>
-        <w:t xml:space="preserve">   Casos de </w:t>
-      </w:r>
-      <w:r>
-        <w:t>U</w:t>
-      </w:r>
-      <w:r>
-        <w:rPr>
-          <w:sz w:val="24"/>
-        </w:rPr>
-        <w:t>so</w:t>
-      </w:r>
-      <w:r>
-        <w:t xml:space="preserve"> (Use Cases)</w:t>
+          <w:szCs w:val="24"/>
+        </w:rPr>
+      </w:pPr>
+      <w:r>
+        <w:rPr>
+          <w:b w:val="0"/>
+          <w:bCs/>
+        </w:rPr>
+        <w:t>A interação com o sistema está mapeada através dos seguintes Casos de Uso, divididos pelos dois atores principais do sistema:</w:t>
       </w:r>
     </w:p>
     <w:p>
@@ -2126,22 +2365,9 @@
         <w:pStyle w:val="Legenda"/>
         <w:ind w:firstLine="0"/>
         <w:rPr>
-          <w:b w:val="0"/>
-          <w:bCs/>
-        </w:rPr>
-      </w:pPr>
-      <w:r>
-        <w:rPr>
-          <w:b w:val="0"/>
-          <w:bCs/>
-        </w:rPr>
-        <w:t>A interação com o sistema está mapeada através dos seguintes Casos de Uso, divididos pelos dois atores principais do sistema:</w:t>
-      </w:r>
-    </w:p>
-    <w:p>
-      <w:pPr>
-        <w:pStyle w:val="Legenda"/>
-        <w:ind w:firstLine="0"/>
+          <w:sz w:val="24"/>
+          <w:szCs w:val="24"/>
+        </w:rPr>
       </w:pPr>
       <w:r>
         <w:t>6.1 Administrador (Gestão do Catálogo)</w:t>
@@ -2152,7 +2378,7 @@
         <w:pStyle w:val="heading2"/>
         <w:numPr>
           <w:ilvl w:val="0"/>
-          <w:numId w:val="11"/>
+          <w:numId w:val="12"/>
         </w:numPr>
         <w:rPr>
           <w:b w:val="0"/>
@@ -2160,7 +2386,6 @@
         </w:rPr>
       </w:pPr>
       <w:r>
-        <w:lastRenderedPageBreak/>
         <w:t>UC01 - Inserir Artista:</w:t>
       </w:r>
       <w:r>
@@ -2169,139 +2394,6 @@
           <w:bCs/>
         </w:rPr>
         <w:t xml:space="preserve"> Registar um novo autor no sistema, fornecendo nome, país e género musical.</w:t>
-      </w:r>
-    </w:p>
-    <w:p>
-      <w:pPr>
-        <w:pStyle w:val="heading2"/>
-        <w:numPr>
-          <w:ilvl w:val="0"/>
-          <w:numId w:val="5"/>
-        </w:numPr>
-        <w:rPr>
-          <w:b w:val="0"/>
-          <w:bCs/>
-        </w:rPr>
-      </w:pPr>
-      <w:r>
-        <w:t xml:space="preserve">UC02 - Inserir Álbum: </w:t>
-      </w:r>
-      <w:r>
-        <w:rPr>
-          <w:b w:val="0"/>
-          <w:bCs/>
-        </w:rPr>
-        <w:t>Adicionar uma nova obra comercial e vinculá-la obrigatoriamente a um artista existente.</w:t>
-      </w:r>
-    </w:p>
-    <w:p>
-      <w:pPr>
-        <w:pStyle w:val="heading2"/>
-        <w:numPr>
-          <w:ilvl w:val="0"/>
-          <w:numId w:val="5"/>
-        </w:numPr>
-        <w:rPr>
-          <w:b w:val="0"/>
-          <w:bCs/>
-        </w:rPr>
-      </w:pPr>
-      <w:r>
-        <w:t xml:space="preserve">UC03 - Remover Artista em Cascata: </w:t>
-      </w:r>
-      <w:r>
-        <w:rPr>
-          <w:b w:val="0"/>
-          <w:bCs/>
-        </w:rPr>
-        <w:t>Eliminar um artista e garantir que todos os álbuns a ele associados são apagados automaticamente, evitando referências órfãs na memória.</w:t>
-      </w:r>
-    </w:p>
-    <w:p>
-      <w:pPr>
-        <w:pStyle w:val="heading2"/>
-        <w:numPr>
-          <w:ilvl w:val="0"/>
-          <w:numId w:val="5"/>
-        </w:numPr>
-        <w:rPr>
-          <w:b w:val="0"/>
-          <w:bCs/>
-        </w:rPr>
-      </w:pPr>
-      <w:r>
-        <w:t>UC04 - Remover Álbum</w:t>
-      </w:r>
-      <w:r>
-        <w:rPr>
-          <w:b w:val="0"/>
-          <w:bCs/>
-        </w:rPr>
-        <w:t>: Eliminar um álbum específico do catálogo através da pesquisa pelo seu nome e seleção do seu ID exato, sem afetar o artista.</w:t>
-      </w:r>
-    </w:p>
-    <w:p>
-      <w:pPr>
-        <w:pStyle w:val="heading2"/>
-        <w:numPr>
-          <w:ilvl w:val="0"/>
-          <w:numId w:val="5"/>
-        </w:numPr>
-        <w:rPr>
-          <w:b w:val="0"/>
-          <w:bCs/>
-        </w:rPr>
-      </w:pPr>
-      <w:r>
-        <w:t xml:space="preserve">UC05 - Persistência de Dados: </w:t>
-      </w:r>
-      <w:r>
-        <w:rPr>
-          <w:b w:val="0"/>
-          <w:bCs/>
-        </w:rPr>
-        <w:t>Efetuar a leitura e escrita automática do estado do catálogo nos ficheiros CSV durante o arranque e encerramento da aplicação.</w:t>
-      </w:r>
-    </w:p>
-    <w:p>
-      <w:pPr>
-        <w:pStyle w:val="heading2"/>
-        <w:numPr>
-          <w:ilvl w:val="0"/>
-          <w:numId w:val="5"/>
-        </w:numPr>
-        <w:rPr>
-          <w:b w:val="0"/>
-          <w:bCs/>
-        </w:rPr>
-      </w:pPr>
-      <w:r>
-        <w:t xml:space="preserve">UC06 - Autenticação Administrativa: </w:t>
-      </w:r>
-      <w:r>
-        <w:rPr>
-          <w:b w:val="0"/>
-          <w:bCs/>
-        </w:rPr>
-        <w:t>Validar o acesso à área de gestão através de uma palavra-passe, com captura de exceções para tentativas inválidas.</w:t>
-      </w:r>
-    </w:p>
-    <w:p>
-      <w:pPr>
-        <w:pStyle w:val="p1a"/>
-        <w:rPr>
-          <w:b/>
-          <w:bCs/>
-        </w:rPr>
-      </w:pPr>
-    </w:p>
-    <w:p>
-      <w:pPr>
-        <w:pStyle w:val="heading2"/>
-      </w:pPr>
-      <w:r>
-        <w:lastRenderedPageBreak/>
-        <w:t>6.2 Cliente (Exploração e Compra)</w:t>
       </w:r>
     </w:p>
     <w:p>
@@ -2317,14 +2409,14 @@
         </w:rPr>
       </w:pPr>
       <w:r>
-        <w:t xml:space="preserve">UC07 - Listar Catálogo Completo: </w:t>
+        <w:t xml:space="preserve">UC02 - Inserir Álbum: </w:t>
       </w:r>
       <w:r>
         <w:rPr>
           <w:b w:val="0"/>
           <w:bCs/>
         </w:rPr>
-        <w:t>Visualizar a oferta total da loja, com a listagem formatada de álbuns, preços e notas de avaliação.</w:t>
+        <w:t>Adicionar uma nova obra comercial e vinculá-la obrigatoriamente a um artista existente.</w:t>
       </w:r>
     </w:p>
     <w:p>
@@ -2340,14 +2432,14 @@
         </w:rPr>
       </w:pPr>
       <w:r>
-        <w:t xml:space="preserve">UC08 - Pesquisa e Filtragem Avançada: </w:t>
+        <w:t xml:space="preserve">UC03 - Remover Artista em Cascata: </w:t>
       </w:r>
       <w:r>
         <w:rPr>
           <w:b w:val="0"/>
           <w:bCs/>
         </w:rPr>
-        <w:t>Interrogar o catálogo através de filtros específicos como o Título do Álbum, Nome do Artista, Género Musical ou Ano de Lançamento.</w:t>
+        <w:t>Eliminar um artista e garantir que todos os álbuns a ele associados são apagados automaticamente, evitando referências órfãs na memória.</w:t>
       </w:r>
     </w:p>
     <w:p>
@@ -2363,14 +2455,14 @@
         </w:rPr>
       </w:pPr>
       <w:r>
-        <w:t xml:space="preserve">UC09 - Gestão do Carrinho: </w:t>
+        <w:t>UC04 - Remover Álbum</w:t>
       </w:r>
       <w:r>
         <w:rPr>
           <w:b w:val="0"/>
           <w:bCs/>
         </w:rPr>
-        <w:t>Adicionar álbuns ao carrinho temporário, calcular o valor total acumulado e esvaziar a lista de compras.</w:t>
+        <w:t>: Eliminar um álbum específico do catálogo através da pesquisa pelo seu nome e seleção do seu ID exato, sem afetar o artista.</w:t>
       </w:r>
     </w:p>
     <w:p>
@@ -2380,16 +2472,20 @@
           <w:ilvl w:val="0"/>
           <w:numId w:val="6"/>
         </w:numPr>
-      </w:pPr>
-      <w:r>
-        <w:t xml:space="preserve">UC10 - Finalizar Compra (Checkout): </w:t>
-      </w:r>
-      <w:r>
         <w:rPr>
           <w:b w:val="0"/>
           <w:bCs/>
         </w:rPr>
-        <w:t>Confirmar os artigos do carrinho, simular o pagamento e gerar um recibo de venda no ecrã.</w:t>
+      </w:pPr>
+      <w:r>
+        <w:t xml:space="preserve">UC05 - Persistência de Dados: </w:t>
+      </w:r>
+      <w:r>
+        <w:rPr>
+          <w:b w:val="0"/>
+          <w:bCs/>
+        </w:rPr>
+        <w:t>Efetuar a leitura e escrita automática do estado do catálogo nos ficheiros CSV durante o arranque e encerramento da aplicação.</w:t>
       </w:r>
     </w:p>
     <w:p>
@@ -2405,6 +2501,135 @@
         </w:rPr>
       </w:pPr>
       <w:r>
+        <w:t xml:space="preserve">UC06 - Autenticação Administrativa: </w:t>
+      </w:r>
+      <w:r>
+        <w:rPr>
+          <w:b w:val="0"/>
+          <w:bCs/>
+        </w:rPr>
+        <w:t>Validar o acesso à área de gestão através de uma palavra-passe, com captura de exceções para tentativas inválidas.</w:t>
+      </w:r>
+    </w:p>
+    <w:p>
+      <w:pPr>
+        <w:pStyle w:val="p1a"/>
+        <w:rPr>
+          <w:b/>
+          <w:bCs/>
+        </w:rPr>
+      </w:pPr>
+    </w:p>
+    <w:p>
+      <w:pPr>
+        <w:pStyle w:val="heading2"/>
+      </w:pPr>
+      <w:r>
+        <w:lastRenderedPageBreak/>
+        <w:t>6.2 Cliente (Exploração e Compra)</w:t>
+      </w:r>
+    </w:p>
+    <w:p>
+      <w:pPr>
+        <w:pStyle w:val="heading2"/>
+        <w:numPr>
+          <w:ilvl w:val="0"/>
+          <w:numId w:val="7"/>
+        </w:numPr>
+        <w:rPr>
+          <w:b w:val="0"/>
+          <w:bCs/>
+        </w:rPr>
+      </w:pPr>
+      <w:r>
+        <w:t xml:space="preserve">UC07 - Listar Catálogo Completo: </w:t>
+      </w:r>
+      <w:r>
+        <w:rPr>
+          <w:b w:val="0"/>
+          <w:bCs/>
+        </w:rPr>
+        <w:t>Visualizar a oferta total da loja, com a listagem formatada de álbuns, preços e notas de avaliação.</w:t>
+      </w:r>
+    </w:p>
+    <w:p>
+      <w:pPr>
+        <w:pStyle w:val="heading2"/>
+        <w:numPr>
+          <w:ilvl w:val="0"/>
+          <w:numId w:val="7"/>
+        </w:numPr>
+        <w:rPr>
+          <w:b w:val="0"/>
+          <w:bCs/>
+        </w:rPr>
+      </w:pPr>
+      <w:r>
+        <w:t xml:space="preserve">UC08 - Pesquisa e Filtragem Avançada: </w:t>
+      </w:r>
+      <w:r>
+        <w:rPr>
+          <w:b w:val="0"/>
+          <w:bCs/>
+        </w:rPr>
+        <w:t>Interrogar o catálogo através de filtros específicos como o Título do Álbum, Nome do Artista, Género Musical ou Ano de Lançamento.</w:t>
+      </w:r>
+    </w:p>
+    <w:p>
+      <w:pPr>
+        <w:pStyle w:val="heading2"/>
+        <w:numPr>
+          <w:ilvl w:val="0"/>
+          <w:numId w:val="7"/>
+        </w:numPr>
+        <w:rPr>
+          <w:b w:val="0"/>
+          <w:bCs/>
+        </w:rPr>
+      </w:pPr>
+      <w:r>
+        <w:t xml:space="preserve">UC09 - Gestão do Carrinho: </w:t>
+      </w:r>
+      <w:r>
+        <w:rPr>
+          <w:b w:val="0"/>
+          <w:bCs/>
+        </w:rPr>
+        <w:t>Adicionar álbuns ao carrinho temporário, calcular o valor total acumulado e esvaziar a lista de compras.</w:t>
+      </w:r>
+    </w:p>
+    <w:p>
+      <w:pPr>
+        <w:pStyle w:val="heading2"/>
+        <w:numPr>
+          <w:ilvl w:val="0"/>
+          <w:numId w:val="7"/>
+        </w:numPr>
+      </w:pPr>
+      <w:r>
+        <w:t xml:space="preserve">UC10 - Finalizar Compra (Checkout): </w:t>
+      </w:r>
+      <w:r>
+        <w:rPr>
+          <w:b w:val="0"/>
+          <w:bCs/>
+        </w:rPr>
+        <w:t>Confirmar os artigos do carrinho, simular o pagamento e gerar um recibo de venda no ecrã.</w:t>
+      </w:r>
+    </w:p>
+    <w:p>
+      <w:pPr>
+        <w:pStyle w:val="heading2"/>
+        <w:numPr>
+          <w:ilvl w:val="0"/>
+          <w:numId w:val="7"/>
+        </w:numPr>
+        <w:rPr>
+          <w:b w:val="0"/>
+          <w:bCs/>
+        </w:rPr>
+      </w:pPr>
+      <w:r>
         <w:t xml:space="preserve">UC11 - Avaliação de Álbuns (Rating): </w:t>
       </w:r>
       <w:r>
@@ -2421,22 +2646,6 @@
         <w:rPr>
           <w:b/>
           <w:bCs/>
-        </w:rPr>
-      </w:pPr>
-    </w:p>
-    <w:p>
-      <w:pPr>
-        <w:ind w:firstLine="0"/>
-        <w:rPr>
-          <w:b/>
-        </w:rPr>
-      </w:pPr>
-    </w:p>
-    <w:p>
-      <w:pPr>
-        <w:ind w:firstLine="0"/>
-        <w:rPr>
-          <w:b/>
         </w:rPr>
       </w:pPr>
     </w:p>
@@ -2454,64 +2663,36 @@
       <w:pPr>
         <w:ind w:firstLine="0"/>
         <w:rPr>
-          <w:b/>
           <w:sz w:val="24"/>
           <w:szCs w:val="24"/>
         </w:rPr>
       </w:pPr>
-    </w:p>
-    <w:p>
-      <w:pPr>
-        <w:ind w:firstLine="0"/>
+      <w:r>
         <w:rPr>
           <w:b/>
           <w:sz w:val="24"/>
           <w:szCs w:val="24"/>
         </w:rPr>
-      </w:pPr>
-    </w:p>
-    <w:p>
-      <w:pPr>
-        <w:ind w:firstLine="0"/>
-      </w:pPr>
+        <w:t>7   Interface de Utilizador / Administrador (</w:t>
+      </w:r>
+      <w:proofErr w:type="spellStart"/>
       <w:r>
         <w:rPr>
           <w:b/>
           <w:sz w:val="24"/>
           <w:szCs w:val="24"/>
         </w:rPr>
-        <w:t xml:space="preserve">7   Interface de Utilizador / Administrador </w:t>
-      </w:r>
-      <w:r>
-        <w:rPr>
-          <w:b/>
-        </w:rPr>
-        <w:t>(</w:t>
-      </w:r>
-      <w:proofErr w:type="spellStart"/>
-      <w:r>
-        <w:rPr>
-          <w:b/>
-        </w:rPr>
         <w:t>User</w:t>
       </w:r>
       <w:proofErr w:type="spellEnd"/>
       <w:r>
-        <w:rPr>
-          <w:b/>
-        </w:rPr>
-        <w:t xml:space="preserve"> / Manager Interface)</w:t>
-      </w:r>
-    </w:p>
-    <w:p>
-      <w:pPr>
-        <w:ind w:firstLine="0"/>
         <w:rPr>
           <w:b/>
           <w:sz w:val="24"/>
           <w:szCs w:val="24"/>
         </w:rPr>
-      </w:pPr>
+        <w:t xml:space="preserve"> / Manager Interface)</w:t>
+      </w:r>
     </w:p>
     <w:p>
       <w:pPr>
@@ -2557,7 +2738,6 @@
       <w:pPr>
         <w:ind w:firstLine="0"/>
         <w:rPr>
-          <w:b/>
           <w:bCs/>
         </w:rPr>
       </w:pPr>
@@ -2566,6 +2746,15 @@
       <w:pPr>
         <w:ind w:firstLine="0"/>
         <w:rPr>
+          <w:b/>
+          <w:bCs/>
+        </w:rPr>
+      </w:pPr>
+    </w:p>
+    <w:p>
+      <w:pPr>
+        <w:ind w:firstLine="0"/>
+        <w:rPr>
           <w:bCs/>
         </w:rPr>
       </w:pPr>
@@ -2589,30 +2778,14 @@
       <w:pPr>
         <w:ind w:firstLine="0"/>
         <w:rPr>
-          <w:b/>
-          <w:bCs/>
-        </w:rPr>
-      </w:pPr>
-    </w:p>
-    <w:p>
-      <w:pPr>
-        <w:ind w:firstLine="0"/>
-        <w:rPr>
-          <w:bCs/>
-        </w:rPr>
-      </w:pPr>
-      <w:r>
-        <w:rPr>
-          <w:bCs/>
-        </w:rPr>
-        <w:t xml:space="preserve">A navegação assenta numa estrutura de menus hierárquicos controlados de forma centralizada. Para preservar a integridade do sistema em tempo de execução, a </w:t>
-      </w:r>
-      <w:r>
-        <w:rPr>
-          <w:bCs/>
-        </w:rPr>
-        <w:lastRenderedPageBreak/>
-        <w:t>interface atua como a primeira barreira de validação dos limites lógicos do negócio. Entradas (</w:t>
+          <w:bCs/>
+        </w:rPr>
+      </w:pPr>
+      <w:r>
+        <w:rPr>
+          <w:bCs/>
+        </w:rPr>
+        <w:t>A navegação assenta numa estrutura de menus hierárquicos controlados de forma centralizada. Para preservar a integridade do sistema em tempo de execução, a interface atua como a primeira barreira de validação dos limites lógicos do negócio. Entradas (</w:t>
       </w:r>
       <w:r>
         <w:rPr>
@@ -2656,7 +2829,14 @@
         <w:rPr>
           <w:bCs/>
         </w:rPr>
-        <w:t xml:space="preserve">), traduzindo-as em </w:t>
+        <w:t xml:space="preserve">), </w:t>
+      </w:r>
+      <w:r>
+        <w:rPr>
+          <w:bCs/>
+        </w:rPr>
+        <w:lastRenderedPageBreak/>
+        <w:t xml:space="preserve">traduzindo-as em </w:t>
       </w:r>
       <w:r>
         <w:rPr>
@@ -2670,7 +2850,48 @@
         <w:rPr>
           <w:bCs/>
         </w:rPr>
-        <w:t xml:space="preserve"> legível no ecrã e evitando a interrupção abrupta do ciclo de vida da aplicação.</w:t>
+        <w:t xml:space="preserve"> legível no ecrã e evitando a interrupção abrupta do ciclo de vida da aplicação. A disposição estrutural desta árvore de navegação e as opções iniciais apresentadas ao utilizador encontram-se ilustradas na </w:t>
+      </w:r>
+      <w:r>
+        <w:rPr>
+          <w:bCs/>
+        </w:rPr>
+        <w:fldChar w:fldCharType="begin"/>
+      </w:r>
+      <w:r>
+        <w:rPr>
+          <w:bCs/>
+        </w:rPr>
+        <w:instrText xml:space="preserve"> REF _Ref232349845 \h </w:instrText>
+      </w:r>
+      <w:r>
+        <w:rPr>
+          <w:bCs/>
+        </w:rPr>
+      </w:r>
+      <w:r>
+        <w:rPr>
+          <w:bCs/>
+        </w:rPr>
+        <w:fldChar w:fldCharType="separate"/>
+      </w:r>
+      <w:r>
+        <w:rPr>
+          <w:bCs/>
+        </w:rPr>
+        <w:t>Figura 4</w:t>
+      </w:r>
+      <w:r>
+        <w:rPr>
+          <w:bCs/>
+        </w:rPr>
+        <w:fldChar w:fldCharType="end"/>
+      </w:r>
+      <w:r>
+        <w:rPr>
+          <w:bCs/>
+        </w:rPr>
+        <w:t>.</w:t>
       </w:r>
     </w:p>
     <w:p>
@@ -2678,8 +2899,70 @@
         <w:ind w:firstLine="0"/>
         <w:rPr>
           <w:bCs/>
-        </w:rPr>
-      </w:pPr>
+          <w:lang w:eastAsia="en-US"/>
+        </w:rPr>
+      </w:pPr>
+      <w:r>
+        <w:rPr>
+          <w:bCs/>
+          <w:noProof/>
+          <w:lang w:val="en-US" w:eastAsia="en-US"/>
+        </w:rPr>
+        <w:drawing>
+          <wp:anchor distT="0" distB="0" distL="114935" distR="114935" simplePos="0" relativeHeight="6" behindDoc="1" locked="0" layoutInCell="0" allowOverlap="1" wp14:anchorId="6442A8B6" wp14:editId="7ABDEBEB">
+            <wp:simplePos x="0" y="0"/>
+            <wp:positionH relativeFrom="margin">
+              <wp:align>center</wp:align>
+            </wp:positionH>
+            <wp:positionV relativeFrom="paragraph">
+              <wp:posOffset>107647</wp:posOffset>
+            </wp:positionV>
+            <wp:extent cx="2449830" cy="2040255"/>
+            <wp:effectExtent l="0" t="0" r="7620" b="0"/>
+            <wp:wrapTight wrapText="bothSides">
+              <wp:wrapPolygon edited="0">
+                <wp:start x="0" y="0"/>
+                <wp:lineTo x="0" y="21378"/>
+                <wp:lineTo x="21499" y="21378"/>
+                <wp:lineTo x="21499" y="0"/>
+                <wp:lineTo x="0" y="0"/>
+              </wp:wrapPolygon>
+            </wp:wrapTight>
+            <wp:docPr id="6" name="Imagem 1"/>
+            <wp:cNvGraphicFramePr>
+              <a:graphicFrameLocks xmlns:a="http://schemas.openxmlformats.org/drawingml/2006/main" noChangeAspect="1"/>
+            </wp:cNvGraphicFramePr>
+            <a:graphic xmlns:a="http://schemas.openxmlformats.org/drawingml/2006/main">
+              <a:graphicData uri="http://schemas.openxmlformats.org/drawingml/2006/picture">
+                <pic:pic xmlns:pic="http://schemas.openxmlformats.org/drawingml/2006/picture">
+                  <pic:nvPicPr>
+                    <pic:cNvPr id="6" name="Imagem 1"/>
+                    <pic:cNvPicPr>
+                      <a:picLocks noChangeAspect="1" noChangeArrowheads="1"/>
+                    </pic:cNvPicPr>
+                  </pic:nvPicPr>
+                  <pic:blipFill>
+                    <a:blip r:embed="rId9"/>
+                    <a:srcRect l="-15" t="-18" r="-15" b="-18"/>
+                    <a:stretch>
+                      <a:fillRect/>
+                    </a:stretch>
+                  </pic:blipFill>
+                  <pic:spPr bwMode="auto">
+                    <a:xfrm>
+                      <a:off x="0" y="0"/>
+                      <a:ext cx="2449830" cy="2040255"/>
+                    </a:xfrm>
+                    <a:prstGeom prst="rect">
+                      <a:avLst/>
+                    </a:prstGeom>
+                  </pic:spPr>
+                </pic:pic>
+              </a:graphicData>
+            </a:graphic>
+          </wp:anchor>
+        </w:drawing>
+      </w:r>
     </w:p>
     <w:p>
       <w:pPr>
@@ -2702,6 +2985,336 @@
         <w:ind w:firstLine="0"/>
         <w:rPr>
           <w:bCs/>
+        </w:rPr>
+      </w:pPr>
+    </w:p>
+    <w:p>
+      <w:pPr>
+        <w:ind w:firstLine="0"/>
+        <w:rPr>
+          <w:bCs/>
+        </w:rPr>
+      </w:pPr>
+    </w:p>
+    <w:p>
+      <w:pPr>
+        <w:ind w:firstLine="0"/>
+        <w:rPr>
+          <w:bCs/>
+        </w:rPr>
+      </w:pPr>
+    </w:p>
+    <w:p>
+      <w:pPr>
+        <w:ind w:firstLine="0"/>
+        <w:rPr>
+          <w:b/>
+          <w:bCs/>
+        </w:rPr>
+      </w:pPr>
+    </w:p>
+    <w:p>
+      <w:pPr>
+        <w:ind w:firstLine="0"/>
+        <w:rPr>
+          <w:b/>
+        </w:rPr>
+      </w:pPr>
+    </w:p>
+    <w:p>
+      <w:pPr>
+        <w:ind w:firstLine="0"/>
+        <w:rPr>
+          <w:b/>
+        </w:rPr>
+      </w:pPr>
+    </w:p>
+    <w:p>
+      <w:pPr>
+        <w:ind w:firstLine="0"/>
+        <w:rPr>
+          <w:b/>
+        </w:rPr>
+      </w:pPr>
+    </w:p>
+    <w:p>
+      <w:pPr>
+        <w:ind w:firstLine="0"/>
+        <w:rPr>
+          <w:b/>
+        </w:rPr>
+      </w:pPr>
+    </w:p>
+    <w:p>
+      <w:pPr>
+        <w:ind w:firstLine="0"/>
+        <w:rPr>
+          <w:b/>
+        </w:rPr>
+      </w:pPr>
+    </w:p>
+    <w:p>
+      <w:pPr>
+        <w:ind w:firstLine="0"/>
+        <w:rPr>
+          <w:b/>
+        </w:rPr>
+      </w:pPr>
+    </w:p>
+    <w:p>
+      <w:pPr>
+        <w:ind w:firstLine="0"/>
+        <w:rPr>
+          <w:b/>
+        </w:rPr>
+      </w:pPr>
+    </w:p>
+    <w:p>
+      <w:pPr>
+        <w:ind w:firstLine="0"/>
+        <w:rPr>
+          <w:b/>
+        </w:rPr>
+      </w:pPr>
+      <w:r>
+        <w:rPr>
+          <w:noProof/>
+        </w:rPr>
+        <mc:AlternateContent>
+          <mc:Choice Requires="wps">
+            <w:drawing>
+              <wp:anchor distT="0" distB="0" distL="114935" distR="114935" simplePos="0" relativeHeight="11" behindDoc="0" locked="0" layoutInCell="0" allowOverlap="1" wp14:anchorId="358B7EDB" wp14:editId="1C1ED21F">
+                <wp:simplePos x="0" y="0"/>
+                <wp:positionH relativeFrom="margin">
+                  <wp:align>right</wp:align>
+                </wp:positionH>
+                <wp:positionV relativeFrom="paragraph">
+                  <wp:posOffset>184840</wp:posOffset>
+                </wp:positionV>
+                <wp:extent cx="4229735" cy="633730"/>
+                <wp:effectExtent l="0" t="0" r="0" b="635"/>
+                <wp:wrapTight wrapText="bothSides">
+                  <wp:wrapPolygon edited="0">
+                    <wp:start x="0" y="0"/>
+                    <wp:lineTo x="0" y="20205"/>
+                    <wp:lineTo x="21499" y="20205"/>
+                    <wp:lineTo x="21499" y="0"/>
+                    <wp:lineTo x="0" y="0"/>
+                  </wp:wrapPolygon>
+                </wp:wrapTight>
+                <wp:docPr id="7" name="Frame3"/>
+                <wp:cNvGraphicFramePr/>
+                <a:graphic xmlns:a="http://schemas.openxmlformats.org/drawingml/2006/main">
+                  <a:graphicData uri="http://schemas.microsoft.com/office/word/2010/wordprocessingShape">
+                    <wps:wsp>
+                      <wps:cNvSpPr txBox="1"/>
+                      <wps:spPr>
+                        <a:xfrm>
+                          <a:off x="0" y="0"/>
+                          <a:ext cx="4229735" cy="633730"/>
+                        </a:xfrm>
+                        <a:prstGeom prst="rect">
+                          <a:avLst/>
+                        </a:prstGeom>
+                        <a:solidFill>
+                          <a:srgbClr val="FFFFFF"/>
+                        </a:solidFill>
+                      </wps:spPr>
+                      <wps:txbx>
+                        <w:txbxContent>
+                          <w:p>
+                            <w:pPr>
+                              <w:pStyle w:val="Legenda"/>
+                              <w:rPr>
+                                <w:sz w:val="18"/>
+                                <w:szCs w:val="18"/>
+                              </w:rPr>
+                            </w:pPr>
+                            <w:bookmarkStart w:id="7" w:name="_Ref232349845"/>
+                            <w:r>
+                              <w:rPr>
+                                <w:sz w:val="18"/>
+                                <w:szCs w:val="18"/>
+                              </w:rPr>
+                              <w:t xml:space="preserve">Figura </w:t>
+                            </w:r>
+                            <w:r>
+                              <w:rPr>
+                                <w:sz w:val="18"/>
+                                <w:szCs w:val="18"/>
+                              </w:rPr>
+                              <w:fldChar w:fldCharType="begin"/>
+                            </w:r>
+                            <w:r>
+                              <w:rPr>
+                                <w:sz w:val="18"/>
+                                <w:szCs w:val="18"/>
+                              </w:rPr>
+                              <w:instrText xml:space="preserve"> SEQ Figura \* ARABIC </w:instrText>
+                            </w:r>
+                            <w:r>
+                              <w:rPr>
+                                <w:sz w:val="18"/>
+                                <w:szCs w:val="18"/>
+                              </w:rPr>
+                              <w:fldChar w:fldCharType="separate"/>
+                            </w:r>
+                            <w:r>
+                              <w:rPr>
+                                <w:sz w:val="18"/>
+                                <w:szCs w:val="18"/>
+                              </w:rPr>
+                              <w:t>4</w:t>
+                            </w:r>
+                            <w:r>
+                              <w:rPr>
+                                <w:sz w:val="18"/>
+                                <w:szCs w:val="18"/>
+                              </w:rPr>
+                              <w:fldChar w:fldCharType="end"/>
+                            </w:r>
+                            <w:bookmarkEnd w:id="7"/>
+                            <w:r>
+                              <w:rPr>
+                                <w:sz w:val="18"/>
+                                <w:szCs w:val="18"/>
+                              </w:rPr>
+                              <w:t>.</w:t>
+                            </w:r>
+                            <w:r>
+                              <w:rPr>
+                                <w:sz w:val="18"/>
+                                <w:szCs w:val="18"/>
+                              </w:rPr>
+                              <w:t xml:space="preserve"> </w:t>
+                            </w:r>
+                            <w:r>
+                              <w:rPr>
+                                <w:b w:val="0"/>
+                                <w:bCs/>
+                                <w:sz w:val="18"/>
+                                <w:szCs w:val="18"/>
+                              </w:rPr>
+                              <w:t>Menu principal de entrada da aplicação com a bifurcação dos perfis de acesso.</w:t>
+                            </w:r>
+                          </w:p>
+                        </w:txbxContent>
+                      </wps:txbx>
+                      <wps:bodyPr wrap="square" lIns="635" tIns="635" rIns="635" bIns="635" anchor="t">
+                        <a:spAutoFit/>
+                      </wps:bodyPr>
+                    </wps:wsp>
+                  </a:graphicData>
+                </a:graphic>
+                <wp14:sizeRelH relativeFrom="margin">
+                  <wp14:pctWidth>0</wp14:pctWidth>
+                </wp14:sizeRelH>
+              </wp:anchor>
+            </w:drawing>
+          </mc:Choice>
+          <mc:Fallback>
+            <w:pict>
+              <v:shape w14:anchorId="358B7EDB" id="Frame3" o:spid="_x0000_s1028" type="#_x0000_t202" style="position:absolute;left:0;text-align:left;margin-left:281.85pt;margin-top:14.55pt;width:333.05pt;height:49.9pt;z-index:11;visibility:visible;mso-wrap-style:square;mso-width-percent:0;mso-wrap-distance-left:9.05pt;mso-wrap-distance-top:0;mso-wrap-distance-right:9.05pt;mso-wrap-distance-bottom:0;mso-position-horizontal:right;mso-position-horizontal-relative:margin;mso-position-vertical:absolute;mso-position-vertical-relative:text;mso-width-percent:0;mso-width-relative:margin;v-text-anchor:top" o:gfxdata="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" o:allowincell="f" stroked="f">
+                <v:textbox style="mso-fit-shape-to-text:t" inset=".05pt,.05pt,.05pt,.05pt">
+                  <w:txbxContent>
+                    <w:p>
+                      <w:pPr>
+                        <w:pStyle w:val="Legenda"/>
+                        <w:rPr>
+                          <w:sz w:val="18"/>
+                          <w:szCs w:val="18"/>
+                        </w:rPr>
+                      </w:pPr>
+                      <w:bookmarkStart w:id="8" w:name="_Ref232349845"/>
+                      <w:r>
+                        <w:rPr>
+                          <w:sz w:val="18"/>
+                          <w:szCs w:val="18"/>
+                        </w:rPr>
+                        <w:t xml:space="preserve">Figura </w:t>
+                      </w:r>
+                      <w:r>
+                        <w:rPr>
+                          <w:sz w:val="18"/>
+                          <w:szCs w:val="18"/>
+                        </w:rPr>
+                        <w:fldChar w:fldCharType="begin"/>
+                      </w:r>
+                      <w:r>
+                        <w:rPr>
+                          <w:sz w:val="18"/>
+                          <w:szCs w:val="18"/>
+                        </w:rPr>
+                        <w:instrText xml:space="preserve"> SEQ Figura \* ARABIC </w:instrText>
+                      </w:r>
+                      <w:r>
+                        <w:rPr>
+                          <w:sz w:val="18"/>
+                          <w:szCs w:val="18"/>
+                        </w:rPr>
+                        <w:fldChar w:fldCharType="separate"/>
+                      </w:r>
+                      <w:r>
+                        <w:rPr>
+                          <w:sz w:val="18"/>
+                          <w:szCs w:val="18"/>
+                        </w:rPr>
+                        <w:t>4</w:t>
+                      </w:r>
+                      <w:r>
+                        <w:rPr>
+                          <w:sz w:val="18"/>
+                          <w:szCs w:val="18"/>
+                        </w:rPr>
+                        <w:fldChar w:fldCharType="end"/>
+                      </w:r>
+                      <w:bookmarkEnd w:id="8"/>
+                      <w:r>
+                        <w:rPr>
+                          <w:sz w:val="18"/>
+                          <w:szCs w:val="18"/>
+                        </w:rPr>
+                        <w:t>.</w:t>
+                      </w:r>
+                      <w:r>
+                        <w:rPr>
+                          <w:sz w:val="18"/>
+                          <w:szCs w:val="18"/>
+                        </w:rPr>
+                        <w:t xml:space="preserve"> </w:t>
+                      </w:r>
+                      <w:r>
+                        <w:rPr>
+                          <w:b w:val="0"/>
+                          <w:bCs/>
+                          <w:sz w:val="18"/>
+                          <w:szCs w:val="18"/>
+                        </w:rPr>
+                        <w:t>Menu principal de entrada da aplicação com a bifurcação dos perfis de acesso.</w:t>
+                      </w:r>
+                    </w:p>
+                  </w:txbxContent>
+                </v:textbox>
+                <w10:wrap type="tight" anchorx="margin"/>
+              </v:shape>
+            </w:pict>
+          </mc:Fallback>
+        </mc:AlternateContent>
+      </w:r>
+    </w:p>
+    <w:p>
+      <w:pPr>
+        <w:ind w:firstLine="0"/>
+        <w:rPr>
+          <w:b/>
+        </w:rPr>
+      </w:pPr>
+    </w:p>
+    <w:p>
+      <w:pPr>
+        <w:ind w:firstLine="0"/>
+        <w:rPr>
+          <w:b/>
         </w:rPr>
       </w:pPr>
     </w:p>
@@ -2797,7 +3410,48 @@
         <w:rPr>
           <w:bCs/>
         </w:rPr>
-        <w:t xml:space="preserve"> visual sistemático sobre as operações de entrada/saída (I/O), confirmando a gravação correta do estado do catálogo em disco (ficheiros CSV) durante as transições críticas do programa.</w:t>
+        <w:t xml:space="preserve"> visual sistemático sobre as operações de entrada/saída (I/O), confirmando a gravação correta do estado do catálogo em disco (ficheiros CSV) durante as transições críticas do programa. As operações exclusivas de escrita, modificação do acervo e os respetivos alertas visuais de confirmação da consola podem ser observados na </w:t>
+      </w:r>
+      <w:r>
+        <w:rPr>
+          <w:bCs/>
+        </w:rPr>
+        <w:fldChar w:fldCharType="begin"/>
+      </w:r>
+      <w:r>
+        <w:rPr>
+          <w:bCs/>
+        </w:rPr>
+        <w:instrText xml:space="preserve"> REF _Ref232349968 \h </w:instrText>
+      </w:r>
+      <w:r>
+        <w:rPr>
+          <w:bCs/>
+        </w:rPr>
+      </w:r>
+      <w:r>
+        <w:rPr>
+          <w:bCs/>
+        </w:rPr>
+        <w:fldChar w:fldCharType="separate"/>
+      </w:r>
+      <w:r>
+        <w:rPr>
+          <w:bCs/>
+        </w:rPr>
+        <w:t>Figura 5</w:t>
+      </w:r>
+      <w:r>
+        <w:rPr>
+          <w:bCs/>
+        </w:rPr>
+        <w:fldChar w:fldCharType="end"/>
+      </w:r>
+      <w:r>
+        <w:rPr>
+          <w:bCs/>
+        </w:rPr>
+        <w:t>.</w:t>
       </w:r>
     </w:p>
     <w:p>
@@ -2815,8 +3469,72 @@
         <w:rPr>
           <w:b/>
           <w:bCs/>
-        </w:rPr>
-      </w:pPr>
+          <w:lang w:eastAsia="en-US"/>
+        </w:rPr>
+      </w:pPr>
+      <w:r>
+        <w:rPr>
+          <w:b/>
+          <w:bCs/>
+          <w:noProof/>
+          <w:lang w:val="en-US" w:eastAsia="en-US"/>
+        </w:rPr>
+        <w:lastRenderedPageBreak/>
+        <w:drawing>
+          <wp:anchor distT="0" distB="0" distL="114935" distR="114935" simplePos="0" relativeHeight="8" behindDoc="1" locked="0" layoutInCell="0" allowOverlap="1" wp14:anchorId="48E0BBE7" wp14:editId="15F67CA2">
+            <wp:simplePos x="0" y="0"/>
+            <wp:positionH relativeFrom="margin">
+              <wp:align>center</wp:align>
+            </wp:positionH>
+            <wp:positionV relativeFrom="paragraph">
+              <wp:posOffset>7620</wp:posOffset>
+            </wp:positionV>
+            <wp:extent cx="2192655" cy="2402205"/>
+            <wp:effectExtent l="0" t="0" r="0" b="0"/>
+            <wp:wrapTight wrapText="bothSides">
+              <wp:wrapPolygon edited="0">
+                <wp:start x="0" y="0"/>
+                <wp:lineTo x="0" y="21412"/>
+                <wp:lineTo x="21394" y="21412"/>
+                <wp:lineTo x="21394" y="0"/>
+                <wp:lineTo x="0" y="0"/>
+              </wp:wrapPolygon>
+            </wp:wrapTight>
+            <wp:docPr id="8" name="Imagem 1"/>
+            <wp:cNvGraphicFramePr>
+              <a:graphicFrameLocks xmlns:a="http://schemas.openxmlformats.org/drawingml/2006/main" noChangeAspect="1"/>
+            </wp:cNvGraphicFramePr>
+            <a:graphic xmlns:a="http://schemas.openxmlformats.org/drawingml/2006/main">
+              <a:graphicData uri="http://schemas.openxmlformats.org/drawingml/2006/picture">
+                <pic:pic xmlns:pic="http://schemas.openxmlformats.org/drawingml/2006/picture">
+                  <pic:nvPicPr>
+                    <pic:cNvPr id="8" name="Imagem 1"/>
+                    <pic:cNvPicPr>
+                      <a:picLocks noChangeAspect="1" noChangeArrowheads="1"/>
+                    </pic:cNvPicPr>
+                  </pic:nvPicPr>
+                  <pic:blipFill>
+                    <a:blip r:embed="rId10"/>
+                    <a:srcRect l="-14" t="-13" r="-14" b="-13"/>
+                    <a:stretch>
+                      <a:fillRect/>
+                    </a:stretch>
+                  </pic:blipFill>
+                  <pic:spPr bwMode="auto">
+                    <a:xfrm>
+                      <a:off x="0" y="0"/>
+                      <a:ext cx="2192655" cy="2402205"/>
+                    </a:xfrm>
+                    <a:prstGeom prst="rect">
+                      <a:avLst/>
+                    </a:prstGeom>
+                  </pic:spPr>
+                </pic:pic>
+              </a:graphicData>
+            </a:graphic>
+          </wp:anchor>
+        </w:drawing>
+      </w:r>
     </w:p>
     <w:p>
       <w:pPr>
@@ -2844,6 +3562,375 @@
           <w:bCs/>
         </w:rPr>
       </w:pPr>
+    </w:p>
+    <w:p>
+      <w:pPr>
+        <w:ind w:firstLine="0"/>
+        <w:rPr>
+          <w:b/>
+          <w:bCs/>
+        </w:rPr>
+      </w:pPr>
+    </w:p>
+    <w:p>
+      <w:pPr>
+        <w:ind w:firstLine="0"/>
+        <w:rPr>
+          <w:b/>
+          <w:bCs/>
+        </w:rPr>
+      </w:pPr>
+    </w:p>
+    <w:p>
+      <w:pPr>
+        <w:ind w:firstLine="0"/>
+        <w:rPr>
+          <w:b/>
+          <w:bCs/>
+        </w:rPr>
+      </w:pPr>
+    </w:p>
+    <w:p>
+      <w:pPr>
+        <w:ind w:firstLine="0"/>
+        <w:rPr>
+          <w:b/>
+          <w:bCs/>
+        </w:rPr>
+      </w:pPr>
+    </w:p>
+    <w:p>
+      <w:pPr>
+        <w:ind w:firstLine="0"/>
+        <w:rPr>
+          <w:b/>
+          <w:bCs/>
+        </w:rPr>
+      </w:pPr>
+    </w:p>
+    <w:p>
+      <w:pPr>
+        <w:ind w:firstLine="0"/>
+        <w:rPr>
+          <w:b/>
+          <w:bCs/>
+        </w:rPr>
+      </w:pPr>
+    </w:p>
+    <w:p>
+      <w:pPr>
+        <w:ind w:firstLine="0"/>
+        <w:rPr>
+          <w:b/>
+          <w:bCs/>
+        </w:rPr>
+      </w:pPr>
+    </w:p>
+    <w:p>
+      <w:pPr>
+        <w:ind w:firstLine="0"/>
+        <w:rPr>
+          <w:b/>
+          <w:bCs/>
+        </w:rPr>
+      </w:pPr>
+    </w:p>
+    <w:p>
+      <w:pPr>
+        <w:ind w:firstLine="0"/>
+        <w:rPr>
+          <w:b/>
+          <w:bCs/>
+        </w:rPr>
+      </w:pPr>
+    </w:p>
+    <w:p>
+      <w:pPr>
+        <w:ind w:firstLine="0"/>
+        <w:rPr>
+          <w:b/>
+          <w:bCs/>
+        </w:rPr>
+      </w:pPr>
+    </w:p>
+    <w:p>
+      <w:pPr>
+        <w:ind w:firstLine="0"/>
+        <w:rPr>
+          <w:b/>
+          <w:bCs/>
+        </w:rPr>
+      </w:pPr>
+    </w:p>
+    <w:p>
+      <w:pPr>
+        <w:ind w:firstLine="0"/>
+        <w:rPr>
+          <w:b/>
+          <w:bCs/>
+        </w:rPr>
+      </w:pPr>
+    </w:p>
+    <w:p>
+      <w:pPr>
+        <w:ind w:firstLine="0"/>
+        <w:rPr>
+          <w:b/>
+          <w:bCs/>
+        </w:rPr>
+      </w:pPr>
+      <w:r>
+        <w:rPr>
+          <w:noProof/>
+        </w:rPr>
+        <mc:AlternateContent>
+          <mc:Choice Requires="wps">
+            <w:drawing>
+              <wp:anchor distT="0" distB="0" distL="114935" distR="114935" simplePos="0" relativeHeight="12" behindDoc="0" locked="0" layoutInCell="0" allowOverlap="1" wp14:anchorId="2D1E42F6" wp14:editId="748A6AA6">
+                <wp:simplePos x="0" y="0"/>
+                <wp:positionH relativeFrom="margin">
+                  <wp:align>center</wp:align>
+                </wp:positionH>
+                <wp:positionV relativeFrom="paragraph">
+                  <wp:posOffset>164161</wp:posOffset>
+                </wp:positionV>
+                <wp:extent cx="5048885" cy="633730"/>
+                <wp:effectExtent l="0" t="0" r="0" b="635"/>
+                <wp:wrapTight wrapText="bothSides">
+                  <wp:wrapPolygon edited="0">
+                    <wp:start x="0" y="0"/>
+                    <wp:lineTo x="0" y="20205"/>
+                    <wp:lineTo x="21516" y="20205"/>
+                    <wp:lineTo x="21516" y="0"/>
+                    <wp:lineTo x="0" y="0"/>
+                  </wp:wrapPolygon>
+                </wp:wrapTight>
+                <wp:docPr id="9" name="Frame4"/>
+                <wp:cNvGraphicFramePr/>
+                <a:graphic xmlns:a="http://schemas.openxmlformats.org/drawingml/2006/main">
+                  <a:graphicData uri="http://schemas.microsoft.com/office/word/2010/wordprocessingShape">
+                    <wps:wsp>
+                      <wps:cNvSpPr txBox="1"/>
+                      <wps:spPr>
+                        <a:xfrm>
+                          <a:off x="0" y="0"/>
+                          <a:ext cx="5048885" cy="633730"/>
+                        </a:xfrm>
+                        <a:prstGeom prst="rect">
+                          <a:avLst/>
+                        </a:prstGeom>
+                        <a:solidFill>
+                          <a:srgbClr val="FFFFFF"/>
+                        </a:solidFill>
+                      </wps:spPr>
+                      <wps:txbx>
+                        <w:txbxContent>
+                          <w:p>
+                            <w:pPr>
+                              <w:pStyle w:val="Legenda"/>
+                              <w:rPr>
+                                <w:sz w:val="18"/>
+                                <w:szCs w:val="18"/>
+                              </w:rPr>
+                            </w:pPr>
+                            <w:bookmarkStart w:id="9" w:name="_Ref232349968"/>
+                            <w:r>
+                              <w:rPr>
+                                <w:sz w:val="18"/>
+                                <w:szCs w:val="18"/>
+                              </w:rPr>
+                              <w:t xml:space="preserve">Figura </w:t>
+                            </w:r>
+                            <w:r>
+                              <w:rPr>
+                                <w:sz w:val="18"/>
+                                <w:szCs w:val="18"/>
+                              </w:rPr>
+                              <w:fldChar w:fldCharType="begin"/>
+                            </w:r>
+                            <w:r>
+                              <w:rPr>
+                                <w:sz w:val="18"/>
+                                <w:szCs w:val="18"/>
+                              </w:rPr>
+                              <w:instrText xml:space="preserve"> SEQ Figura \* ARABIC </w:instrText>
+                            </w:r>
+                            <w:r>
+                              <w:rPr>
+                                <w:sz w:val="18"/>
+                                <w:szCs w:val="18"/>
+                              </w:rPr>
+                              <w:fldChar w:fldCharType="separate"/>
+                            </w:r>
+                            <w:r>
+                              <w:rPr>
+                                <w:sz w:val="18"/>
+                                <w:szCs w:val="18"/>
+                              </w:rPr>
+                              <w:t>5</w:t>
+                            </w:r>
+                            <w:r>
+                              <w:rPr>
+                                <w:sz w:val="18"/>
+                                <w:szCs w:val="18"/>
+                              </w:rPr>
+                              <w:fldChar w:fldCharType="end"/>
+                            </w:r>
+                            <w:bookmarkEnd w:id="9"/>
+                            <w:r>
+                              <w:rPr>
+                                <w:sz w:val="18"/>
+                                <w:szCs w:val="18"/>
+                              </w:rPr>
+                              <w:t>.</w:t>
+                            </w:r>
+                            <w:r>
+                              <w:rPr>
+                                <w:sz w:val="18"/>
+                                <w:szCs w:val="18"/>
+                              </w:rPr>
+                              <w:t xml:space="preserve"> </w:t>
+                            </w:r>
+                            <w:r>
+                              <w:rPr>
+                                <w:b w:val="0"/>
+                                <w:bCs/>
+                                <w:sz w:val="18"/>
+                                <w:szCs w:val="18"/>
+                              </w:rPr>
+                              <w:t>Painel de gestão do Administrador evidenciando as rotinas de manutenção do acervo comercial.</w:t>
+                            </w:r>
+                          </w:p>
+                        </w:txbxContent>
+                      </wps:txbx>
+                      <wps:bodyPr wrap="square" lIns="635" tIns="635" rIns="635" bIns="635" anchor="t">
+                        <a:spAutoFit/>
+                      </wps:bodyPr>
+                    </wps:wsp>
+                  </a:graphicData>
+                </a:graphic>
+                <wp14:sizeRelH relativeFrom="margin">
+                  <wp14:pctWidth>0</wp14:pctWidth>
+                </wp14:sizeRelH>
+              </wp:anchor>
+            </w:drawing>
+          </mc:Choice>
+          <mc:Fallback>
+            <w:pict>
+              <v:shape w14:anchorId="2D1E42F6" id="Frame4" o:spid="_x0000_s1029" type="#_x0000_t202" style="position:absolute;left:0;text-align:left;margin-left:0;margin-top:12.95pt;width:397.55pt;height:49.9pt;z-index:12;visibility:visible;mso-wrap-style:square;mso-width-percent:0;mso-wrap-distance-left:9.05pt;mso-wrap-distance-top:0;mso-wrap-distance-right:9.05pt;mso-wrap-distance-bottom:0;mso-position-horizontal:center;mso-position-horizontal-relative:margin;mso-position-vertical:absolute;mso-position-vertical-relative:text;mso-width-percent:0;mso-width-relative:margin;v-text-anchor:top" o:gfxdata="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" o:allowincell="f" stroked="f">
+                <v:textbox style="mso-fit-shape-to-text:t" inset=".05pt,.05pt,.05pt,.05pt">
+                  <w:txbxContent>
+                    <w:p>
+                      <w:pPr>
+                        <w:pStyle w:val="Legenda"/>
+                        <w:rPr>
+                          <w:sz w:val="18"/>
+                          <w:szCs w:val="18"/>
+                        </w:rPr>
+                      </w:pPr>
+                      <w:bookmarkStart w:id="10" w:name="_Ref232349968"/>
+                      <w:r>
+                        <w:rPr>
+                          <w:sz w:val="18"/>
+                          <w:szCs w:val="18"/>
+                        </w:rPr>
+                        <w:t xml:space="preserve">Figura </w:t>
+                      </w:r>
+                      <w:r>
+                        <w:rPr>
+                          <w:sz w:val="18"/>
+                          <w:szCs w:val="18"/>
+                        </w:rPr>
+                        <w:fldChar w:fldCharType="begin"/>
+                      </w:r>
+                      <w:r>
+                        <w:rPr>
+                          <w:sz w:val="18"/>
+                          <w:szCs w:val="18"/>
+                        </w:rPr>
+                        <w:instrText xml:space="preserve"> SEQ Figura \* ARABIC </w:instrText>
+                      </w:r>
+                      <w:r>
+                        <w:rPr>
+                          <w:sz w:val="18"/>
+                          <w:szCs w:val="18"/>
+                        </w:rPr>
+                        <w:fldChar w:fldCharType="separate"/>
+                      </w:r>
+                      <w:r>
+                        <w:rPr>
+                          <w:sz w:val="18"/>
+                          <w:szCs w:val="18"/>
+                        </w:rPr>
+                        <w:t>5</w:t>
+                      </w:r>
+                      <w:r>
+                        <w:rPr>
+                          <w:sz w:val="18"/>
+                          <w:szCs w:val="18"/>
+                        </w:rPr>
+                        <w:fldChar w:fldCharType="end"/>
+                      </w:r>
+                      <w:bookmarkEnd w:id="10"/>
+                      <w:r>
+                        <w:rPr>
+                          <w:sz w:val="18"/>
+                          <w:szCs w:val="18"/>
+                        </w:rPr>
+                        <w:t>.</w:t>
+                      </w:r>
+                      <w:r>
+                        <w:rPr>
+                          <w:sz w:val="18"/>
+                          <w:szCs w:val="18"/>
+                        </w:rPr>
+                        <w:t xml:space="preserve"> </w:t>
+                      </w:r>
+                      <w:r>
+                        <w:rPr>
+                          <w:b w:val="0"/>
+                          <w:bCs/>
+                          <w:sz w:val="18"/>
+                          <w:szCs w:val="18"/>
+                        </w:rPr>
+                        <w:t>Painel de gestão do Administrador evidenciando as rotinas de manutenção do acervo comercial.</w:t>
+                      </w:r>
+                    </w:p>
+                  </w:txbxContent>
+                </v:textbox>
+                <w10:wrap type="tight" anchorx="margin"/>
+              </v:shape>
+            </w:pict>
+          </mc:Fallback>
+        </mc:AlternateContent>
+      </w:r>
+    </w:p>
+    <w:p>
+      <w:pPr>
+        <w:ind w:firstLine="0"/>
+        <w:rPr>
+          <w:b/>
+          <w:bCs/>
+        </w:rPr>
+      </w:pPr>
+    </w:p>
+    <w:p>
+      <w:pPr>
+        <w:ind w:firstLine="0"/>
+        <w:rPr>
+          <w:b/>
+          <w:bCs/>
+        </w:rPr>
+      </w:pPr>
+    </w:p>
+    <w:p>
+      <w:pPr>
+        <w:ind w:firstLine="0"/>
+        <w:rPr>
+          <w:b/>
+          <w:bCs/>
+        </w:rPr>
+      </w:pPr>
       <w:r>
         <w:rPr>
           <w:b/>
@@ -2883,6 +3970,1229 @@
       </w:pPr>
       <w:r>
         <w:t>A interface direcionada ao ator "Cliente" abstrai a complexidade arquitetural do domínio, priorizando a navegação dinâmica e a simulação das lógicas de negócio:</w:t>
+      </w:r>
+    </w:p>
+    <w:p>
+      <w:pPr>
+        <w:numPr>
+          <w:ilvl w:val="0"/>
+          <w:numId w:val="4"/>
+        </w:numPr>
+      </w:pPr>
+      <w:r>
+        <w:rPr>
+          <w:b/>
+          <w:bCs/>
+        </w:rPr>
+        <w:t>Exploração e Filtragem:</w:t>
+      </w:r>
+      <w:r>
+        <w:t xml:space="preserve"> Apresentação rigorosamente formatada e paginada do catálogo completo, conforme exemplificado na </w:t>
+      </w:r>
+      <w:r>
+        <w:fldChar w:fldCharType="begin"/>
+      </w:r>
+      <w:r>
+        <w:instrText xml:space="preserve"> REF _Ref232350127 \h </w:instrText>
+      </w:r>
+      <w:r>
+        <w:fldChar w:fldCharType="separate"/>
+      </w:r>
+      <w:r>
+        <w:t>Figura 6</w:t>
+      </w:r>
+      <w:r>
+        <w:fldChar w:fldCharType="end"/>
+      </w:r>
+      <w:r>
+        <w:t>, suportada por menus de pesquisa avançada (UC08) que permitem interrogar o acervo de acordo com restrições específicas (género musical, ano de lançamento ou artista).</w:t>
+      </w:r>
+    </w:p>
+    <w:p>
+      <w:pPr>
+        <w:numPr>
+          <w:ilvl w:val="0"/>
+          <w:numId w:val="4"/>
+        </w:numPr>
+      </w:pPr>
+      <w:r>
+        <w:rPr>
+          <w:b/>
+          <w:bCs/>
+        </w:rPr>
+        <w:t xml:space="preserve">Simulação de Negócio (Carrinho e </w:t>
+      </w:r>
+      <w:r>
+        <w:rPr>
+          <w:b/>
+          <w:bCs/>
+          <w:i/>
+          <w:iCs/>
+        </w:rPr>
+        <w:t>Checkout</w:t>
+      </w:r>
+      <w:r>
+        <w:rPr>
+          <w:b/>
+          <w:bCs/>
+        </w:rPr>
+        <w:t>):</w:t>
+      </w:r>
+      <w:r>
+        <w:t xml:space="preserve"> A interface </w:t>
+      </w:r>
+      <w:proofErr w:type="spellStart"/>
+      <w:r>
+        <w:t>renderiza</w:t>
+      </w:r>
+      <w:proofErr w:type="spellEnd"/>
+      <w:r>
+        <w:t xml:space="preserve"> o estado da memória RAM referente ao carrinho de compras virtual do utilizador. O fluxo culmina na simulação de compra (UC10), gerando em ecrã a emissão gráfica de um recibo formatado, que detalha as obras selecionadas e o valor comercial total acumulado.</w:t>
+      </w:r>
+    </w:p>
+    <w:p>
+      <w:pPr>
+        <w:numPr>
+          <w:ilvl w:val="0"/>
+          <w:numId w:val="4"/>
+        </w:numPr>
+      </w:pPr>
+      <w:r>
+        <w:rPr>
+          <w:b/>
+          <w:bCs/>
+        </w:rPr>
+        <w:t>Avaliação do Acervo:</w:t>
+      </w:r>
+      <w:r>
+        <w:t xml:space="preserve"> Ecrãs interativos dedicados à submissão de </w:t>
+      </w:r>
+      <w:r>
+        <w:rPr>
+          <w:i/>
+          <w:iCs/>
+        </w:rPr>
+        <w:t>ratings</w:t>
+      </w:r>
+      <w:r>
+        <w:t xml:space="preserve"> de 1 a 5 estrelas (UC11), promovendo uma interação bidirecional entre o consumidor e as obras musicais disponíveis.</w:t>
+      </w:r>
+    </w:p>
+    <w:p>
+      <w:pPr>
+        <w:ind w:firstLine="0"/>
+      </w:pPr>
+    </w:p>
+    <w:p>
+      <w:pPr>
+        <w:ind w:firstLine="0"/>
+        <w:rPr>
+          <w:bCs/>
+        </w:rPr>
+      </w:pPr>
+    </w:p>
+    <w:p>
+      <w:pPr>
+        <w:ind w:firstLine="0"/>
+        <w:rPr>
+          <w:bCs/>
+        </w:rPr>
+      </w:pPr>
+    </w:p>
+    <w:p>
+      <w:pPr>
+        <w:ind w:firstLine="0"/>
+        <w:rPr>
+          <w:b/>
+          <w:bCs/>
+          <w:sz w:val="24"/>
+          <w:szCs w:val="24"/>
+          <w:lang w:eastAsia="en-US"/>
+        </w:rPr>
+      </w:pPr>
+      <w:r>
+        <w:rPr>
+          <w:b/>
+          <w:bCs/>
+          <w:noProof/>
+          <w:sz w:val="24"/>
+          <w:szCs w:val="24"/>
+          <w:lang w:val="en-US" w:eastAsia="en-US"/>
+        </w:rPr>
+        <w:lastRenderedPageBreak/>
+        <w:drawing>
+          <wp:anchor distT="0" distB="0" distL="114935" distR="114935" simplePos="0" relativeHeight="7" behindDoc="1" locked="0" layoutInCell="0" allowOverlap="1" wp14:anchorId="5E851307" wp14:editId="0F552EE0">
+            <wp:simplePos x="0" y="0"/>
+            <wp:positionH relativeFrom="margin">
+              <wp:align>center</wp:align>
+            </wp:positionH>
+            <wp:positionV relativeFrom="paragraph">
+              <wp:posOffset>0</wp:posOffset>
+            </wp:positionV>
+            <wp:extent cx="2954655" cy="2893060"/>
+            <wp:effectExtent l="0" t="0" r="0" b="2540"/>
+            <wp:wrapTight wrapText="bothSides">
+              <wp:wrapPolygon edited="0">
+                <wp:start x="0" y="0"/>
+                <wp:lineTo x="0" y="21477"/>
+                <wp:lineTo x="21447" y="21477"/>
+                <wp:lineTo x="21447" y="0"/>
+                <wp:lineTo x="0" y="0"/>
+              </wp:wrapPolygon>
+            </wp:wrapTight>
+            <wp:docPr id="10" name="Imagem 1"/>
+            <wp:cNvGraphicFramePr>
+              <a:graphicFrameLocks xmlns:a="http://schemas.openxmlformats.org/drawingml/2006/main" noChangeAspect="1"/>
+            </wp:cNvGraphicFramePr>
+            <a:graphic xmlns:a="http://schemas.openxmlformats.org/drawingml/2006/main">
+              <a:graphicData uri="http://schemas.openxmlformats.org/drawingml/2006/picture">
+                <pic:pic xmlns:pic="http://schemas.openxmlformats.org/drawingml/2006/picture">
+                  <pic:nvPicPr>
+                    <pic:cNvPr id="10" name="Imagem 1"/>
+                    <pic:cNvPicPr>
+                      <a:picLocks noChangeAspect="1" noChangeArrowheads="1"/>
+                    </pic:cNvPicPr>
+                  </pic:nvPicPr>
+                  <pic:blipFill>
+                    <a:blip r:embed="rId11"/>
+                    <a:srcRect l="-12" t="-12" r="-12" b="-12"/>
+                    <a:stretch>
+                      <a:fillRect/>
+                    </a:stretch>
+                  </pic:blipFill>
+                  <pic:spPr bwMode="auto">
+                    <a:xfrm>
+                      <a:off x="0" y="0"/>
+                      <a:ext cx="2954655" cy="2893060"/>
+                    </a:xfrm>
+                    <a:prstGeom prst="rect">
+                      <a:avLst/>
+                    </a:prstGeom>
+                  </pic:spPr>
+                </pic:pic>
+              </a:graphicData>
+            </a:graphic>
+          </wp:anchor>
+        </w:drawing>
+      </w:r>
+    </w:p>
+    <w:p>
+      <w:pPr>
+        <w:ind w:firstLine="0"/>
+        <w:rPr>
+          <w:b/>
+          <w:sz w:val="24"/>
+          <w:szCs w:val="24"/>
+        </w:rPr>
+      </w:pPr>
+    </w:p>
+    <w:p>
+      <w:pPr>
+        <w:ind w:firstLine="0"/>
+        <w:rPr>
+          <w:b/>
+          <w:sz w:val="24"/>
+          <w:szCs w:val="24"/>
+        </w:rPr>
+      </w:pPr>
+    </w:p>
+    <w:p>
+      <w:pPr>
+        <w:ind w:firstLine="0"/>
+        <w:rPr>
+          <w:b/>
+          <w:sz w:val="24"/>
+          <w:szCs w:val="24"/>
+        </w:rPr>
+      </w:pPr>
+    </w:p>
+    <w:p>
+      <w:pPr>
+        <w:ind w:firstLine="0"/>
+        <w:rPr>
+          <w:b/>
+          <w:sz w:val="24"/>
+          <w:szCs w:val="24"/>
+        </w:rPr>
+      </w:pPr>
+    </w:p>
+    <w:p>
+      <w:pPr>
+        <w:ind w:firstLine="0"/>
+        <w:rPr>
+          <w:b/>
+          <w:sz w:val="24"/>
+          <w:szCs w:val="24"/>
+        </w:rPr>
+      </w:pPr>
+    </w:p>
+    <w:p>
+      <w:pPr>
+        <w:ind w:firstLine="0"/>
+        <w:rPr>
+          <w:b/>
+          <w:sz w:val="24"/>
+          <w:szCs w:val="24"/>
+          <w:lang w:eastAsia="en-US"/>
+        </w:rPr>
+      </w:pPr>
+    </w:p>
+    <w:p>
+      <w:pPr>
+        <w:ind w:firstLine="0"/>
+        <w:rPr>
+          <w:b/>
+          <w:sz w:val="24"/>
+          <w:szCs w:val="24"/>
+        </w:rPr>
+      </w:pPr>
+    </w:p>
+    <w:p>
+      <w:pPr>
+        <w:ind w:firstLine="0"/>
+        <w:rPr>
+          <w:b/>
+          <w:sz w:val="24"/>
+          <w:szCs w:val="24"/>
+        </w:rPr>
+      </w:pPr>
+    </w:p>
+    <w:p>
+      <w:pPr>
+        <w:ind w:firstLine="0"/>
+        <w:rPr>
+          <w:b/>
+          <w:sz w:val="24"/>
+          <w:szCs w:val="24"/>
+        </w:rPr>
+      </w:pPr>
+    </w:p>
+    <w:p>
+      <w:pPr>
+        <w:ind w:firstLine="0"/>
+        <w:rPr>
+          <w:b/>
+          <w:sz w:val="24"/>
+          <w:szCs w:val="24"/>
+        </w:rPr>
+      </w:pPr>
+    </w:p>
+    <w:p>
+      <w:pPr>
+        <w:ind w:firstLine="0"/>
+        <w:rPr>
+          <w:b/>
+          <w:sz w:val="24"/>
+          <w:szCs w:val="24"/>
+        </w:rPr>
+      </w:pPr>
+    </w:p>
+    <w:p>
+      <w:pPr>
+        <w:ind w:firstLine="0"/>
+        <w:rPr>
+          <w:b/>
+          <w:sz w:val="24"/>
+          <w:szCs w:val="24"/>
+        </w:rPr>
+      </w:pPr>
+    </w:p>
+    <w:p>
+      <w:pPr>
+        <w:ind w:firstLine="0"/>
+        <w:rPr>
+          <w:b/>
+          <w:sz w:val="24"/>
+          <w:szCs w:val="24"/>
+        </w:rPr>
+      </w:pPr>
+    </w:p>
+    <w:p>
+      <w:pPr>
+        <w:ind w:firstLine="0"/>
+        <w:rPr>
+          <w:b/>
+          <w:sz w:val="24"/>
+          <w:szCs w:val="24"/>
+        </w:rPr>
+      </w:pPr>
+    </w:p>
+    <w:p>
+      <w:pPr>
+        <w:ind w:firstLine="0"/>
+        <w:rPr>
+          <w:b/>
+          <w:sz w:val="24"/>
+          <w:szCs w:val="24"/>
+        </w:rPr>
+      </w:pPr>
+      <w:r>
+        <w:rPr>
+          <w:noProof/>
+        </w:rPr>
+        <mc:AlternateContent>
+          <mc:Choice Requires="wps">
+            <w:drawing>
+              <wp:anchor distT="0" distB="0" distL="114935" distR="114935" simplePos="0" relativeHeight="13" behindDoc="0" locked="0" layoutInCell="0" allowOverlap="1" wp14:anchorId="25165483" wp14:editId="3083C1E1">
+                <wp:simplePos x="0" y="0"/>
+                <wp:positionH relativeFrom="margin">
+                  <wp:align>center</wp:align>
+                </wp:positionH>
+                <wp:positionV relativeFrom="paragraph">
+                  <wp:posOffset>333016</wp:posOffset>
+                </wp:positionV>
+                <wp:extent cx="5335270" cy="633730"/>
+                <wp:effectExtent l="0" t="0" r="0" b="635"/>
+                <wp:wrapTight wrapText="bothSides">
+                  <wp:wrapPolygon edited="0">
+                    <wp:start x="0" y="0"/>
+                    <wp:lineTo x="0" y="20205"/>
+                    <wp:lineTo x="21518" y="20205"/>
+                    <wp:lineTo x="21518" y="0"/>
+                    <wp:lineTo x="0" y="0"/>
+                  </wp:wrapPolygon>
+                </wp:wrapTight>
+                <wp:docPr id="11" name="Frame5"/>
+                <wp:cNvGraphicFramePr/>
+                <a:graphic xmlns:a="http://schemas.openxmlformats.org/drawingml/2006/main">
+                  <a:graphicData uri="http://schemas.microsoft.com/office/word/2010/wordprocessingShape">
+                    <wps:wsp>
+                      <wps:cNvSpPr txBox="1"/>
+                      <wps:spPr>
+                        <a:xfrm>
+                          <a:off x="0" y="0"/>
+                          <a:ext cx="5335270" cy="633730"/>
+                        </a:xfrm>
+                        <a:prstGeom prst="rect">
+                          <a:avLst/>
+                        </a:prstGeom>
+                        <a:solidFill>
+                          <a:srgbClr val="FFFFFF"/>
+                        </a:solidFill>
+                      </wps:spPr>
+                      <wps:txbx>
+                        <w:txbxContent>
+                          <w:p>
+                            <w:pPr>
+                              <w:pStyle w:val="Legenda"/>
+                              <w:rPr>
+                                <w:sz w:val="18"/>
+                                <w:szCs w:val="18"/>
+                              </w:rPr>
+                            </w:pPr>
+                            <w:bookmarkStart w:id="11" w:name="_Ref232350127"/>
+                            <w:r>
+                              <w:rPr>
+                                <w:sz w:val="18"/>
+                                <w:szCs w:val="18"/>
+                              </w:rPr>
+                              <w:t xml:space="preserve">Figura </w:t>
+                            </w:r>
+                            <w:r>
+                              <w:rPr>
+                                <w:sz w:val="18"/>
+                                <w:szCs w:val="18"/>
+                              </w:rPr>
+                              <w:fldChar w:fldCharType="begin"/>
+                            </w:r>
+                            <w:r>
+                              <w:rPr>
+                                <w:sz w:val="18"/>
+                                <w:szCs w:val="18"/>
+                              </w:rPr>
+                              <w:instrText xml:space="preserve"> SEQ Figura \* ARABIC </w:instrText>
+                            </w:r>
+                            <w:r>
+                              <w:rPr>
+                                <w:sz w:val="18"/>
+                                <w:szCs w:val="18"/>
+                              </w:rPr>
+                              <w:fldChar w:fldCharType="separate"/>
+                            </w:r>
+                            <w:r>
+                              <w:rPr>
+                                <w:sz w:val="18"/>
+                                <w:szCs w:val="18"/>
+                              </w:rPr>
+                              <w:t>6</w:t>
+                            </w:r>
+                            <w:r>
+                              <w:rPr>
+                                <w:sz w:val="18"/>
+                                <w:szCs w:val="18"/>
+                              </w:rPr>
+                              <w:fldChar w:fldCharType="end"/>
+                            </w:r>
+                            <w:bookmarkEnd w:id="11"/>
+                            <w:r>
+                              <w:rPr>
+                                <w:sz w:val="18"/>
+                                <w:szCs w:val="18"/>
+                              </w:rPr>
+                              <w:t xml:space="preserve">. </w:t>
+                            </w:r>
+                            <w:r>
+                              <w:rPr>
+                                <w:b w:val="0"/>
+                                <w:bCs/>
+                                <w:sz w:val="18"/>
+                                <w:szCs w:val="18"/>
+                              </w:rPr>
+                              <w:t>Área do Cliente demonstrando a listagem estruturada, paginação e o alinhamento de dados do catálogo.</w:t>
+                            </w:r>
+                          </w:p>
+                        </w:txbxContent>
+                      </wps:txbx>
+                      <wps:bodyPr wrap="square" lIns="635" tIns="635" rIns="635" bIns="635" anchor="t">
+                        <a:spAutoFit/>
+                      </wps:bodyPr>
+                    </wps:wsp>
+                  </a:graphicData>
+                </a:graphic>
+                <wp14:sizeRelH relativeFrom="margin">
+                  <wp14:pctWidth>0</wp14:pctWidth>
+                </wp14:sizeRelH>
+              </wp:anchor>
+            </w:drawing>
+          </mc:Choice>
+          <mc:Fallback>
+            <w:pict>
+              <v:shape w14:anchorId="25165483" id="Frame5" o:spid="_x0000_s1030" type="#_x0000_t202" style="position:absolute;left:0;text-align:left;margin-left:0;margin-top:26.2pt;width:420.1pt;height:49.9pt;z-index:13;visibility:visible;mso-wrap-style:square;mso-width-percent:0;mso-wrap-distance-left:9.05pt;mso-wrap-distance-top:0;mso-wrap-distance-right:9.05pt;mso-wrap-distance-bottom:0;mso-position-horizontal:center;mso-position-horizontal-relative:margin;mso-position-vertical:absolute;mso-position-vertical-relative:text;mso-width-percent:0;mso-width-relative:margin;v-text-anchor:top" o:gfxdata="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" o:allowincell="f" stroked="f">
+                <v:textbox style="mso-fit-shape-to-text:t" inset=".05pt,.05pt,.05pt,.05pt">
+                  <w:txbxContent>
+                    <w:p>
+                      <w:pPr>
+                        <w:pStyle w:val="Legenda"/>
+                        <w:rPr>
+                          <w:sz w:val="18"/>
+                          <w:szCs w:val="18"/>
+                        </w:rPr>
+                      </w:pPr>
+                      <w:bookmarkStart w:id="12" w:name="_Ref232350127"/>
+                      <w:r>
+                        <w:rPr>
+                          <w:sz w:val="18"/>
+                          <w:szCs w:val="18"/>
+                        </w:rPr>
+                        <w:t xml:space="preserve">Figura </w:t>
+                      </w:r>
+                      <w:r>
+                        <w:rPr>
+                          <w:sz w:val="18"/>
+                          <w:szCs w:val="18"/>
+                        </w:rPr>
+                        <w:fldChar w:fldCharType="begin"/>
+                      </w:r>
+                      <w:r>
+                        <w:rPr>
+                          <w:sz w:val="18"/>
+                          <w:szCs w:val="18"/>
+                        </w:rPr>
+                        <w:instrText xml:space="preserve"> SEQ Figura \* ARABIC </w:instrText>
+                      </w:r>
+                      <w:r>
+                        <w:rPr>
+                          <w:sz w:val="18"/>
+                          <w:szCs w:val="18"/>
+                        </w:rPr>
+                        <w:fldChar w:fldCharType="separate"/>
+                      </w:r>
+                      <w:r>
+                        <w:rPr>
+                          <w:sz w:val="18"/>
+                          <w:szCs w:val="18"/>
+                        </w:rPr>
+                        <w:t>6</w:t>
+                      </w:r>
+                      <w:r>
+                        <w:rPr>
+                          <w:sz w:val="18"/>
+                          <w:szCs w:val="18"/>
+                        </w:rPr>
+                        <w:fldChar w:fldCharType="end"/>
+                      </w:r>
+                      <w:bookmarkEnd w:id="12"/>
+                      <w:r>
+                        <w:rPr>
+                          <w:sz w:val="18"/>
+                          <w:szCs w:val="18"/>
+                        </w:rPr>
+                        <w:t xml:space="preserve">. </w:t>
+                      </w:r>
+                      <w:r>
+                        <w:rPr>
+                          <w:b w:val="0"/>
+                          <w:bCs/>
+                          <w:sz w:val="18"/>
+                          <w:szCs w:val="18"/>
+                        </w:rPr>
+                        <w:t>Área do Cliente demonstrando a listagem estruturada, paginação e o alinhamento de dados do catálogo.</w:t>
+                      </w:r>
+                    </w:p>
+                  </w:txbxContent>
+                </v:textbox>
+                <w10:wrap type="tight" anchorx="margin"/>
+              </v:shape>
+            </w:pict>
+          </mc:Fallback>
+        </mc:AlternateContent>
+      </w:r>
+    </w:p>
+    <w:p>
+      <w:pPr>
+        <w:ind w:firstLine="0"/>
+        <w:rPr>
+          <w:b/>
+          <w:sz w:val="24"/>
+          <w:szCs w:val="24"/>
+        </w:rPr>
+      </w:pPr>
+    </w:p>
+    <w:p>
+      <w:pPr>
+        <w:ind w:firstLine="0"/>
+        <w:rPr>
+          <w:b/>
+          <w:sz w:val="24"/>
+          <w:szCs w:val="24"/>
+        </w:rPr>
+      </w:pPr>
+    </w:p>
+    <w:p>
+      <w:pPr>
+        <w:ind w:firstLine="0"/>
+        <w:rPr>
+          <w:b/>
+          <w:sz w:val="24"/>
+          <w:szCs w:val="24"/>
+        </w:rPr>
+      </w:pPr>
+      <w:r>
+        <w:rPr>
+          <w:b/>
+          <w:sz w:val="24"/>
+          <w:szCs w:val="24"/>
+        </w:rPr>
+        <w:t>8   Testagem (Unitária e Integração)</w:t>
+      </w:r>
+    </w:p>
+    <w:p>
+      <w:pPr>
+        <w:ind w:firstLine="0"/>
+        <w:rPr>
+          <w:b/>
+          <w:sz w:val="24"/>
+          <w:szCs w:val="24"/>
+        </w:rPr>
+      </w:pPr>
+    </w:p>
+    <w:p>
+      <w:pPr>
+        <w:ind w:firstLine="0"/>
+        <w:rPr>
+          <w:bCs/>
+        </w:rPr>
+      </w:pPr>
+      <w:r>
+        <w:rPr>
+          <w:bCs/>
+        </w:rPr>
+        <w:t xml:space="preserve">Para assegurar a estabilidade, a integridade das regras de negócio e a conformidade da aplicação com as histórias de utilizador mapeadas, foi desenhada e implementada uma infraestrutura completa de testes automatizados com base na </w:t>
+      </w:r>
+      <w:proofErr w:type="spellStart"/>
+      <w:r>
+        <w:rPr>
+          <w:bCs/>
+        </w:rPr>
+        <w:t>framework</w:t>
+      </w:r>
+      <w:proofErr w:type="spellEnd"/>
+      <w:r>
+        <w:rPr>
+          <w:bCs/>
+        </w:rPr>
+        <w:t xml:space="preserve"> industrial </w:t>
+      </w:r>
+      <w:proofErr w:type="spellStart"/>
+      <w:r>
+        <w:rPr>
+          <w:bCs/>
+        </w:rPr>
+        <w:t>GoogleTest</w:t>
+      </w:r>
+      <w:proofErr w:type="spellEnd"/>
+      <w:r>
+        <w:rPr>
+          <w:bCs/>
+        </w:rPr>
+        <w:t xml:space="preserve"> (</w:t>
+      </w:r>
+      <w:proofErr w:type="spellStart"/>
+      <w:r>
+        <w:rPr>
+          <w:bCs/>
+        </w:rPr>
+        <w:t>gtest</w:t>
+      </w:r>
+      <w:proofErr w:type="spellEnd"/>
+      <w:r>
+        <w:rPr>
+          <w:bCs/>
+        </w:rPr>
+        <w:t xml:space="preserve">). A estratégia de testes abrangeu tanto a validação isolada das propriedades e comportamentos das entidades (Testes Unitários) como um fluxo transacional de comunicação entre as componentes das quatro camadas do sistema (Testes de Integração).  </w:t>
+      </w:r>
+    </w:p>
+    <w:p>
+      <w:pPr>
+        <w:ind w:firstLine="0"/>
+        <w:rPr>
+          <w:b/>
+          <w:bCs/>
+        </w:rPr>
+      </w:pPr>
+    </w:p>
+    <w:p>
+      <w:pPr>
+        <w:ind w:firstLine="0"/>
+        <w:rPr>
+          <w:b/>
+        </w:rPr>
+      </w:pPr>
+      <w:r>
+        <w:rPr>
+          <w:b/>
+        </w:rPr>
+        <w:t>8.1 Infraestrutura e Arquitetura Modular de Testes</w:t>
+      </w:r>
+    </w:p>
+    <w:p>
+      <w:pPr>
+        <w:ind w:firstLine="0"/>
+      </w:pPr>
+      <w:r>
+        <w:rPr>
+          <w:bCs/>
+        </w:rPr>
+        <w:t>Afastando-se de uma abordagem de ficheiro único monolítico, que prejudica a manutenibilidade e a escalabilidade do código, o grupo reestruturou a suite de testes numa arquitetura estritamente modular. Esta organização mimetiza os padrões recomendados de engenharia de software, segmentando o ambiente de qualidade em cinco ficheiros de responsabilidade definida:</w:t>
+      </w:r>
+    </w:p>
+    <w:p>
+      <w:pPr>
+        <w:numPr>
+          <w:ilvl w:val="0"/>
+          <w:numId w:val="15"/>
+        </w:numPr>
+        <w:rPr>
+          <w:bCs/>
+        </w:rPr>
+      </w:pPr>
+      <w:r>
+        <w:rPr>
+          <w:b/>
+        </w:rPr>
+        <w:t>main_test.cpp</w:t>
+      </w:r>
+      <w:r>
+        <w:rPr>
+          <w:bCs/>
+        </w:rPr>
+        <w:t xml:space="preserve"> </w:t>
+      </w:r>
+      <w:r>
+        <w:rPr>
+          <w:b/>
+        </w:rPr>
+        <w:t>(Orquestrador Global):</w:t>
+      </w:r>
+      <w:r>
+        <w:rPr>
+          <w:bCs/>
+        </w:rPr>
+        <w:t xml:space="preserve"> Atua como o ponto de entrada central do executável de testes (</w:t>
+      </w:r>
+      <w:proofErr w:type="spellStart"/>
+      <w:r>
+        <w:rPr>
+          <w:b/>
+        </w:rPr>
+        <w:t>runTests</w:t>
+      </w:r>
+      <w:proofErr w:type="spellEnd"/>
+      <w:r>
+        <w:rPr>
+          <w:bCs/>
+        </w:rPr>
+        <w:t xml:space="preserve">). O seu escopo limita-se a inicializar o ambiente de execução do </w:t>
+      </w:r>
+      <w:proofErr w:type="spellStart"/>
+      <w:r>
+        <w:rPr>
+          <w:bCs/>
+        </w:rPr>
+        <w:t>framework</w:t>
+      </w:r>
+      <w:proofErr w:type="spellEnd"/>
+      <w:r>
+        <w:rPr>
+          <w:bCs/>
+        </w:rPr>
+        <w:t xml:space="preserve"> através da </w:t>
+      </w:r>
+      <w:proofErr w:type="gramStart"/>
+      <w:r>
+        <w:rPr>
+          <w:bCs/>
+        </w:rPr>
+        <w:t xml:space="preserve">rotina </w:t>
+      </w:r>
+      <w:r>
+        <w:rPr>
+          <w:b/>
+        </w:rPr>
+        <w:t>::</w:t>
+      </w:r>
+      <w:proofErr w:type="spellStart"/>
+      <w:r>
+        <w:rPr>
+          <w:b/>
+        </w:rPr>
+        <w:t>testing</w:t>
+      </w:r>
+      <w:proofErr w:type="spellEnd"/>
+      <w:r>
+        <w:rPr>
+          <w:b/>
+        </w:rPr>
+        <w:t>::</w:t>
+      </w:r>
+      <w:proofErr w:type="spellStart"/>
+      <w:r>
+        <w:rPr>
+          <w:b/>
+        </w:rPr>
+        <w:t>InitGoogleTest</w:t>
+      </w:r>
+      <w:proofErr w:type="spellEnd"/>
+      <w:r>
+        <w:rPr>
+          <w:b/>
+        </w:rPr>
+        <w:t>(</w:t>
+      </w:r>
+      <w:proofErr w:type="gramEnd"/>
+      <w:r>
+        <w:rPr>
+          <w:b/>
+        </w:rPr>
+        <w:t>)</w:t>
+      </w:r>
+      <w:r>
+        <w:rPr>
+          <w:bCs/>
+        </w:rPr>
+        <w:t xml:space="preserve"> e disparar o motor de asserções com </w:t>
+      </w:r>
+      <w:r>
+        <w:rPr>
+          <w:b/>
+        </w:rPr>
+        <w:t>RUN_ALL_</w:t>
+      </w:r>
+      <w:proofErr w:type="gramStart"/>
+      <w:r>
+        <w:rPr>
+          <w:b/>
+        </w:rPr>
+        <w:t>TESTS(</w:t>
+      </w:r>
+      <w:proofErr w:type="gramEnd"/>
+      <w:r>
+        <w:rPr>
+          <w:b/>
+        </w:rPr>
+        <w:t>)</w:t>
+      </w:r>
+      <w:r>
+        <w:rPr>
+          <w:bCs/>
+        </w:rPr>
+        <w:t xml:space="preserve">. Para otimizar o processo de vinculação e evitar erros </w:t>
+      </w:r>
+      <w:r>
+        <w:rPr>
+          <w:bCs/>
+        </w:rPr>
+        <w:lastRenderedPageBreak/>
+        <w:t xml:space="preserve">críticos de compilação por símbolos duplicados no </w:t>
+      </w:r>
+      <w:proofErr w:type="spellStart"/>
+      <w:r>
+        <w:rPr>
+          <w:bCs/>
+        </w:rPr>
+        <w:t>Linker</w:t>
+      </w:r>
+      <w:proofErr w:type="spellEnd"/>
+      <w:r>
+        <w:rPr>
+          <w:bCs/>
+        </w:rPr>
+        <w:t xml:space="preserve"> (</w:t>
+      </w:r>
+      <w:proofErr w:type="spellStart"/>
+      <w:r>
+        <w:rPr>
+          <w:bCs/>
+        </w:rPr>
+        <w:t>Multiple</w:t>
+      </w:r>
+      <w:proofErr w:type="spellEnd"/>
+      <w:r>
+        <w:rPr>
+          <w:bCs/>
+        </w:rPr>
+        <w:t xml:space="preserve"> </w:t>
+      </w:r>
+      <w:proofErr w:type="spellStart"/>
+      <w:r>
+        <w:rPr>
+          <w:bCs/>
+        </w:rPr>
+        <w:t>Definition</w:t>
+      </w:r>
+      <w:proofErr w:type="spellEnd"/>
+      <w:r>
+        <w:rPr>
+          <w:bCs/>
+        </w:rPr>
+        <w:t xml:space="preserve"> </w:t>
+      </w:r>
+      <w:proofErr w:type="spellStart"/>
+      <w:r>
+        <w:rPr>
+          <w:bCs/>
+        </w:rPr>
+        <w:t>Errors</w:t>
+      </w:r>
+      <w:proofErr w:type="spellEnd"/>
+      <w:r>
+        <w:rPr>
+          <w:bCs/>
+        </w:rPr>
+        <w:t xml:space="preserve">), este ficheiro recorre à inclusão </w:t>
+      </w:r>
+      <w:proofErr w:type="gramStart"/>
+      <w:r>
+        <w:rPr>
+          <w:bCs/>
+        </w:rPr>
+        <w:t>literal(</w:t>
+      </w:r>
+      <w:proofErr w:type="gramEnd"/>
+      <w:r>
+        <w:rPr>
+          <w:bCs/>
+        </w:rPr>
+        <w:t xml:space="preserve">via diretivas </w:t>
+      </w:r>
+      <w:r>
+        <w:rPr>
+          <w:b/>
+        </w:rPr>
+        <w:t>#include</w:t>
+      </w:r>
+      <w:r>
+        <w:rPr>
+          <w:bCs/>
+        </w:rPr>
+        <w:t>) das unidades de teste individuais consolidando-as numa única unidade de tradução conceptual.</w:t>
+      </w:r>
+    </w:p>
+    <w:p>
+      <w:pPr>
+        <w:numPr>
+          <w:ilvl w:val="0"/>
+          <w:numId w:val="15"/>
+        </w:numPr>
+        <w:rPr>
+          <w:bCs/>
+        </w:rPr>
+      </w:pPr>
+      <w:r>
+        <w:rPr>
+          <w:b/>
+        </w:rPr>
+        <w:t xml:space="preserve">testes_artistas.cpp: </w:t>
+      </w:r>
+      <w:r>
+        <w:rPr>
+          <w:bCs/>
+        </w:rPr>
+        <w:t xml:space="preserve">Módulo especializado na validação dos estados e invariantes associados à classe </w:t>
+      </w:r>
+      <w:r>
+        <w:rPr>
+          <w:b/>
+        </w:rPr>
+        <w:t>Artista</w:t>
+      </w:r>
+      <w:r>
+        <w:rPr>
+          <w:bCs/>
+        </w:rPr>
+        <w:t>.</w:t>
+      </w:r>
+    </w:p>
+    <w:p>
+      <w:pPr>
+        <w:numPr>
+          <w:ilvl w:val="0"/>
+          <w:numId w:val="15"/>
+        </w:numPr>
+        <w:rPr>
+          <w:bCs/>
+        </w:rPr>
+      </w:pPr>
+      <w:r>
+        <w:rPr>
+          <w:b/>
+        </w:rPr>
+        <w:t>testes_album.cpp:</w:t>
+      </w:r>
+      <w:r>
+        <w:rPr>
+          <w:bCs/>
+        </w:rPr>
+        <w:t xml:space="preserve"> Módulo encarregue de auditar o comportamento da entidade </w:t>
+      </w:r>
+      <w:proofErr w:type="spellStart"/>
+      <w:r>
+        <w:rPr>
+          <w:b/>
+        </w:rPr>
+        <w:t>Album</w:t>
+      </w:r>
+      <w:proofErr w:type="spellEnd"/>
+      <w:r>
+        <w:rPr>
+          <w:bCs/>
+        </w:rPr>
+        <w:t>, focando-se nas restrições de formatação, preço e limites cronológicos.</w:t>
+      </w:r>
+    </w:p>
+    <w:p>
+      <w:pPr>
+        <w:numPr>
+          <w:ilvl w:val="0"/>
+          <w:numId w:val="15"/>
+        </w:numPr>
+        <w:rPr>
+          <w:bCs/>
+        </w:rPr>
+      </w:pPr>
+      <w:r>
+        <w:rPr>
+          <w:b/>
+        </w:rPr>
+        <w:t xml:space="preserve">testes_carrinho.cpp: </w:t>
+      </w:r>
+      <w:r>
+        <w:rPr>
+          <w:bCs/>
+        </w:rPr>
+        <w:t xml:space="preserve">Módulo isolado que implementa uma </w:t>
+      </w:r>
+      <w:proofErr w:type="spellStart"/>
+      <w:r>
+        <w:rPr>
+          <w:bCs/>
+          <w:i/>
+          <w:iCs/>
+        </w:rPr>
+        <w:t>Test</w:t>
+      </w:r>
+      <w:proofErr w:type="spellEnd"/>
+      <w:r>
+        <w:rPr>
+          <w:bCs/>
+          <w:i/>
+          <w:iCs/>
+        </w:rPr>
+        <w:t xml:space="preserve"> </w:t>
+      </w:r>
+      <w:proofErr w:type="spellStart"/>
+      <w:r>
+        <w:rPr>
+          <w:bCs/>
+          <w:i/>
+          <w:iCs/>
+        </w:rPr>
+        <w:t>Fixture</w:t>
+      </w:r>
+      <w:proofErr w:type="spellEnd"/>
+      <w:r>
+        <w:rPr>
+          <w:bCs/>
+          <w:i/>
+          <w:iCs/>
+        </w:rPr>
+        <w:t xml:space="preserve"> </w:t>
+      </w:r>
+      <w:r>
+        <w:rPr>
+          <w:bCs/>
+        </w:rPr>
+        <w:t>dedicada para isolar o ciclo de vida e o estado transacional do carrinho virtual de compras.</w:t>
+      </w:r>
+    </w:p>
+    <w:p>
+      <w:pPr>
+        <w:numPr>
+          <w:ilvl w:val="0"/>
+          <w:numId w:val="15"/>
+        </w:numPr>
+        <w:rPr>
+          <w:bCs/>
+        </w:rPr>
+      </w:pPr>
+      <w:r>
+        <w:rPr>
+          <w:b/>
+        </w:rPr>
+        <w:t xml:space="preserve">testes_integracao.cpp: </w:t>
+      </w:r>
+      <w:r>
+        <w:rPr>
+          <w:bCs/>
+        </w:rPr>
+        <w:t>Módulo complexo focado em validar o acoplamento seguro entre os controladores de busca, o gestor de persistência em disco e os fluxos de checkout e feedback do sistema.</w:t>
+      </w:r>
+    </w:p>
+    <w:p>
+      <w:pPr>
+        <w:ind w:firstLine="0"/>
+        <w:rPr>
+          <w:bCs/>
+        </w:rPr>
+      </w:pPr>
+    </w:p>
+    <w:p>
+      <w:pPr>
+        <w:ind w:firstLine="0"/>
+        <w:rPr>
+          <w:b/>
+        </w:rPr>
+      </w:pPr>
+      <w:r>
+        <w:rPr>
+          <w:b/>
+        </w:rPr>
+        <w:t>8.2 Metodologia AAA (</w:t>
+      </w:r>
+      <w:proofErr w:type="spellStart"/>
+      <w:r>
+        <w:rPr>
+          <w:b/>
+        </w:rPr>
+        <w:t>Arrange-Act-Assert</w:t>
+      </w:r>
+      <w:proofErr w:type="spellEnd"/>
+      <w:r>
+        <w:rPr>
+          <w:b/>
+        </w:rPr>
+        <w:t>) e Especificações dos Módulos</w:t>
+      </w:r>
+    </w:p>
+    <w:p>
+      <w:pPr>
+        <w:ind w:firstLine="0"/>
+        <w:rPr>
+          <w:bCs/>
+        </w:rPr>
+      </w:pPr>
+      <w:r>
+        <w:rPr>
+          <w:bCs/>
+        </w:rPr>
+        <w:t xml:space="preserve">Todos os cenários de teste foram desenvolvidos sob a disciplina do padrão </w:t>
+      </w:r>
+      <w:r>
+        <w:rPr>
+          <w:b/>
+          <w:bCs/>
+        </w:rPr>
+        <w:t>AAA (</w:t>
+      </w:r>
+      <w:proofErr w:type="spellStart"/>
+      <w:r>
+        <w:rPr>
+          <w:b/>
+          <w:bCs/>
+        </w:rPr>
+        <w:t>Arrange-Act-Assert</w:t>
+      </w:r>
+      <w:proofErr w:type="spellEnd"/>
+      <w:r>
+        <w:rPr>
+          <w:b/>
+          <w:bCs/>
+        </w:rPr>
+        <w:t>)</w:t>
+      </w:r>
+      <w:r>
+        <w:rPr>
+          <w:bCs/>
+        </w:rPr>
+        <w:t>, organizando cronologicamente cada bloco de código para instanciar os pré-requisitos (</w:t>
+      </w:r>
+      <w:proofErr w:type="spellStart"/>
+      <w:r>
+        <w:rPr>
+          <w:bCs/>
+          <w:i/>
+          <w:iCs/>
+        </w:rPr>
+        <w:t>Arrange</w:t>
+      </w:r>
+      <w:proofErr w:type="spellEnd"/>
+      <w:r>
+        <w:rPr>
+          <w:bCs/>
+        </w:rPr>
+        <w:t>), executar o comportamento sob análise (</w:t>
+      </w:r>
+      <w:proofErr w:type="spellStart"/>
+      <w:r>
+        <w:rPr>
+          <w:bCs/>
+          <w:i/>
+          <w:iCs/>
+        </w:rPr>
+        <w:t>Act</w:t>
+      </w:r>
+      <w:proofErr w:type="spellEnd"/>
+      <w:r>
+        <w:rPr>
+          <w:bCs/>
+        </w:rPr>
+        <w:t>) e auditar o resultado face às expectativas teóricas (</w:t>
+      </w:r>
+      <w:proofErr w:type="spellStart"/>
+      <w:r>
+        <w:rPr>
+          <w:bCs/>
+          <w:i/>
+          <w:iCs/>
+        </w:rPr>
+        <w:t>Assert</w:t>
+      </w:r>
+      <w:proofErr w:type="spellEnd"/>
+      <w:r>
+        <w:rPr>
+          <w:bCs/>
+        </w:rPr>
+        <w:t>).</w:t>
       </w:r>
     </w:p>
     <w:p>
@@ -2897,10 +5207,112 @@
           <w:b/>
           <w:bCs/>
         </w:rPr>
-        <w:t>Exploração e Filtragem:</w:t>
-      </w:r>
-      <w:r>
-        <w:t xml:space="preserve"> Apresentação rigorosamente formatada e paginada do catálogo completo, suportada por menus de pesquisa avançada (UC08) que permitem interrogar o acervo de acordo com restrições específicas (género musical, ano de lançamento ou artista).</w:t>
+        <w:t xml:space="preserve">Módulo de Artistas (testes_artistas.cpp): </w:t>
+      </w:r>
+      <w:r>
+        <w:t xml:space="preserve">O cenário </w:t>
+      </w:r>
+      <w:proofErr w:type="spellStart"/>
+      <w:r>
+        <w:rPr>
+          <w:b/>
+          <w:bCs/>
+        </w:rPr>
+        <w:t>CriarArtistaValido</w:t>
+      </w:r>
+      <w:proofErr w:type="spellEnd"/>
+      <w:r>
+        <w:t xml:space="preserve"> assegura que dados conformes passam pela validação sem disparar exceções (</w:t>
+      </w:r>
+      <w:r>
+        <w:rPr>
+          <w:b/>
+          <w:bCs/>
+        </w:rPr>
+        <w:t>EXPECT_NO_THROW</w:t>
+      </w:r>
+      <w:r>
+        <w:t xml:space="preserve">), garantindo adicionalmente que a indexação na tabela de símbolos funciona através do método </w:t>
+      </w:r>
+      <w:proofErr w:type="spellStart"/>
+      <w:r>
+        <w:rPr>
+          <w:b/>
+          <w:bCs/>
+        </w:rPr>
+        <w:t>obterIdPorNome</w:t>
+      </w:r>
+      <w:proofErr w:type="spellEnd"/>
+      <w:r>
+        <w:t>, cujo retorno deve ser obrigatoriamente um ID válido (</w:t>
+      </w:r>
+      <w:r>
+        <w:rPr>
+          <w:b/>
+          <w:bCs/>
+        </w:rPr>
+        <w:t>EXPECT_</w:t>
+      </w:r>
+      <w:proofErr w:type="gramStart"/>
+      <w:r>
+        <w:rPr>
+          <w:b/>
+          <w:bCs/>
+        </w:rPr>
+        <w:t>NE(</w:t>
+      </w:r>
+      <w:proofErr w:type="gramEnd"/>
+      <w:r>
+        <w:rPr>
+          <w:b/>
+          <w:bCs/>
+        </w:rPr>
+        <w:t>id, -1)</w:t>
+      </w:r>
+      <w:r>
+        <w:t xml:space="preserve">). O cenário </w:t>
+      </w:r>
+      <w:proofErr w:type="spellStart"/>
+      <w:r>
+        <w:rPr>
+          <w:b/>
+          <w:bCs/>
+        </w:rPr>
+        <w:t>BloquearCamposVazios</w:t>
+      </w:r>
+      <w:proofErr w:type="spellEnd"/>
+      <w:r>
+        <w:t xml:space="preserve"> valida a robustez do construtor, assegurando que a introdução de </w:t>
+      </w:r>
+      <w:proofErr w:type="spellStart"/>
+      <w:r>
+        <w:t>strings</w:t>
+      </w:r>
+      <w:proofErr w:type="spellEnd"/>
+      <w:r>
+        <w:t xml:space="preserve"> nulas ou vazias força o imediato disparo de uma exceção de barreira do tipo </w:t>
+      </w:r>
+      <w:proofErr w:type="spellStart"/>
+      <w:r>
+        <w:rPr>
+          <w:b/>
+          <w:bCs/>
+        </w:rPr>
+        <w:t>InvalidDataException</w:t>
+      </w:r>
+      <w:proofErr w:type="spellEnd"/>
+      <w:r>
+        <w:t xml:space="preserve"> (</w:t>
+      </w:r>
+      <w:r>
+        <w:rPr>
+          <w:b/>
+          <w:bCs/>
+        </w:rPr>
+        <w:t>EXPECT_THROW</w:t>
+      </w:r>
+      <w:r>
+        <w:t>).</w:t>
       </w:r>
     </w:p>
     <w:p>
@@ -2915,34 +5327,99 @@
           <w:b/>
           <w:bCs/>
         </w:rPr>
-        <w:t xml:space="preserve">Simulação de Negócio (Carrinho e </w:t>
-      </w:r>
-      <w:r>
-        <w:rPr>
-          <w:b/>
-          <w:bCs/>
-          <w:i/>
-          <w:iCs/>
-        </w:rPr>
-        <w:t>Checkout</w:t>
-      </w:r>
-      <w:r>
-        <w:rPr>
-          <w:b/>
-          <w:bCs/>
-        </w:rPr>
-        <w:t>):</w:t>
-      </w:r>
-      <w:r>
-        <w:t xml:space="preserve"> A interface </w:t>
+        <w:t>Módulo de Álbuns (testes_album.cpp):</w:t>
+      </w:r>
+      <w:r>
+        <w:t xml:space="preserve"> Este bloco blinda o domínio contra corrupção de dados na memória RAM. O cenário</w:t>
+      </w:r>
+      <w:r>
+        <w:rPr>
+          <w:b/>
+          <w:bCs/>
+        </w:rPr>
+        <w:t xml:space="preserve"> </w:t>
       </w:r>
       <w:proofErr w:type="spellStart"/>
       <w:r>
-        <w:t>renderiza</w:t>
+        <w:rPr>
+          <w:b/>
+          <w:bCs/>
+        </w:rPr>
+        <w:t>ValidarPrecoNegativo</w:t>
       </w:r>
       <w:proofErr w:type="spellEnd"/>
       <w:r>
-        <w:t xml:space="preserve"> o estado da memória RAM referente ao carrinho de compras virtual do utilizador. O fluxo culmina na simulação de compra (UC10), gerando em ecrã a emissão gráfica de um recibo formatado, que detalha as obras selecionadas e o valor comercial total acumulado.</w:t>
+        <w:t xml:space="preserve"> intercepta tentativas de atribuição de valores comerciais abaixo de zero. O cenário </w:t>
+      </w:r>
+      <w:proofErr w:type="spellStart"/>
+      <w:r>
+        <w:rPr>
+          <w:b/>
+          <w:bCs/>
+        </w:rPr>
+        <w:t>ValidarFormatos</w:t>
+      </w:r>
+      <w:proofErr w:type="spellEnd"/>
+      <w:r>
+        <w:t xml:space="preserve"> afere a conformidade dos suportes físicos, aceitando capitalizações higienizadas (como a conversão ativa de </w:t>
+      </w:r>
+      <w:r>
+        <w:rPr>
+          <w:b/>
+          <w:bCs/>
+        </w:rPr>
+        <w:t xml:space="preserve">“vinil” </w:t>
+      </w:r>
+      <w:r>
+        <w:t xml:space="preserve">para </w:t>
+      </w:r>
+      <w:r>
+        <w:rPr>
+          <w:b/>
+          <w:bCs/>
+        </w:rPr>
+        <w:t>“Vinil”</w:t>
+      </w:r>
+      <w:r>
+        <w:rPr>
+          <w:sz w:val="22"/>
+          <w:szCs w:val="22"/>
+        </w:rPr>
+        <w:t xml:space="preserve">) e rejeitando formatos comerciais não suportados (como </w:t>
+      </w:r>
+      <w:r>
+        <w:rPr>
+          <w:b/>
+          <w:bCs/>
+          <w:sz w:val="22"/>
+          <w:szCs w:val="22"/>
+        </w:rPr>
+        <w:t>“Cassete”</w:t>
+      </w:r>
+      <w:r>
+        <w:rPr>
+          <w:sz w:val="22"/>
+          <w:szCs w:val="22"/>
+        </w:rPr>
+        <w:t xml:space="preserve">), despoletando a respetiva exceção de dados. Por fim, o cenário </w:t>
+      </w:r>
+      <w:proofErr w:type="spellStart"/>
+      <w:r>
+        <w:rPr>
+          <w:b/>
+          <w:bCs/>
+          <w:sz w:val="22"/>
+          <w:szCs w:val="22"/>
+        </w:rPr>
+        <w:t>ValidarLimitesDoAno</w:t>
+      </w:r>
+      <w:proofErr w:type="spellEnd"/>
+      <w:r>
+        <w:rPr>
+          <w:sz w:val="22"/>
+          <w:szCs w:val="22"/>
+        </w:rPr>
+        <w:t xml:space="preserve"> estabelece as fronteiras cronológicas fixadas nos requisitos (1900 a 2026), garantindo que os anos de fronteira inválidos (como 1899 e 2027) são ativamente bloqueados pelo sistema.</w:t>
       </w:r>
     </w:p>
     <w:p>
@@ -2957,49 +5434,1124 @@
           <w:b/>
           <w:bCs/>
         </w:rPr>
-        <w:t>Avaliação do Acervo:</w:t>
-      </w:r>
-      <w:r>
-        <w:t xml:space="preserve"> Ecrãs interativos dedicados à submissão de </w:t>
-      </w:r>
-      <w:r>
-        <w:rPr>
-          <w:i/>
-          <w:iCs/>
-        </w:rPr>
-        <w:t>ratings</w:t>
-      </w:r>
-      <w:r>
-        <w:t xml:space="preserve"> de 1 a 5 estrelas (UC11), promovendo uma interação bidirecional entre o consumidor e as obras musicais disponíveis.</w:t>
-      </w:r>
-    </w:p>
+        <w:t>Módulo do Carrinho (testes_carrinho.cpp):</w:t>
+      </w:r>
+      <w:r>
+        <w:t xml:space="preserve"> Utiliza a classe especializada </w:t>
+      </w:r>
+      <w:proofErr w:type="spellStart"/>
+      <w:r>
+        <w:rPr>
+          <w:b/>
+          <w:bCs/>
+        </w:rPr>
+        <w:t>CarrinhoFixture</w:t>
+      </w:r>
+      <w:proofErr w:type="spellEnd"/>
+      <w:r>
+        <w:t xml:space="preserve">, derivada </w:t>
+      </w:r>
+      <w:proofErr w:type="gramStart"/>
+      <w:r>
+        <w:t xml:space="preserve">de </w:t>
+      </w:r>
+      <w:r>
+        <w:rPr>
+          <w:b/>
+          <w:bCs/>
+        </w:rPr>
+        <w:t>::</w:t>
+      </w:r>
+      <w:proofErr w:type="spellStart"/>
+      <w:r>
+        <w:rPr>
+          <w:b/>
+          <w:bCs/>
+        </w:rPr>
+        <w:t>testing</w:t>
+      </w:r>
+      <w:proofErr w:type="spellEnd"/>
+      <w:r>
+        <w:rPr>
+          <w:b/>
+          <w:bCs/>
+        </w:rPr>
+        <w:t>::</w:t>
+      </w:r>
+      <w:proofErr w:type="spellStart"/>
+      <w:proofErr w:type="gramEnd"/>
+      <w:r>
+        <w:rPr>
+          <w:b/>
+          <w:bCs/>
+        </w:rPr>
+        <w:t>Test</w:t>
+      </w:r>
+      <w:proofErr w:type="spellEnd"/>
+      <w:r>
+        <w:t xml:space="preserve">, para criar um arnês de testes limpos. Através do método nativo </w:t>
+      </w:r>
+      <w:proofErr w:type="spellStart"/>
+      <w:proofErr w:type="gramStart"/>
+      <w:r>
+        <w:rPr>
+          <w:b/>
+          <w:bCs/>
+        </w:rPr>
+        <w:t>SetUp</w:t>
+      </w:r>
+      <w:proofErr w:type="spellEnd"/>
+      <w:r>
+        <w:rPr>
+          <w:b/>
+          <w:bCs/>
+        </w:rPr>
+        <w:t>(</w:t>
+      </w:r>
+      <w:proofErr w:type="gramEnd"/>
+      <w:r>
+        <w:rPr>
+          <w:b/>
+          <w:bCs/>
+        </w:rPr>
+        <w:t>)</w:t>
+      </w:r>
+      <w:r>
+        <w:t xml:space="preserve">, o ambiente configura instâncias limpas de ponteiros para objetos da </w:t>
+      </w:r>
+      <w:proofErr w:type="spellStart"/>
+      <w:r>
+        <w:t>Heap</w:t>
+      </w:r>
+      <w:proofErr w:type="spellEnd"/>
+      <w:r>
+        <w:t xml:space="preserve"> (</w:t>
+      </w:r>
+      <w:r>
+        <w:rPr>
+          <w:b/>
+          <w:bCs/>
+        </w:rPr>
+        <w:t>Artista*</w:t>
+      </w:r>
+      <w:r>
+        <w:t xml:space="preserve"> e </w:t>
+      </w:r>
+      <w:proofErr w:type="spellStart"/>
+      <w:r>
+        <w:rPr>
+          <w:b/>
+          <w:bCs/>
+        </w:rPr>
+        <w:t>Album</w:t>
+      </w:r>
+      <w:proofErr w:type="spellEnd"/>
+      <w:r>
+        <w:rPr>
+          <w:b/>
+          <w:bCs/>
+        </w:rPr>
+        <w:t>*</w:t>
+      </w:r>
+      <w:r>
+        <w:t>). O teste</w:t>
+      </w:r>
+      <w:r>
+        <w:rPr>
+          <w:b/>
+          <w:bCs/>
+        </w:rPr>
+        <w:t xml:space="preserve"> </w:t>
+      </w:r>
+      <w:proofErr w:type="spellStart"/>
+      <w:r>
+        <w:rPr>
+          <w:b/>
+          <w:bCs/>
+        </w:rPr>
+        <w:t>ValidarOperacoesECalculoTotal</w:t>
+      </w:r>
+      <w:proofErr w:type="spellEnd"/>
+      <w:r>
+        <w:t xml:space="preserve"> simula de forma encadeada adições de </w:t>
+      </w:r>
+      <w:r>
+        <w:lastRenderedPageBreak/>
+        <w:t xml:space="preserve">itens, valida se o somatório aritmético dos preços flutuantes coincide com o esperado através de </w:t>
+      </w:r>
+      <w:r>
+        <w:rPr>
+          <w:b/>
+          <w:bCs/>
+        </w:rPr>
+        <w:t>EXPECT_FLOAT_EQ</w:t>
+      </w:r>
+      <w:r>
+        <w:t>, e afere se a remoção seletiva e a rotina de limpeza integral (</w:t>
+      </w:r>
+      <w:proofErr w:type="spellStart"/>
+      <w:r>
+        <w:rPr>
+          <w:b/>
+          <w:bCs/>
+        </w:rPr>
+        <w:t>limparCarrinho</w:t>
+      </w:r>
+      <w:proofErr w:type="spellEnd"/>
+      <w:r>
+        <w:t>) manipulam corretamente o tamanho do vetor dinâmico de itens.</w:t>
+      </w:r>
+    </w:p>
+    <w:p>
+      <w:pPr>
+        <w:numPr>
+          <w:ilvl w:val="0"/>
+          <w:numId w:val="3"/>
+        </w:numPr>
+      </w:pPr>
+      <w:r>
+        <w:rPr>
+          <w:b/>
+          <w:bCs/>
+        </w:rPr>
+        <w:t>Módulo de Integração (testes_integracao.cpp):</w:t>
+      </w:r>
+      <w:r>
+        <w:t xml:space="preserve"> Valida a cooperação multicamada do sistema. A integração com a camada de persistência é testada instanciando o </w:t>
+      </w:r>
+      <w:proofErr w:type="spellStart"/>
+      <w:r>
+        <w:rPr>
+          <w:b/>
+          <w:bCs/>
+        </w:rPr>
+        <w:t>DataManager</w:t>
+      </w:r>
+      <w:proofErr w:type="spellEnd"/>
+      <w:r>
+        <w:t xml:space="preserve"> apontando para a diretoria padrão </w:t>
+      </w:r>
+      <w:r>
+        <w:rPr>
+          <w:b/>
+          <w:bCs/>
+        </w:rPr>
+        <w:t>“data”</w:t>
+      </w:r>
+      <w:r>
+        <w:t xml:space="preserve">, aferindo que o método </w:t>
+      </w:r>
+      <w:proofErr w:type="spellStart"/>
+      <w:proofErr w:type="gramStart"/>
+      <w:r>
+        <w:rPr>
+          <w:b/>
+          <w:bCs/>
+        </w:rPr>
+        <w:t>carregarDados</w:t>
+      </w:r>
+      <w:proofErr w:type="spellEnd"/>
+      <w:r>
+        <w:rPr>
+          <w:b/>
+          <w:bCs/>
+        </w:rPr>
+        <w:t>(</w:t>
+      </w:r>
+      <w:proofErr w:type="gramEnd"/>
+      <w:r>
+        <w:rPr>
+          <w:b/>
+          <w:bCs/>
+        </w:rPr>
+        <w:t>)</w:t>
+      </w:r>
+      <w:r>
+        <w:t xml:space="preserve"> realiza a hidratação da memória a partir dos ficheiros CSV sem falhas. A integração com a camada de controlo avalia as funções estáticas de consulta da classe </w:t>
+      </w:r>
+      <w:r>
+        <w:rPr>
+          <w:b/>
+          <w:bCs/>
+        </w:rPr>
+        <w:t>Pesquisa</w:t>
+      </w:r>
+      <w:r>
+        <w:t xml:space="preserve"> (</w:t>
+      </w:r>
+      <w:proofErr w:type="spellStart"/>
+      <w:r>
+        <w:rPr>
+          <w:b/>
+          <w:bCs/>
+        </w:rPr>
+        <w:t>pesquisarPorGenero</w:t>
+      </w:r>
+      <w:proofErr w:type="spellEnd"/>
+      <w:r>
+        <w:t xml:space="preserve"> e </w:t>
+      </w:r>
+      <w:proofErr w:type="spellStart"/>
+      <w:r>
+        <w:rPr>
+          <w:b/>
+          <w:bCs/>
+        </w:rPr>
+        <w:t>pesquisaPorNomedeArtista</w:t>
+      </w:r>
+      <w:proofErr w:type="spellEnd"/>
+      <w:r>
+        <w:t xml:space="preserve">). O fluxo encerra com a validação das regras efetivas de negócio: comprova-se que a entidade de feedback </w:t>
+      </w:r>
+      <w:r>
+        <w:rPr>
+          <w:b/>
+          <w:bCs/>
+        </w:rPr>
+        <w:t>Rating</w:t>
+      </w:r>
+      <w:r>
+        <w:t xml:space="preserve"> armazena e calcula as pontuações na escala correta e que o objeto transacional </w:t>
+      </w:r>
+      <w:r>
+        <w:rPr>
+          <w:b/>
+          <w:bCs/>
+        </w:rPr>
+        <w:t>Venda</w:t>
+      </w:r>
+      <w:r>
+        <w:t xml:space="preserve"> acopla perfeitamente um carrinho de data, um ID e uma referência direta a um objeto </w:t>
+      </w:r>
+      <w:r>
+        <w:rPr>
+          <w:b/>
+          <w:bCs/>
+        </w:rPr>
+        <w:t>Carrinho</w:t>
+      </w:r>
+      <w:r>
+        <w:t xml:space="preserve"> </w:t>
+      </w:r>
+      <w:proofErr w:type="spellStart"/>
+      <w:r>
+        <w:t>populado</w:t>
+      </w:r>
+      <w:proofErr w:type="spellEnd"/>
+      <w:r>
+        <w:t>, emitindo o estado final de checkout com sucesso.</w:t>
+      </w:r>
+    </w:p>
+    <w:p/>
     <w:p>
       <w:pPr>
         <w:ind w:firstLine="0"/>
-      </w:pPr>
+        <w:rPr>
+          <w:b/>
+        </w:rPr>
+      </w:pPr>
+      <w:r>
+        <w:rPr>
+          <w:b/>
+        </w:rPr>
+        <w:t>8.3 Análise de Resultados e Cobertura de Código (</w:t>
+      </w:r>
+      <w:proofErr w:type="spellStart"/>
+      <w:r>
+        <w:rPr>
+          <w:b/>
+        </w:rPr>
+        <w:t>Code</w:t>
+      </w:r>
+      <w:proofErr w:type="spellEnd"/>
+      <w:r>
+        <w:rPr>
+          <w:b/>
+        </w:rPr>
+        <w:t xml:space="preserve"> </w:t>
+      </w:r>
+      <w:proofErr w:type="spellStart"/>
+      <w:r>
+        <w:rPr>
+          <w:b/>
+        </w:rPr>
+        <w:t>Coverage</w:t>
+      </w:r>
+      <w:proofErr w:type="spellEnd"/>
+      <w:r>
+        <w:rPr>
+          <w:b/>
+        </w:rPr>
+        <w:t>)</w:t>
+      </w:r>
     </w:p>
     <w:p>
       <w:pPr>
         <w:ind w:firstLine="0"/>
         <w:rPr>
-          <w:bCs/>
+          <w:b/>
         </w:rPr>
       </w:pPr>
     </w:p>
     <w:p>
       <w:pPr>
         <w:ind w:firstLine="0"/>
-        <w:rPr>
-          <w:bCs/>
-        </w:rPr>
-      </w:pPr>
+      </w:pPr>
+      <w:r>
+        <w:rPr>
+          <w:bCs/>
+        </w:rPr>
+        <w:t xml:space="preserve">A execução laboratorial da suite de testes através do motor de análise dinâmico do IDE </w:t>
+      </w:r>
+      <w:proofErr w:type="spellStart"/>
+      <w:r>
+        <w:rPr>
+          <w:bCs/>
+        </w:rPr>
+        <w:t>Clion</w:t>
+      </w:r>
+      <w:proofErr w:type="spellEnd"/>
+      <w:r>
+        <w:rPr>
+          <w:bCs/>
+        </w:rPr>
+        <w:t xml:space="preserve"> revelou indicadores de máxima excelência técnica:</w:t>
+      </w:r>
+    </w:p>
+    <w:p>
+      <w:pPr>
+        <w:numPr>
+          <w:ilvl w:val="0"/>
+          <w:numId w:val="13"/>
+        </w:numPr>
+      </w:pPr>
+      <w:r>
+        <w:rPr>
+          <w:b/>
+          <w:bCs/>
+        </w:rPr>
+        <w:t>Sucesso Lógico:</w:t>
+      </w:r>
+      <w:r>
+        <w:t xml:space="preserve"> O sistema obteve aprovação absoluta em todos os cenários delineados, culminando em 9 testes passados com sucesso (</w:t>
+      </w:r>
+      <w:r>
+        <w:rPr>
+          <w:b/>
+          <w:bCs/>
+        </w:rPr>
+        <w:t xml:space="preserve">9 </w:t>
+      </w:r>
+      <w:proofErr w:type="spellStart"/>
+      <w:r>
+        <w:rPr>
+          <w:b/>
+          <w:bCs/>
+        </w:rPr>
+        <w:t>tests</w:t>
+      </w:r>
+      <w:proofErr w:type="spellEnd"/>
+      <w:r>
+        <w:rPr>
+          <w:b/>
+          <w:bCs/>
+        </w:rPr>
+        <w:t xml:space="preserve"> </w:t>
+      </w:r>
+      <w:proofErr w:type="spellStart"/>
+      <w:r>
+        <w:rPr>
+          <w:b/>
+          <w:bCs/>
+        </w:rPr>
+        <w:t>passed</w:t>
+      </w:r>
+      <w:proofErr w:type="spellEnd"/>
+      <w:r>
+        <w:t xml:space="preserve">). A execução registou uma latência virtual nula de 0 </w:t>
+      </w:r>
+      <w:proofErr w:type="spellStart"/>
+      <w:r>
+        <w:t>ms</w:t>
+      </w:r>
+      <w:proofErr w:type="spellEnd"/>
+      <w:r>
+        <w:t xml:space="preserve">/ 1 </w:t>
+      </w:r>
+      <w:proofErr w:type="spellStart"/>
+      <w:r>
+        <w:t>ms</w:t>
+      </w:r>
+      <w:proofErr w:type="spellEnd"/>
+      <w:r>
+        <w:t>, encerrando com o código de integridade limpo (</w:t>
+      </w:r>
+      <w:proofErr w:type="spellStart"/>
+      <w:r>
+        <w:rPr>
+          <w:b/>
+          <w:bCs/>
+        </w:rPr>
+        <w:t>Process</w:t>
+      </w:r>
+      <w:proofErr w:type="spellEnd"/>
+      <w:r>
+        <w:rPr>
+          <w:b/>
+          <w:bCs/>
+        </w:rPr>
+        <w:t xml:space="preserve"> </w:t>
+      </w:r>
+      <w:proofErr w:type="spellStart"/>
+      <w:r>
+        <w:rPr>
+          <w:b/>
+          <w:bCs/>
+        </w:rPr>
+        <w:t>finished</w:t>
+      </w:r>
+      <w:proofErr w:type="spellEnd"/>
+      <w:r>
+        <w:rPr>
+          <w:b/>
+          <w:bCs/>
+        </w:rPr>
+        <w:t xml:space="preserve"> </w:t>
+      </w:r>
+      <w:proofErr w:type="spellStart"/>
+      <w:r>
+        <w:rPr>
+          <w:b/>
+          <w:bCs/>
+        </w:rPr>
+        <w:t>with</w:t>
+      </w:r>
+      <w:proofErr w:type="spellEnd"/>
+      <w:r>
+        <w:rPr>
+          <w:b/>
+          <w:bCs/>
+        </w:rPr>
+        <w:t xml:space="preserve"> exit </w:t>
+      </w:r>
+      <w:proofErr w:type="spellStart"/>
+      <w:r>
+        <w:rPr>
+          <w:b/>
+          <w:bCs/>
+        </w:rPr>
+        <w:t>code</w:t>
+      </w:r>
+      <w:proofErr w:type="spellEnd"/>
+      <w:r>
+        <w:rPr>
+          <w:b/>
+          <w:bCs/>
+        </w:rPr>
+        <w:t xml:space="preserve"> 0</w:t>
+      </w:r>
+      <w:r>
+        <w:rPr>
+          <w:sz w:val="22"/>
+          <w:szCs w:val="22"/>
+        </w:rPr>
+        <w:t>), o que atesta a correta calibração e leveza computacional do código de verificação desenvolvido.</w:t>
+      </w:r>
+    </w:p>
+    <w:p>
+      <w:pPr>
+        <w:numPr>
+          <w:ilvl w:val="0"/>
+          <w:numId w:val="13"/>
+        </w:numPr>
+      </w:pPr>
+      <w:r>
+        <w:rPr>
+          <w:b/>
+          <w:bCs/>
+        </w:rPr>
+        <w:t>Cobertura de Linhas (</w:t>
+      </w:r>
+      <w:proofErr w:type="spellStart"/>
+      <w:r>
+        <w:rPr>
+          <w:b/>
+          <w:bCs/>
+        </w:rPr>
+        <w:t>Line</w:t>
+      </w:r>
+      <w:proofErr w:type="spellEnd"/>
+      <w:r>
+        <w:rPr>
+          <w:b/>
+          <w:bCs/>
+        </w:rPr>
+        <w:t xml:space="preserve"> </w:t>
+      </w:r>
+      <w:proofErr w:type="spellStart"/>
+      <w:r>
+        <w:rPr>
+          <w:b/>
+          <w:bCs/>
+        </w:rPr>
+        <w:t>Coverage</w:t>
+      </w:r>
+      <w:proofErr w:type="spellEnd"/>
+      <w:r>
+        <w:rPr>
+          <w:b/>
+          <w:bCs/>
+        </w:rPr>
+        <w:t>):</w:t>
+      </w:r>
+      <w:r>
+        <w:t xml:space="preserve"> O mapeamento dinâmico registou a marca ideal de </w:t>
+      </w:r>
+      <w:r>
+        <w:rPr>
+          <w:b/>
+          <w:bCs/>
+        </w:rPr>
+        <w:t xml:space="preserve">100% de </w:t>
+      </w:r>
+      <w:proofErr w:type="spellStart"/>
+      <w:r>
+        <w:rPr>
+          <w:b/>
+          <w:bCs/>
+        </w:rPr>
+        <w:t>Line</w:t>
+      </w:r>
+      <w:proofErr w:type="spellEnd"/>
+      <w:r>
+        <w:rPr>
+          <w:b/>
+          <w:bCs/>
+        </w:rPr>
+        <w:t xml:space="preserve"> </w:t>
+      </w:r>
+      <w:proofErr w:type="spellStart"/>
+      <w:r>
+        <w:rPr>
+          <w:b/>
+          <w:bCs/>
+        </w:rPr>
+        <w:t>Coverage</w:t>
+      </w:r>
+      <w:proofErr w:type="spellEnd"/>
+      <w:r>
+        <w:t xml:space="preserve"> de forma homogénea em todos os módulos de teste (</w:t>
+      </w:r>
+      <w:r>
+        <w:rPr>
+          <w:b/>
+          <w:bCs/>
+        </w:rPr>
+        <w:t xml:space="preserve">main_test.cpp, testes_album.cpp, testes_artistas.cpp, testes_carrinho.cpp </w:t>
+      </w:r>
+      <w:r>
+        <w:t xml:space="preserve">e </w:t>
+      </w:r>
+      <w:r>
+        <w:rPr>
+          <w:b/>
+          <w:bCs/>
+        </w:rPr>
+        <w:t>testes_integracao.cpp</w:t>
+      </w:r>
+      <w:r>
+        <w:t>). Esta métrica matemática constitui a prova irrefutável de que a totalidade das linhas de instrução, caminhos felizes e bloco de captura de exceções foram varridos e validados de ponta a ponta, eliminando código morto ou fluxos lógicos imprevisíveis.</w:t>
+      </w:r>
+    </w:p>
+    <w:p>
+      <w:pPr>
+        <w:numPr>
+          <w:ilvl w:val="0"/>
+          <w:numId w:val="13"/>
+        </w:numPr>
+      </w:pPr>
+      <w:r>
+        <w:rPr>
+          <w:b/>
+          <w:bCs/>
+        </w:rPr>
+        <w:t>Cobertura de Ramos (</w:t>
+      </w:r>
+      <w:proofErr w:type="spellStart"/>
+      <w:r>
+        <w:rPr>
+          <w:b/>
+          <w:bCs/>
+        </w:rPr>
+        <w:t>Branch</w:t>
+      </w:r>
+      <w:proofErr w:type="spellEnd"/>
+      <w:r>
+        <w:rPr>
+          <w:b/>
+          <w:bCs/>
+        </w:rPr>
+        <w:t xml:space="preserve"> </w:t>
+      </w:r>
+      <w:proofErr w:type="spellStart"/>
+      <w:r>
+        <w:rPr>
+          <w:b/>
+          <w:bCs/>
+        </w:rPr>
+        <w:t>Coverage</w:t>
+      </w:r>
+      <w:proofErr w:type="spellEnd"/>
+      <w:r>
+        <w:rPr>
+          <w:b/>
+          <w:bCs/>
+        </w:rPr>
+        <w:t>):</w:t>
+      </w:r>
+      <w:r>
+        <w:t xml:space="preserve"> O ficheiro maestro </w:t>
+      </w:r>
+      <w:r>
+        <w:rPr>
+          <w:b/>
+          <w:bCs/>
+        </w:rPr>
+        <w:t>main_test.cpp</w:t>
+      </w:r>
+      <w:r>
+        <w:t xml:space="preserve"> obteve 100% de </w:t>
+      </w:r>
+      <w:proofErr w:type="spellStart"/>
+      <w:r>
+        <w:t>Branch</w:t>
+      </w:r>
+      <w:proofErr w:type="spellEnd"/>
+      <w:r>
+        <w:t xml:space="preserve"> </w:t>
+      </w:r>
+      <w:proofErr w:type="spellStart"/>
+      <w:r>
+        <w:t>Coverage</w:t>
+      </w:r>
+      <w:proofErr w:type="spellEnd"/>
+      <w:r>
+        <w:t xml:space="preserve">. Por sua vez, os restantes módulos de testes registaram índices consolidados na ordem dos 45% a 48% de </w:t>
+      </w:r>
+      <w:proofErr w:type="spellStart"/>
+      <w:r>
+        <w:t>Branch</w:t>
+      </w:r>
+      <w:proofErr w:type="spellEnd"/>
+      <w:r>
+        <w:t xml:space="preserve"> </w:t>
+      </w:r>
+      <w:proofErr w:type="spellStart"/>
+      <w:r>
+        <w:t>Coverage</w:t>
+      </w:r>
+      <w:proofErr w:type="spellEnd"/>
+      <w:r>
+        <w:t xml:space="preserve">. Esta divergência percentual constitui um comportamento perfeitamente normal, standard e esperado no desenvolvimento em linguagem C++ recorrendo ao ecossistema </w:t>
+      </w:r>
+      <w:proofErr w:type="spellStart"/>
+      <w:r>
+        <w:t>GoogleTest</w:t>
+      </w:r>
+      <w:proofErr w:type="spellEnd"/>
+      <w:r>
+        <w:t xml:space="preserve">. As macros de asserção nativas do </w:t>
+      </w:r>
+      <w:proofErr w:type="spellStart"/>
+      <w:r>
+        <w:t>framework</w:t>
+      </w:r>
+      <w:proofErr w:type="spellEnd"/>
+      <w:r>
+        <w:t xml:space="preserve"> (tais como </w:t>
+      </w:r>
+      <w:r>
+        <w:rPr>
+          <w:b/>
+          <w:bCs/>
+        </w:rPr>
+        <w:t xml:space="preserve">EXPECT_THROW </w:t>
+      </w:r>
+      <w:r>
+        <w:t xml:space="preserve">ou </w:t>
+      </w:r>
+      <w:r>
+        <w:rPr>
+          <w:b/>
+          <w:bCs/>
+        </w:rPr>
+        <w:t>EXPECT_FLOAT_EQ</w:t>
+      </w:r>
+      <w:r>
+        <w:t xml:space="preserve">) expandem-se, em fase de pré-compilação, em múltiplos ramos condicionais invisíveis gerados automaticamente pelo compilador para controlo interno de relatórios e interação de falhas. Como o </w:t>
+      </w:r>
+      <w:r>
+        <w:rPr>
+          <w:b/>
+          <w:bCs/>
+        </w:rPr>
+        <w:t xml:space="preserve">main_test.cpp </w:t>
+      </w:r>
+      <w:r>
+        <w:t xml:space="preserve">apenas efetua a inclusão de ficheiros sem declarar macros de asserção, permanece imune a este decréscimo artificial, ao passo que os módulos acusam esta métrica </w:t>
+      </w:r>
+      <w:r>
+        <w:lastRenderedPageBreak/>
+        <w:t xml:space="preserve">devido à densidade de validação injetadas pelo </w:t>
+      </w:r>
+      <w:proofErr w:type="spellStart"/>
+      <w:r>
+        <w:t>gtest</w:t>
+      </w:r>
+      <w:proofErr w:type="spellEnd"/>
+      <w:r>
+        <w:t xml:space="preserve">, não significando de forma alguma a existência de ramificações de utilizador por testar. </w:t>
+      </w:r>
+    </w:p>
+    <w:p/>
+    <w:p>
+      <w:r>
+        <w:rPr>
+          <w:rFonts w:eastAsia="Times"/>
+        </w:rPr>
+        <w:t xml:space="preserve">  </w:t>
+      </w:r>
+      <w:r>
+        <w:t xml:space="preserve">A validação empírica destes indicadores lógicos, evidenciando tanto a aprovação unânime dos cenários de teste como o mapeamento analítico da cobertura ideal alcançada no IDE </w:t>
+      </w:r>
+      <w:proofErr w:type="spellStart"/>
+      <w:r>
+        <w:t>Clion</w:t>
+      </w:r>
+      <w:proofErr w:type="spellEnd"/>
+      <w:r>
+        <w:t xml:space="preserve">, encontra-se documentada na </w:t>
+      </w:r>
+      <w:r>
+        <w:fldChar w:fldCharType="begin"/>
+      </w:r>
+      <w:r>
+        <w:instrText xml:space="preserve"> REF _Ref232350396 \h </w:instrText>
+      </w:r>
+      <w:r>
+        <w:fldChar w:fldCharType="separate"/>
+      </w:r>
+      <w:r>
+        <w:t>Figura 7</w:t>
+      </w:r>
+      <w:r>
+        <w:fldChar w:fldCharType="end"/>
+      </w:r>
+      <w:r>
+        <w:t>.</w:t>
+      </w:r>
+    </w:p>
+    <w:p>
+      <w:r>
+        <w:rPr>
+          <w:noProof/>
+        </w:rPr>
+        <mc:AlternateContent>
+          <mc:Choice Requires="wps">
+            <w:drawing>
+              <wp:anchor distT="0" distB="0" distL="114935" distR="114935" simplePos="0" relativeHeight="14" behindDoc="0" locked="0" layoutInCell="0" allowOverlap="1" wp14:anchorId="65196169" wp14:editId="05F38B7B">
+                <wp:simplePos x="0" y="0"/>
+                <wp:positionH relativeFrom="margin">
+                  <wp:align>center</wp:align>
+                </wp:positionH>
+                <wp:positionV relativeFrom="paragraph">
+                  <wp:posOffset>2702560</wp:posOffset>
+                </wp:positionV>
+                <wp:extent cx="7093585" cy="448310"/>
+                <wp:effectExtent l="0" t="0" r="0" b="635"/>
+                <wp:wrapTight wrapText="bothSides">
+                  <wp:wrapPolygon edited="0">
+                    <wp:start x="0" y="0"/>
+                    <wp:lineTo x="0" y="20205"/>
+                    <wp:lineTo x="21521" y="20205"/>
+                    <wp:lineTo x="21521" y="0"/>
+                    <wp:lineTo x="0" y="0"/>
+                  </wp:wrapPolygon>
+                </wp:wrapTight>
+                <wp:docPr id="13" name="Frame6"/>
+                <wp:cNvGraphicFramePr/>
+                <a:graphic xmlns:a="http://schemas.openxmlformats.org/drawingml/2006/main">
+                  <a:graphicData uri="http://schemas.microsoft.com/office/word/2010/wordprocessingShape">
+                    <wps:wsp>
+                      <wps:cNvSpPr txBox="1"/>
+                      <wps:spPr>
+                        <a:xfrm>
+                          <a:off x="0" y="0"/>
+                          <a:ext cx="7093585" cy="448310"/>
+                        </a:xfrm>
+                        <a:prstGeom prst="rect">
+                          <a:avLst/>
+                        </a:prstGeom>
+                        <a:solidFill>
+                          <a:srgbClr val="FFFFFF"/>
+                        </a:solidFill>
+                      </wps:spPr>
+                      <wps:txbx>
+                        <w:txbxContent>
+                          <w:p>
+                            <w:pPr>
+                              <w:pStyle w:val="Legenda"/>
+                              <w:rPr>
+                                <w:b w:val="0"/>
+                                <w:bCs/>
+                                <w:sz w:val="18"/>
+                                <w:szCs w:val="18"/>
+                              </w:rPr>
+                            </w:pPr>
+                            <w:bookmarkStart w:id="13" w:name="_Ref232350396"/>
+                            <w:r>
+                              <w:rPr>
+                                <w:sz w:val="18"/>
+                                <w:szCs w:val="18"/>
+                              </w:rPr>
+                              <w:t xml:space="preserve">Figura </w:t>
+                            </w:r>
+                            <w:r>
+                              <w:rPr>
+                                <w:sz w:val="18"/>
+                                <w:szCs w:val="18"/>
+                              </w:rPr>
+                              <w:fldChar w:fldCharType="begin"/>
+                            </w:r>
+                            <w:r>
+                              <w:rPr>
+                                <w:sz w:val="18"/>
+                                <w:szCs w:val="18"/>
+                              </w:rPr>
+                              <w:instrText xml:space="preserve"> SEQ Figura \* ARABIC </w:instrText>
+                            </w:r>
+                            <w:r>
+                              <w:rPr>
+                                <w:sz w:val="18"/>
+                                <w:szCs w:val="18"/>
+                              </w:rPr>
+                              <w:fldChar w:fldCharType="separate"/>
+                            </w:r>
+                            <w:r>
+                              <w:rPr>
+                                <w:sz w:val="18"/>
+                                <w:szCs w:val="18"/>
+                              </w:rPr>
+                              <w:t>7</w:t>
+                            </w:r>
+                            <w:r>
+                              <w:rPr>
+                                <w:sz w:val="18"/>
+                                <w:szCs w:val="18"/>
+                              </w:rPr>
+                              <w:fldChar w:fldCharType="end"/>
+                            </w:r>
+                            <w:bookmarkEnd w:id="13"/>
+                            <w:r>
+                              <w:rPr>
+                                <w:sz w:val="18"/>
+                                <w:szCs w:val="18"/>
+                              </w:rPr>
+                              <w:t>.</w:t>
+                            </w:r>
+                            <w:r>
+                              <w:rPr>
+                                <w:sz w:val="18"/>
+                                <w:szCs w:val="18"/>
+                              </w:rPr>
+                              <w:t xml:space="preserve"> </w:t>
+                            </w:r>
+                            <w:r>
+                              <w:rPr>
+                                <w:b w:val="0"/>
+                                <w:bCs/>
+                                <w:sz w:val="18"/>
+                                <w:szCs w:val="18"/>
+                              </w:rPr>
+                              <w:t>Painel de resultados do GoogleTest no CLion demonstrando os 9 testes aprovados e o índice de 100% de Line Coverage nos módulos de teste.</w:t>
+                            </w:r>
+                          </w:p>
+                        </w:txbxContent>
+                      </wps:txbx>
+                      <wps:bodyPr wrap="square" lIns="635" tIns="635" rIns="635" bIns="635" anchor="t">
+                        <a:spAutoFit/>
+                      </wps:bodyPr>
+                    </wps:wsp>
+                  </a:graphicData>
+                </a:graphic>
+                <wp14:sizeRelH relativeFrom="margin">
+                  <wp14:pctWidth>0</wp14:pctWidth>
+                </wp14:sizeRelH>
+              </wp:anchor>
+            </w:drawing>
+          </mc:Choice>
+          <mc:Fallback>
+            <w:pict>
+              <v:shape w14:anchorId="65196169" id="Frame6" o:spid="_x0000_s1031" type="#_x0000_t202" style="position:absolute;left:0;text-align:left;margin-left:0;margin-top:212.8pt;width:558.55pt;height:35.3pt;z-index:14;visibility:visible;mso-wrap-style:square;mso-width-percent:0;mso-wrap-distance-left:9.05pt;mso-wrap-distance-top:0;mso-wrap-distance-right:9.05pt;mso-wrap-distance-bottom:0;mso-position-horizontal:center;mso-position-horizontal-relative:margin;mso-position-vertical:absolute;mso-position-vertical-relative:text;mso-width-percent:0;mso-width-relative:margin;v-text-anchor:top" o:gfxdata="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" o:allowincell="f" stroked="f">
+                <v:textbox style="mso-fit-shape-to-text:t" inset=".05pt,.05pt,.05pt,.05pt">
+                  <w:txbxContent>
+                    <w:p>
+                      <w:pPr>
+                        <w:pStyle w:val="Legenda"/>
+                        <w:rPr>
+                          <w:b w:val="0"/>
+                          <w:bCs/>
+                          <w:sz w:val="18"/>
+                          <w:szCs w:val="18"/>
+                        </w:rPr>
+                      </w:pPr>
+                      <w:bookmarkStart w:id="14" w:name="_Ref232350396"/>
+                      <w:r>
+                        <w:rPr>
+                          <w:sz w:val="18"/>
+                          <w:szCs w:val="18"/>
+                        </w:rPr>
+                        <w:t xml:space="preserve">Figura </w:t>
+                      </w:r>
+                      <w:r>
+                        <w:rPr>
+                          <w:sz w:val="18"/>
+                          <w:szCs w:val="18"/>
+                        </w:rPr>
+                        <w:fldChar w:fldCharType="begin"/>
+                      </w:r>
+                      <w:r>
+                        <w:rPr>
+                          <w:sz w:val="18"/>
+                          <w:szCs w:val="18"/>
+                        </w:rPr>
+                        <w:instrText xml:space="preserve"> SEQ Figura \* ARABIC </w:instrText>
+                      </w:r>
+                      <w:r>
+                        <w:rPr>
+                          <w:sz w:val="18"/>
+                          <w:szCs w:val="18"/>
+                        </w:rPr>
+                        <w:fldChar w:fldCharType="separate"/>
+                      </w:r>
+                      <w:r>
+                        <w:rPr>
+                          <w:sz w:val="18"/>
+                          <w:szCs w:val="18"/>
+                        </w:rPr>
+                        <w:t>7</w:t>
+                      </w:r>
+                      <w:r>
+                        <w:rPr>
+                          <w:sz w:val="18"/>
+                          <w:szCs w:val="18"/>
+                        </w:rPr>
+                        <w:fldChar w:fldCharType="end"/>
+                      </w:r>
+                      <w:bookmarkEnd w:id="14"/>
+                      <w:r>
+                        <w:rPr>
+                          <w:sz w:val="18"/>
+                          <w:szCs w:val="18"/>
+                        </w:rPr>
+                        <w:t>.</w:t>
+                      </w:r>
+                      <w:r>
+                        <w:rPr>
+                          <w:sz w:val="18"/>
+                          <w:szCs w:val="18"/>
+                        </w:rPr>
+                        <w:t xml:space="preserve"> </w:t>
+                      </w:r>
+                      <w:r>
+                        <w:rPr>
+                          <w:b w:val="0"/>
+                          <w:bCs/>
+                          <w:sz w:val="18"/>
+                          <w:szCs w:val="18"/>
+                        </w:rPr>
+                        <w:t>Painel de resultados do GoogleTest no CLion demonstrando os 9 testes aprovados e o índice de 100% de Line Coverage nos módulos de teste.</w:t>
+                      </w:r>
+                    </w:p>
+                  </w:txbxContent>
+                </v:textbox>
+                <w10:wrap type="tight" anchorx="margin"/>
+              </v:shape>
+            </w:pict>
+          </mc:Fallback>
+        </mc:AlternateContent>
+      </w:r>
+    </w:p>
+    <w:p>
+      <w:pPr>
+        <w:rPr>
+          <w:lang w:eastAsia="en-US"/>
+        </w:rPr>
+      </w:pPr>
+      <w:r>
+        <w:rPr>
+          <w:noProof/>
+          <w:lang w:val="en-US" w:eastAsia="en-US"/>
+        </w:rPr>
+        <w:drawing>
+          <wp:anchor distT="0" distB="0" distL="114935" distR="114935" simplePos="0" relativeHeight="5" behindDoc="1" locked="0" layoutInCell="0" allowOverlap="1" wp14:anchorId="0C8A49BA" wp14:editId="303B1174">
+            <wp:simplePos x="0" y="0"/>
+            <wp:positionH relativeFrom="column">
+              <wp:posOffset>-22860</wp:posOffset>
+            </wp:positionH>
+            <wp:positionV relativeFrom="paragraph">
+              <wp:posOffset>116840</wp:posOffset>
+            </wp:positionV>
+            <wp:extent cx="4387850" cy="2360930"/>
+            <wp:effectExtent l="0" t="0" r="0" b="0"/>
+            <wp:wrapTight wrapText="bothSides">
+              <wp:wrapPolygon edited="0">
+                <wp:start x="-45" y="0"/>
+                <wp:lineTo x="-45" y="21511"/>
+                <wp:lineTo x="21600" y="21511"/>
+                <wp:lineTo x="21600" y="0"/>
+                <wp:lineTo x="-45" y="0"/>
+              </wp:wrapPolygon>
+            </wp:wrapTight>
+            <wp:docPr id="12" name="Imagem 1"/>
+            <wp:cNvGraphicFramePr>
+              <a:graphicFrameLocks xmlns:a="http://schemas.openxmlformats.org/drawingml/2006/main" noChangeAspect="1"/>
+            </wp:cNvGraphicFramePr>
+            <a:graphic xmlns:a="http://schemas.openxmlformats.org/drawingml/2006/main">
+              <a:graphicData uri="http://schemas.openxmlformats.org/drawingml/2006/picture">
+                <pic:pic xmlns:pic="http://schemas.openxmlformats.org/drawingml/2006/picture">
+                  <pic:nvPicPr>
+                    <pic:cNvPr id="12" name="Imagem 1"/>
+                    <pic:cNvPicPr>
+                      <a:picLocks noChangeAspect="1" noChangeArrowheads="1"/>
+                    </pic:cNvPicPr>
+                  </pic:nvPicPr>
+                  <pic:blipFill>
+                    <a:blip r:embed="rId12"/>
+                    <a:srcRect l="-2" t="-4" r="-2" b="-4"/>
+                    <a:stretch>
+                      <a:fillRect/>
+                    </a:stretch>
+                  </pic:blipFill>
+                  <pic:spPr bwMode="auto">
+                    <a:xfrm>
+                      <a:off x="0" y="0"/>
+                      <a:ext cx="4387850" cy="2360930"/>
+                    </a:xfrm>
+                    <a:prstGeom prst="rect">
+                      <a:avLst/>
+                    </a:prstGeom>
+                  </pic:spPr>
+                </pic:pic>
+              </a:graphicData>
+            </a:graphic>
+          </wp:anchor>
+        </w:drawing>
+      </w:r>
     </w:p>
     <w:p>
       <w:pPr>
         <w:ind w:firstLine="0"/>
-        <w:rPr>
-          <w:bCs/>
-        </w:rPr>
       </w:pPr>
     </w:p>
     <w:p>
@@ -3007,11 +6559,383 @@
         <w:ind w:firstLine="0"/>
         <w:rPr>
           <w:b/>
-          <w:bCs/>
-          <w:sz w:val="24"/>
-          <w:szCs w:val="24"/>
-        </w:rPr>
-      </w:pPr>
+        </w:rPr>
+      </w:pPr>
+      <w:r>
+        <w:rPr>
+          <w:b/>
+        </w:rPr>
+        <w:t xml:space="preserve">8.4 Estratégia de Gestão Dinâmica de Memória (Mitigação de </w:t>
+      </w:r>
+      <w:proofErr w:type="spellStart"/>
+      <w:r>
+        <w:rPr>
+          <w:b/>
+        </w:rPr>
+        <w:t>Leaks</w:t>
+      </w:r>
+      <w:proofErr w:type="spellEnd"/>
+      <w:r>
+        <w:rPr>
+          <w:b/>
+        </w:rPr>
+        <w:t>)</w:t>
+      </w:r>
+    </w:p>
+    <w:p>
+      <w:pPr>
+        <w:ind w:firstLine="0"/>
+        <w:rPr>
+          <w:b/>
+        </w:rPr>
+      </w:pPr>
+    </w:p>
+    <w:p>
+      <w:pPr>
+        <w:ind w:firstLine="0"/>
+        <w:rPr>
+          <w:bCs/>
+        </w:rPr>
+      </w:pPr>
+      <w:r>
+        <w:rPr>
+          <w:bCs/>
+        </w:rPr>
+        <w:t>Atendendo a que a linguagem C++ não dispõe de um mecanismo nativo de recolha de lixo (</w:t>
+      </w:r>
+      <w:proofErr w:type="spellStart"/>
+      <w:r>
+        <w:rPr>
+          <w:bCs/>
+        </w:rPr>
+        <w:t>Garbage</w:t>
+      </w:r>
+      <w:proofErr w:type="spellEnd"/>
+      <w:r>
+        <w:rPr>
+          <w:bCs/>
+        </w:rPr>
+        <w:t xml:space="preserve"> </w:t>
+      </w:r>
+      <w:proofErr w:type="spellStart"/>
+      <w:r>
+        <w:rPr>
+          <w:bCs/>
+        </w:rPr>
+        <w:t>Collector</w:t>
+      </w:r>
+      <w:proofErr w:type="spellEnd"/>
+      <w:r>
+        <w:rPr>
+          <w:bCs/>
+        </w:rPr>
+        <w:t xml:space="preserve">) para objetos alocados dinamicamente na </w:t>
+      </w:r>
+      <w:proofErr w:type="spellStart"/>
+      <w:r>
+        <w:rPr>
+          <w:bCs/>
+        </w:rPr>
+        <w:t>Heap</w:t>
+      </w:r>
+      <w:proofErr w:type="spellEnd"/>
+      <w:r>
+        <w:rPr>
+          <w:bCs/>
+        </w:rPr>
+        <w:t>, o grupo desenhou a arquitetura de testes com preocupações rigorosas de eficiência e estabilidade de infraestrutura, mitigando a ocorrência de fugas de memória (</w:t>
+      </w:r>
+      <w:proofErr w:type="spellStart"/>
+      <w:r>
+        <w:rPr>
+          <w:bCs/>
+        </w:rPr>
+        <w:t>Memory</w:t>
+      </w:r>
+      <w:proofErr w:type="spellEnd"/>
+      <w:r>
+        <w:rPr>
+          <w:bCs/>
+        </w:rPr>
+        <w:t xml:space="preserve"> </w:t>
+      </w:r>
+      <w:proofErr w:type="spellStart"/>
+      <w:r>
+        <w:rPr>
+          <w:bCs/>
+        </w:rPr>
+        <w:t>Leaks</w:t>
+      </w:r>
+      <w:proofErr w:type="spellEnd"/>
+      <w:r>
+        <w:rPr>
+          <w:bCs/>
+        </w:rPr>
+        <w:t>).</w:t>
+      </w:r>
+    </w:p>
+    <w:p>
+      <w:pPr>
+        <w:ind w:firstLine="0"/>
+        <w:rPr>
+          <w:bCs/>
+        </w:rPr>
+      </w:pPr>
+      <w:r>
+        <w:rPr>
+          <w:rFonts w:eastAsia="Times"/>
+          <w:bCs/>
+        </w:rPr>
+        <w:t xml:space="preserve">  </w:t>
+      </w:r>
+      <w:r>
+        <w:rPr>
+          <w:rFonts w:eastAsia="Times"/>
+          <w:bCs/>
+        </w:rPr>
+        <w:t xml:space="preserve"> </w:t>
+      </w:r>
+      <w:r>
+        <w:rPr>
+          <w:bCs/>
+        </w:rPr>
+        <w:t xml:space="preserve">Esta salvaguarda foi materializada de forma determinística na classe </w:t>
+      </w:r>
+      <w:proofErr w:type="spellStart"/>
+      <w:r>
+        <w:rPr>
+          <w:b/>
+        </w:rPr>
+        <w:t>CarrinhoFixture</w:t>
+      </w:r>
+      <w:proofErr w:type="spellEnd"/>
+      <w:r>
+        <w:rPr>
+          <w:bCs/>
+        </w:rPr>
+        <w:t xml:space="preserve"> através do ciclo da vida regulado pelo próprio </w:t>
+      </w:r>
+      <w:proofErr w:type="spellStart"/>
+      <w:r>
+        <w:rPr>
+          <w:bCs/>
+        </w:rPr>
+        <w:t>GoogleTest</w:t>
+      </w:r>
+      <w:proofErr w:type="spellEnd"/>
+      <w:r>
+        <w:rPr>
+          <w:bCs/>
+        </w:rPr>
+        <w:t xml:space="preserve">. Sempre que um cenário de teste baseado na </w:t>
+      </w:r>
+      <w:proofErr w:type="spellStart"/>
+      <w:r>
+        <w:rPr>
+          <w:bCs/>
+        </w:rPr>
+        <w:t>fixture</w:t>
+      </w:r>
+      <w:proofErr w:type="spellEnd"/>
+      <w:r>
+        <w:rPr>
+          <w:bCs/>
+        </w:rPr>
+        <w:t xml:space="preserve"> encerra a sua exceção (quer passe com sucesso ou falhe), o </w:t>
+      </w:r>
+      <w:proofErr w:type="spellStart"/>
+      <w:r>
+        <w:rPr>
+          <w:bCs/>
+        </w:rPr>
+        <w:t>framework</w:t>
+      </w:r>
+      <w:proofErr w:type="spellEnd"/>
+      <w:r>
+        <w:rPr>
+          <w:bCs/>
+        </w:rPr>
+        <w:t xml:space="preserve"> invoca obrigatoriamente a rotina de destruição controlada </w:t>
+      </w:r>
+      <w:proofErr w:type="spellStart"/>
+      <w:proofErr w:type="gramStart"/>
+      <w:r>
+        <w:rPr>
+          <w:b/>
+        </w:rPr>
+        <w:t>TearDown</w:t>
+      </w:r>
+      <w:proofErr w:type="spellEnd"/>
+      <w:r>
+        <w:rPr>
+          <w:b/>
+        </w:rPr>
+        <w:t>(</w:t>
+      </w:r>
+      <w:proofErr w:type="gramEnd"/>
+      <w:r>
+        <w:rPr>
+          <w:b/>
+        </w:rPr>
+        <w:t>)</w:t>
+      </w:r>
+      <w:r>
+        <w:rPr>
+          <w:bCs/>
+        </w:rPr>
+        <w:t xml:space="preserve">. Este método atua revertendo cirurgicamente as operações de escrita na </w:t>
+      </w:r>
+      <w:proofErr w:type="spellStart"/>
+      <w:r>
+        <w:rPr>
+          <w:bCs/>
+        </w:rPr>
+        <w:t>Heap</w:t>
+      </w:r>
+      <w:proofErr w:type="spellEnd"/>
+      <w:r>
+        <w:rPr>
+          <w:bCs/>
+        </w:rPr>
+        <w:t xml:space="preserve"> configuradas no </w:t>
+      </w:r>
+      <w:proofErr w:type="spellStart"/>
+      <w:proofErr w:type="gramStart"/>
+      <w:r>
+        <w:rPr>
+          <w:b/>
+        </w:rPr>
+        <w:t>SetUp</w:t>
+      </w:r>
+      <w:proofErr w:type="spellEnd"/>
+      <w:r>
+        <w:rPr>
+          <w:b/>
+        </w:rPr>
+        <w:t>(</w:t>
+      </w:r>
+      <w:proofErr w:type="gramEnd"/>
+      <w:r>
+        <w:rPr>
+          <w:b/>
+        </w:rPr>
+        <w:t>)</w:t>
+      </w:r>
+      <w:r>
+        <w:rPr>
+          <w:bCs/>
+        </w:rPr>
+        <w:t xml:space="preserve">, aplicando o operador </w:t>
+      </w:r>
+      <w:r>
+        <w:rPr>
+          <w:b/>
+        </w:rPr>
+        <w:t>delete</w:t>
+      </w:r>
+      <w:r>
+        <w:rPr>
+          <w:bCs/>
+        </w:rPr>
+        <w:t xml:space="preserve"> em cada um dos ponteiros de teste partilhados (</w:t>
+      </w:r>
+      <w:r>
+        <w:rPr>
+          <w:b/>
+        </w:rPr>
+        <w:t>delete alb1</w:t>
+      </w:r>
+      <w:proofErr w:type="gramStart"/>
+      <w:r>
+        <w:rPr>
+          <w:b/>
+        </w:rPr>
+        <w:t>; ,</w:t>
+      </w:r>
+      <w:proofErr w:type="gramEnd"/>
+      <w:r>
+        <w:rPr>
+          <w:bCs/>
+        </w:rPr>
+        <w:t xml:space="preserve"> </w:t>
+      </w:r>
+      <w:r>
+        <w:rPr>
+          <w:b/>
+        </w:rPr>
+        <w:t>delete alb2</w:t>
+      </w:r>
+      <w:proofErr w:type="gramStart"/>
+      <w:r>
+        <w:rPr>
+          <w:b/>
+        </w:rPr>
+        <w:t xml:space="preserve">; </w:t>
+      </w:r>
+      <w:r>
+        <w:rPr>
+          <w:bCs/>
+        </w:rPr>
+        <w:t>,</w:t>
+      </w:r>
+      <w:proofErr w:type="gramEnd"/>
+      <w:r>
+        <w:rPr>
+          <w:bCs/>
+        </w:rPr>
+        <w:t xml:space="preserve"> </w:t>
+      </w:r>
+      <w:r>
+        <w:rPr>
+          <w:b/>
+        </w:rPr>
+        <w:t xml:space="preserve">delete </w:t>
+      </w:r>
+      <w:proofErr w:type="spellStart"/>
+      <w:r>
+        <w:rPr>
+          <w:b/>
+        </w:rPr>
+        <w:t>artistaFake</w:t>
+      </w:r>
+      <w:proofErr w:type="spellEnd"/>
+      <w:r>
+        <w:rPr>
+          <w:b/>
+        </w:rPr>
+        <w:t>;</w:t>
+      </w:r>
+      <w:r>
+        <w:rPr>
+          <w:bCs/>
+        </w:rPr>
+        <w:t>).</w:t>
+      </w:r>
+    </w:p>
+    <w:p>
+      <w:pPr>
+        <w:ind w:firstLine="0"/>
+      </w:pPr>
+      <w:r>
+        <w:rPr>
+          <w:rFonts w:eastAsia="Times"/>
+          <w:bCs/>
+        </w:rPr>
+        <w:t xml:space="preserve">  </w:t>
+      </w:r>
+      <w:r>
+        <w:rPr>
+          <w:rFonts w:eastAsia="Times"/>
+          <w:bCs/>
+        </w:rPr>
+        <w:t xml:space="preserve"> </w:t>
+      </w:r>
+      <w:r>
+        <w:rPr>
+          <w:bCs/>
+        </w:rPr>
+        <w:t>Este procedimento limpa integralmente o espaço de paginação alocado ao processo na memória RAM, garantindo que execuções em larga escala ou rotinas contínuas de integração de qualidade de software rodam em ambiente estéril e seguro, sem degradação de recursos ou acumulação de lixo digital na máquina de destino.</w:t>
+      </w:r>
     </w:p>
     <w:sectPr>
       <w:pgSz w:w="11906" w:h="16838"/>
@@ -3026,11 +6950,11 @@
 </file>
 
 <file path=word/numbering.xml><?xml version="1.0" encoding="utf-8"?>
-<w:numbering xmlns:wpc="http://schemas.microsoft.com/office/word/2010/wordprocessingCanvas" xmlns:cx="http://schemas.microsoft.com/office/drawing/2014/chartex" xmlns:cx1="http://schemas.microsoft.com/office/drawing/2015/9/8/chartex" xmlns:cx2="http://schemas.microsoft.com/office/drawing/2015/10/21/chartex" xmlns:cx3="http://schemas.microsoft.com/office/drawing/2016/5/9/chartex" xmlns:cx4="http://schemas.microsoft.com/office/drawing/2016/5/10/chartex" xmlns:cx5="http://schemas.microsoft.com/office/drawing/2016/5/11/chartex" xmlns:cx6="http://schemas.microsoft.com/office/drawing/2016/5/12/chartex" xmlns:cx7="http://schemas.microsoft.com/office/drawing/2016/5/13/chartex" xmlns:cx8="http://schemas.microsoft.com/office/drawing/2016/5/14/chartex" xmlns:mc="http://schemas.openxmlformats.org/markup-compatibility/2006" xmlns:aink="http://schemas.microsoft.com/office/drawing/2016/ink" xmlns:am3d="http://schemas.microsoft.com/office/drawing/2017/model3d" xmlns:o="urn:schemas-microsoft-com:office:office" xmlns:oel="http://schemas.microsoft.com/office/2019/extlst" xmlns:r="http://schemas.openxmlformats.org/officeDocument/2006/relationships" xmlns:m="http://schemas.openxmlformats.org/officeDocument/2006/math" xmlns:v="urn:schemas-microsoft-com:vml" xmlns:wp14="http://schemas.microsoft.com/office/word/2010/wordprocessingDrawing" xmlns:wp="http://schemas.openxmlformats.org/drawingml/2006/wordprocessingDrawing" xmlns:w10="urn:schemas-microsoft-com:office:word" xmlns:w="http://schemas.openxmlformats.org/wordprocessingml/2006/main" xmlns:w14="http://schemas.microsoft.com/office/word/2010/wordml" xmlns:w15="http://schemas.microsoft.com/office/word/2012/wordml" xmlns:w16cex="http://schemas.microsoft.com/office/word/2018/wordml/cex" xmlns:w16cid="http://schemas.microsoft.com/office/word/2016/wordml/cid" xmlns:w16="http://schemas.microsoft.com/office/word/2018/wordml" xmlns:w16du="http://schemas.microsoft.com/office/word/2023/wordml/word16du" xmlns:w16sdtdh="http://schemas.microsoft.com/office/word/2020/wordml/sdtdatahash" xmlns:w16se="http://schemas.microsoft.com/office/word/2015/wordml/symex" xmlns:wpg="http://schemas.microsoft.com/office/word/2010/wordprocessingGroup" xmlns:wpi="http://schemas.microsoft.com/office/word/2010/wordprocessingInk" xmlns:wne="http://schemas.microsoft.com/office/word/2006/wordml" xmlns:wps="http://schemas.microsoft.com/office/word/2010/wordprocessingShape" mc:Ignorable="w14 w15 w16se w16cid w16 w16cex w16sdtdh wp14">
+<w:numbering xmlns:wpc="http://schemas.microsoft.com/office/word/2010/wordprocessingCanvas" xmlns:cx="http://schemas.microsoft.com/office/drawing/2014/chartex" xmlns:cx1="http://schemas.microsoft.com/office/drawing/2015/9/8/chartex" xmlns:cx2="http://schemas.microsoft.com/office/drawing/2015/10/21/chartex" xmlns:cx3="http://schemas.microsoft.com/office/drawing/2016/5/9/chartex" xmlns:cx4="http://schemas.microsoft.com/office/drawing/2016/5/10/chartex" xmlns:cx5="http://schemas.microsoft.com/office/drawing/2016/5/11/chartex" xmlns:cx6="http://schemas.microsoft.com/office/drawing/2016/5/12/chartex" xmlns:cx7="http://schemas.microsoft.com/office/drawing/2016/5/13/chartex" xmlns:cx8="http://schemas.microsoft.com/office/drawing/2016/5/14/chartex" xmlns:mc="http://schemas.openxmlformats.org/markup-compatibility/2006" xmlns:aink="http://schemas.microsoft.com/office/drawing/2016/ink" xmlns:am3d="http://schemas.microsoft.com/office/drawing/2017/model3d" xmlns:o="urn:schemas-microsoft-com:office:office" xmlns:oel="http://schemas.microsoft.com/office/2019/extlst" xmlns:r="http://schemas.openxmlformats.org/officeDocument/2006/relationships" xmlns:m="http://schemas.openxmlformats.org/officeDocument/2006/math" xmlns:v="urn:schemas-microsoft-com:vml" xmlns:wp14="http://schemas.microsoft.com/office/word/2010/wordprocessingDrawing" xmlns:wp="http://schemas.openxmlformats.org/drawingml/2006/wordprocessingDrawing" xmlns:w10="urn:schemas-microsoft-com:office:word" xmlns:w="http://schemas.openxmlformats.org/wordprocessingml/2006/main" xmlns:w14="http://schemas.microsoft.com/office/word/2010/wordml" xmlns:w15="http://schemas.microsoft.com/office/word/2012/wordml" xmlns:w16cex="http://schemas.microsoft.com/office/word/2018/wordml/cex" xmlns:w16cid="http://schemas.microsoft.com/office/word/2016/wordml/cid" xmlns:w16="http://schemas.microsoft.com/office/word/2018/wordml" xmlns:w16du="http://schemas.microsoft.com/office/word/2023/wordml/word16du" xmlns:w16sdtdh="http://schemas.microsoft.com/office/word/2020/wordml/sdtdatahash" xmlns:w16sdtfl="http://schemas.microsoft.com/office/word/2024/wordml/sdtformatlock" xmlns:w16se="http://schemas.microsoft.com/office/word/2015/wordml/symex" xmlns:wpg="http://schemas.microsoft.com/office/word/2010/wordprocessingGroup" xmlns:wpi="http://schemas.microsoft.com/office/word/2010/wordprocessingInk" xmlns:wne="http://schemas.microsoft.com/office/word/2006/wordml" xmlns:wps="http://schemas.microsoft.com/office/word/2010/wordprocessingShape" mc:Ignorable="w14 w15 w16se w16cid w16 w16cex w16sdtdh w16sdtfl w16du wp14">
   <w:abstractNum w:abstractNumId="0" w15:restartNumberingAfterBreak="0">
-    <w:nsid w:val="134C711D"/>
+    <w:nsid w:val="0E337346"/>
     <w:multiLevelType w:val="multilevel"/>
-    <w:tmpl w:val="8264BFDE"/>
+    <w:tmpl w:val="23B8993E"/>
     <w:lvl w:ilvl="0">
       <w:start w:val="1"/>
       <w:numFmt w:val="bullet"/>
@@ -3038,6 +6962,377 @@
       <w:lvlJc w:val="left"/>
       <w:pPr>
         <w:tabs>
+          <w:tab w:val="num" w:pos="0"/>
+        </w:tabs>
+        <w:ind w:left="720" w:hanging="360"/>
+      </w:pPr>
+      <w:rPr>
+        <w:rFonts w:ascii="Symbol" w:hAnsi="Symbol" w:cs="Symbol" w:hint="default"/>
+      </w:rPr>
+    </w:lvl>
+    <w:lvl w:ilvl="1">
+      <w:numFmt w:val="decimal"/>
+      <w:lvlText w:val=""/>
+      <w:lvlJc w:val="left"/>
+    </w:lvl>
+    <w:lvl w:ilvl="2">
+      <w:numFmt w:val="decimal"/>
+      <w:lvlText w:val=""/>
+      <w:lvlJc w:val="left"/>
+    </w:lvl>
+    <w:lvl w:ilvl="3">
+      <w:numFmt w:val="decimal"/>
+      <w:lvlText w:val=""/>
+      <w:lvlJc w:val="left"/>
+    </w:lvl>
+    <w:lvl w:ilvl="4">
+      <w:numFmt w:val="decimal"/>
+      <w:lvlText w:val=""/>
+      <w:lvlJc w:val="left"/>
+    </w:lvl>
+    <w:lvl w:ilvl="5">
+      <w:numFmt w:val="decimal"/>
+      <w:lvlText w:val=""/>
+      <w:lvlJc w:val="left"/>
+    </w:lvl>
+    <w:lvl w:ilvl="6">
+      <w:numFmt w:val="decimal"/>
+      <w:lvlText w:val=""/>
+      <w:lvlJc w:val="left"/>
+    </w:lvl>
+    <w:lvl w:ilvl="7">
+      <w:numFmt w:val="decimal"/>
+      <w:lvlText w:val=""/>
+      <w:lvlJc w:val="left"/>
+    </w:lvl>
+    <w:lvl w:ilvl="8">
+      <w:numFmt w:val="decimal"/>
+      <w:lvlText w:val=""/>
+      <w:lvlJc w:val="left"/>
+    </w:lvl>
+  </w:abstractNum>
+  <w:abstractNum w:abstractNumId="1" w15:restartNumberingAfterBreak="0">
+    <w:nsid w:val="146173BA"/>
+    <w:multiLevelType w:val="multilevel"/>
+    <w:tmpl w:val="FB2C5932"/>
+    <w:lvl w:ilvl="0">
+      <w:start w:val="1"/>
+      <w:numFmt w:val="bullet"/>
+      <w:lvlText w:val=""/>
+      <w:lvlJc w:val="left"/>
+      <w:pPr>
+        <w:tabs>
+          <w:tab w:val="num" w:pos="0"/>
+        </w:tabs>
+        <w:ind w:left="720" w:hanging="360"/>
+      </w:pPr>
+      <w:rPr>
+        <w:rFonts w:ascii="Symbol" w:hAnsi="Symbol" w:cs="Symbol" w:hint="default"/>
+      </w:rPr>
+    </w:lvl>
+    <w:lvl w:ilvl="1">
+      <w:numFmt w:val="decimal"/>
+      <w:lvlText w:val=""/>
+      <w:lvlJc w:val="left"/>
+    </w:lvl>
+    <w:lvl w:ilvl="2">
+      <w:numFmt w:val="decimal"/>
+      <w:lvlText w:val=""/>
+      <w:lvlJc w:val="left"/>
+    </w:lvl>
+    <w:lvl w:ilvl="3">
+      <w:numFmt w:val="decimal"/>
+      <w:lvlText w:val=""/>
+      <w:lvlJc w:val="left"/>
+    </w:lvl>
+    <w:lvl w:ilvl="4">
+      <w:numFmt w:val="decimal"/>
+      <w:lvlText w:val=""/>
+      <w:lvlJc w:val="left"/>
+    </w:lvl>
+    <w:lvl w:ilvl="5">
+      <w:numFmt w:val="decimal"/>
+      <w:lvlText w:val=""/>
+      <w:lvlJc w:val="left"/>
+    </w:lvl>
+    <w:lvl w:ilvl="6">
+      <w:numFmt w:val="decimal"/>
+      <w:lvlText w:val=""/>
+      <w:lvlJc w:val="left"/>
+    </w:lvl>
+    <w:lvl w:ilvl="7">
+      <w:numFmt w:val="decimal"/>
+      <w:lvlText w:val=""/>
+      <w:lvlJc w:val="left"/>
+    </w:lvl>
+    <w:lvl w:ilvl="8">
+      <w:numFmt w:val="decimal"/>
+      <w:lvlText w:val=""/>
+      <w:lvlJc w:val="left"/>
+    </w:lvl>
+  </w:abstractNum>
+  <w:abstractNum w:abstractNumId="2" w15:restartNumberingAfterBreak="0">
+    <w:nsid w:val="1EEC6C4E"/>
+    <w:multiLevelType w:val="multilevel"/>
+    <w:tmpl w:val="655CE01A"/>
+    <w:lvl w:ilvl="0">
+      <w:numFmt w:val="none"/>
+      <w:suff w:val="nothing"/>
+      <w:lvlText w:val=""/>
+      <w:lvlJc w:val="left"/>
+      <w:pPr>
+        <w:tabs>
+          <w:tab w:val="num" w:pos="0"/>
+        </w:tabs>
+        <w:ind w:left="0" w:firstLine="0"/>
+      </w:pPr>
+    </w:lvl>
+    <w:lvl w:ilvl="1">
+      <w:numFmt w:val="none"/>
+      <w:suff w:val="nothing"/>
+      <w:lvlText w:val=""/>
+      <w:lvlJc w:val="left"/>
+      <w:pPr>
+        <w:tabs>
+          <w:tab w:val="num" w:pos="0"/>
+        </w:tabs>
+        <w:ind w:left="0" w:firstLine="0"/>
+      </w:pPr>
+    </w:lvl>
+    <w:lvl w:ilvl="2">
+      <w:numFmt w:val="none"/>
+      <w:suff w:val="nothing"/>
+      <w:lvlText w:val=""/>
+      <w:lvlJc w:val="left"/>
+      <w:pPr>
+        <w:tabs>
+          <w:tab w:val="num" w:pos="0"/>
+        </w:tabs>
+        <w:ind w:left="0" w:firstLine="0"/>
+      </w:pPr>
+    </w:lvl>
+    <w:lvl w:ilvl="3">
+      <w:numFmt w:val="decimal"/>
+      <w:pStyle w:val="Ttulo4"/>
+      <w:lvlText w:val="%4"/>
+      <w:lvlJc w:val="left"/>
+      <w:pPr>
+        <w:tabs>
+          <w:tab w:val="num" w:pos="0"/>
+        </w:tabs>
+        <w:ind w:left="0" w:firstLine="0"/>
+      </w:pPr>
+      <w:rPr>
+        <w:rFonts w:ascii="Tms Rmn" w:hAnsi="Tms Rmn" w:cs="Tms Rmn"/>
+      </w:rPr>
+    </w:lvl>
+    <w:lvl w:ilvl="4">
+      <w:numFmt w:val="decimal"/>
+      <w:pStyle w:val="Ttulo5"/>
+      <w:lvlText w:val="%5"/>
+      <w:lvlJc w:val="left"/>
+      <w:pPr>
+        <w:tabs>
+          <w:tab w:val="num" w:pos="0"/>
+        </w:tabs>
+        <w:ind w:left="0" w:firstLine="0"/>
+      </w:pPr>
+      <w:rPr>
+        <w:rFonts w:ascii="Tms Rmn" w:hAnsi="Tms Rmn" w:cs="Tms Rmn"/>
+      </w:rPr>
+    </w:lvl>
+    <w:lvl w:ilvl="5">
+      <w:numFmt w:val="decimal"/>
+      <w:pStyle w:val="Ttulo6"/>
+      <w:lvlText w:val="%6"/>
+      <w:lvlJc w:val="left"/>
+      <w:pPr>
+        <w:tabs>
+          <w:tab w:val="num" w:pos="0"/>
+        </w:tabs>
+        <w:ind w:left="0" w:firstLine="0"/>
+      </w:pPr>
+      <w:rPr>
+        <w:rFonts w:ascii="Tms Rmn" w:hAnsi="Tms Rmn" w:cs="Tms Rmn"/>
+      </w:rPr>
+    </w:lvl>
+    <w:lvl w:ilvl="6">
+      <w:numFmt w:val="decimal"/>
+      <w:pStyle w:val="Ttulo7"/>
+      <w:lvlText w:val="%7"/>
+      <w:lvlJc w:val="left"/>
+      <w:pPr>
+        <w:tabs>
+          <w:tab w:val="num" w:pos="0"/>
+        </w:tabs>
+        <w:ind w:left="0" w:firstLine="0"/>
+      </w:pPr>
+      <w:rPr>
+        <w:rFonts w:ascii="Tms Rmn" w:hAnsi="Tms Rmn" w:cs="Tms Rmn"/>
+      </w:rPr>
+    </w:lvl>
+    <w:lvl w:ilvl="7">
+      <w:numFmt w:val="decimal"/>
+      <w:pStyle w:val="Ttulo8"/>
+      <w:lvlText w:val="%8"/>
+      <w:lvlJc w:val="left"/>
+      <w:pPr>
+        <w:tabs>
+          <w:tab w:val="num" w:pos="0"/>
+        </w:tabs>
+        <w:ind w:left="0" w:firstLine="0"/>
+      </w:pPr>
+      <w:rPr>
+        <w:rFonts w:ascii="Tms Rmn" w:hAnsi="Tms Rmn" w:cs="Tms Rmn"/>
+      </w:rPr>
+    </w:lvl>
+    <w:lvl w:ilvl="8">
+      <w:numFmt w:val="decimal"/>
+      <w:pStyle w:val="Ttulo9"/>
+      <w:lvlText w:val="%9"/>
+      <w:lvlJc w:val="left"/>
+      <w:pPr>
+        <w:tabs>
+          <w:tab w:val="num" w:pos="0"/>
+        </w:tabs>
+        <w:ind w:left="0" w:firstLine="0"/>
+      </w:pPr>
+      <w:rPr>
+        <w:rFonts w:ascii="Tms Rmn" w:hAnsi="Tms Rmn" w:cs="Tms Rmn"/>
+      </w:rPr>
+    </w:lvl>
+  </w:abstractNum>
+  <w:abstractNum w:abstractNumId="3" w15:restartNumberingAfterBreak="0">
+    <w:nsid w:val="1FAD6AAB"/>
+    <w:multiLevelType w:val="multilevel"/>
+    <w:tmpl w:val="E74CDC50"/>
+    <w:lvl w:ilvl="0">
+      <w:start w:val="1"/>
+      <w:numFmt w:val="bullet"/>
+      <w:lvlText w:val=""/>
+      <w:lvlJc w:val="left"/>
+      <w:pPr>
+        <w:tabs>
+          <w:tab w:val="num" w:pos="0"/>
+        </w:tabs>
+        <w:ind w:left="720" w:hanging="360"/>
+      </w:pPr>
+      <w:rPr>
+        <w:rFonts w:ascii="Symbol" w:hAnsi="Symbol" w:cs="Symbol" w:hint="default"/>
+      </w:rPr>
+    </w:lvl>
+    <w:lvl w:ilvl="1">
+      <w:numFmt w:val="decimal"/>
+      <w:lvlText w:val=""/>
+      <w:lvlJc w:val="left"/>
+    </w:lvl>
+    <w:lvl w:ilvl="2">
+      <w:numFmt w:val="decimal"/>
+      <w:lvlText w:val=""/>
+      <w:lvlJc w:val="left"/>
+    </w:lvl>
+    <w:lvl w:ilvl="3">
+      <w:numFmt w:val="decimal"/>
+      <w:lvlText w:val=""/>
+      <w:lvlJc w:val="left"/>
+    </w:lvl>
+    <w:lvl w:ilvl="4">
+      <w:numFmt w:val="decimal"/>
+      <w:lvlText w:val=""/>
+      <w:lvlJc w:val="left"/>
+    </w:lvl>
+    <w:lvl w:ilvl="5">
+      <w:numFmt w:val="decimal"/>
+      <w:lvlText w:val=""/>
+      <w:lvlJc w:val="left"/>
+    </w:lvl>
+    <w:lvl w:ilvl="6">
+      <w:numFmt w:val="decimal"/>
+      <w:lvlText w:val=""/>
+      <w:lvlJc w:val="left"/>
+    </w:lvl>
+    <w:lvl w:ilvl="7">
+      <w:numFmt w:val="decimal"/>
+      <w:lvlText w:val=""/>
+      <w:lvlJc w:val="left"/>
+    </w:lvl>
+    <w:lvl w:ilvl="8">
+      <w:numFmt w:val="decimal"/>
+      <w:lvlText w:val=""/>
+      <w:lvlJc w:val="left"/>
+    </w:lvl>
+  </w:abstractNum>
+  <w:abstractNum w:abstractNumId="4" w15:restartNumberingAfterBreak="0">
+    <w:nsid w:val="223D3DEA"/>
+    <w:multiLevelType w:val="multilevel"/>
+    <w:tmpl w:val="0A2EE328"/>
+    <w:lvl w:ilvl="0">
+      <w:start w:val="1"/>
+      <w:numFmt w:val="bullet"/>
+      <w:lvlText w:val=""/>
+      <w:lvlJc w:val="left"/>
+      <w:pPr>
+        <w:tabs>
+          <w:tab w:val="num" w:pos="0"/>
+        </w:tabs>
+        <w:ind w:left="786" w:hanging="360"/>
+      </w:pPr>
+      <w:rPr>
+        <w:rFonts w:ascii="Symbol" w:hAnsi="Symbol" w:cs="Symbol" w:hint="default"/>
+      </w:rPr>
+    </w:lvl>
+    <w:lvl w:ilvl="1">
+      <w:numFmt w:val="decimal"/>
+      <w:lvlText w:val=""/>
+      <w:lvlJc w:val="left"/>
+    </w:lvl>
+    <w:lvl w:ilvl="2">
+      <w:numFmt w:val="decimal"/>
+      <w:lvlText w:val=""/>
+      <w:lvlJc w:val="left"/>
+    </w:lvl>
+    <w:lvl w:ilvl="3">
+      <w:numFmt w:val="decimal"/>
+      <w:lvlText w:val=""/>
+      <w:lvlJc w:val="left"/>
+    </w:lvl>
+    <w:lvl w:ilvl="4">
+      <w:numFmt w:val="decimal"/>
+      <w:lvlText w:val=""/>
+      <w:lvlJc w:val="left"/>
+    </w:lvl>
+    <w:lvl w:ilvl="5">
+      <w:numFmt w:val="decimal"/>
+      <w:lvlText w:val=""/>
+      <w:lvlJc w:val="left"/>
+    </w:lvl>
+    <w:lvl w:ilvl="6">
+      <w:numFmt w:val="decimal"/>
+      <w:lvlText w:val=""/>
+      <w:lvlJc w:val="left"/>
+    </w:lvl>
+    <w:lvl w:ilvl="7">
+      <w:numFmt w:val="decimal"/>
+      <w:lvlText w:val=""/>
+      <w:lvlJc w:val="left"/>
+    </w:lvl>
+    <w:lvl w:ilvl="8">
+      <w:numFmt w:val="decimal"/>
+      <w:lvlText w:val=""/>
+      <w:lvlJc w:val="left"/>
+    </w:lvl>
+  </w:abstractNum>
+  <w:abstractNum w:abstractNumId="5" w15:restartNumberingAfterBreak="0">
+    <w:nsid w:val="275C3600"/>
+    <w:multiLevelType w:val="multilevel"/>
+    <w:tmpl w:val="953A5180"/>
+    <w:lvl w:ilvl="0">
+      <w:start w:val="1"/>
+      <w:numFmt w:val="bullet"/>
+      <w:lvlText w:val=""/>
+      <w:lvlJc w:val="left"/>
+      <w:pPr>
+        <w:tabs>
           <w:tab w:val="num" w:pos="720"/>
         </w:tabs>
         <w:ind w:left="720" w:hanging="360"/>
@@ -3176,10 +7471,67 @@
       </w:rPr>
     </w:lvl>
   </w:abstractNum>
-  <w:abstractNum w:abstractNumId="1" w15:restartNumberingAfterBreak="0">
-    <w:nsid w:val="19AA36B5"/>
+  <w:abstractNum w:abstractNumId="6" w15:restartNumberingAfterBreak="0">
+    <w:nsid w:val="35566A8F"/>
     <w:multiLevelType w:val="multilevel"/>
-    <w:tmpl w:val="1B6EA718"/>
+    <w:tmpl w:val="5C8A6F10"/>
+    <w:lvl w:ilvl="0">
+      <w:start w:val="1"/>
+      <w:numFmt w:val="decimal"/>
+      <w:lvlText w:val="%1."/>
+      <w:lvlJc w:val="left"/>
+      <w:pPr>
+        <w:tabs>
+          <w:tab w:val="num" w:pos="0"/>
+        </w:tabs>
+        <w:ind w:left="947" w:hanging="360"/>
+      </w:pPr>
+    </w:lvl>
+    <w:lvl w:ilvl="1">
+      <w:numFmt w:val="decimal"/>
+      <w:lvlText w:val=""/>
+      <w:lvlJc w:val="left"/>
+    </w:lvl>
+    <w:lvl w:ilvl="2">
+      <w:numFmt w:val="decimal"/>
+      <w:lvlText w:val=""/>
+      <w:lvlJc w:val="left"/>
+    </w:lvl>
+    <w:lvl w:ilvl="3">
+      <w:numFmt w:val="decimal"/>
+      <w:lvlText w:val=""/>
+      <w:lvlJc w:val="left"/>
+    </w:lvl>
+    <w:lvl w:ilvl="4">
+      <w:numFmt w:val="decimal"/>
+      <w:lvlText w:val=""/>
+      <w:lvlJc w:val="left"/>
+    </w:lvl>
+    <w:lvl w:ilvl="5">
+      <w:numFmt w:val="decimal"/>
+      <w:lvlText w:val=""/>
+      <w:lvlJc w:val="left"/>
+    </w:lvl>
+    <w:lvl w:ilvl="6">
+      <w:numFmt w:val="decimal"/>
+      <w:lvlText w:val=""/>
+      <w:lvlJc w:val="left"/>
+    </w:lvl>
+    <w:lvl w:ilvl="7">
+      <w:numFmt w:val="decimal"/>
+      <w:lvlText w:val=""/>
+      <w:lvlJc w:val="left"/>
+    </w:lvl>
+    <w:lvl w:ilvl="8">
+      <w:numFmt w:val="decimal"/>
+      <w:lvlText w:val=""/>
+      <w:lvlJc w:val="left"/>
+    </w:lvl>
+  </w:abstractNum>
+  <w:abstractNum w:abstractNumId="7" w15:restartNumberingAfterBreak="0">
+    <w:nsid w:val="405A7175"/>
+    <w:multiLevelType w:val="multilevel"/>
+    <w:tmpl w:val="D004DB94"/>
     <w:lvl w:ilvl="0">
       <w:start w:val="1"/>
       <w:numFmt w:val="bullet"/>
@@ -3189,57 +7541,137 @@
         <w:tabs>
           <w:tab w:val="num" w:pos="0"/>
         </w:tabs>
-        <w:ind w:left="1440" w:hanging="360"/>
+        <w:ind w:left="947" w:hanging="360"/>
       </w:pPr>
       <w:rPr>
         <w:rFonts w:ascii="Symbol" w:hAnsi="Symbol" w:cs="Symbol" w:hint="default"/>
       </w:rPr>
     </w:lvl>
     <w:lvl w:ilvl="1">
-      <w:numFmt w:val="decimal"/>
-      <w:lvlText w:val=""/>
-      <w:lvlJc w:val="left"/>
+      <w:start w:val="1"/>
+      <w:numFmt w:val="bullet"/>
+      <w:lvlText w:val="o"/>
+      <w:lvlJc w:val="left"/>
+      <w:pPr>
+        <w:tabs>
+          <w:tab w:val="num" w:pos="0"/>
+        </w:tabs>
+        <w:ind w:left="1667" w:hanging="360"/>
+      </w:pPr>
+      <w:rPr>
+        <w:rFonts w:ascii="Courier New" w:hAnsi="Courier New" w:cs="Courier New" w:hint="default"/>
+      </w:rPr>
     </w:lvl>
     <w:lvl w:ilvl="2">
-      <w:numFmt w:val="decimal"/>
-      <w:lvlText w:val=""/>
-      <w:lvlJc w:val="left"/>
+      <w:start w:val="1"/>
+      <w:numFmt w:val="bullet"/>
+      <w:lvlText w:val=""/>
+      <w:lvlJc w:val="left"/>
+      <w:pPr>
+        <w:tabs>
+          <w:tab w:val="num" w:pos="0"/>
+        </w:tabs>
+        <w:ind w:left="2387" w:hanging="360"/>
+      </w:pPr>
+      <w:rPr>
+        <w:rFonts w:ascii="Wingdings" w:hAnsi="Wingdings" w:cs="Wingdings" w:hint="default"/>
+      </w:rPr>
     </w:lvl>
     <w:lvl w:ilvl="3">
-      <w:numFmt w:val="decimal"/>
-      <w:lvlText w:val=""/>
-      <w:lvlJc w:val="left"/>
+      <w:start w:val="1"/>
+      <w:numFmt w:val="bullet"/>
+      <w:lvlText w:val=""/>
+      <w:lvlJc w:val="left"/>
+      <w:pPr>
+        <w:tabs>
+          <w:tab w:val="num" w:pos="0"/>
+        </w:tabs>
+        <w:ind w:left="3107" w:hanging="360"/>
+      </w:pPr>
+      <w:rPr>
+        <w:rFonts w:ascii="Symbol" w:hAnsi="Symbol" w:cs="Symbol" w:hint="default"/>
+      </w:rPr>
     </w:lvl>
     <w:lvl w:ilvl="4">
-      <w:numFmt w:val="decimal"/>
-      <w:lvlText w:val=""/>
-      <w:lvlJc w:val="left"/>
+      <w:start w:val="1"/>
+      <w:numFmt w:val="bullet"/>
+      <w:lvlText w:val="o"/>
+      <w:lvlJc w:val="left"/>
+      <w:pPr>
+        <w:tabs>
+          <w:tab w:val="num" w:pos="0"/>
+        </w:tabs>
+        <w:ind w:left="3827" w:hanging="360"/>
+      </w:pPr>
+      <w:rPr>
+        <w:rFonts w:ascii="Courier New" w:hAnsi="Courier New" w:cs="Courier New" w:hint="default"/>
+      </w:rPr>
     </w:lvl>
     <w:lvl w:ilvl="5">
-      <w:numFmt w:val="decimal"/>
-      <w:lvlText w:val=""/>
-      <w:lvlJc w:val="left"/>
+      <w:start w:val="1"/>
+      <w:numFmt w:val="bullet"/>
+      <w:lvlText w:val=""/>
+      <w:lvlJc w:val="left"/>
+      <w:pPr>
+        <w:tabs>
+          <w:tab w:val="num" w:pos="0"/>
+        </w:tabs>
+        <w:ind w:left="4547" w:hanging="360"/>
+      </w:pPr>
+      <w:rPr>
+        <w:rFonts w:ascii="Wingdings" w:hAnsi="Wingdings" w:cs="Wingdings" w:hint="default"/>
+      </w:rPr>
     </w:lvl>
     <w:lvl w:ilvl="6">
-      <w:numFmt w:val="decimal"/>
-      <w:lvlText w:val=""/>
-      <w:lvlJc w:val="left"/>
+      <w:start w:val="1"/>
+      <w:numFmt w:val="bullet"/>
+      <w:lvlText w:val=""/>
+      <w:lvlJc w:val="left"/>
+      <w:pPr>
+        <w:tabs>
+          <w:tab w:val="num" w:pos="0"/>
+        </w:tabs>
+        <w:ind w:left="5267" w:hanging="360"/>
+      </w:pPr>
+      <w:rPr>
+        <w:rFonts w:ascii="Symbol" w:hAnsi="Symbol" w:cs="Symbol" w:hint="default"/>
+      </w:rPr>
     </w:lvl>
     <w:lvl w:ilvl="7">
-      <w:numFmt w:val="decimal"/>
-      <w:lvlText w:val=""/>
-      <w:lvlJc w:val="left"/>
+      <w:start w:val="1"/>
+      <w:numFmt w:val="bullet"/>
+      <w:lvlText w:val="o"/>
+      <w:lvlJc w:val="left"/>
+      <w:pPr>
+        <w:tabs>
+          <w:tab w:val="num" w:pos="0"/>
+        </w:tabs>
+        <w:ind w:left="5987" w:hanging="360"/>
+      </w:pPr>
+      <w:rPr>
+        <w:rFonts w:ascii="Courier New" w:hAnsi="Courier New" w:cs="Courier New" w:hint="default"/>
+      </w:rPr>
     </w:lvl>
     <w:lvl w:ilvl="8">
-      <w:numFmt w:val="decimal"/>
-      <w:lvlText w:val=""/>
-      <w:lvlJc w:val="left"/>
+      <w:start w:val="1"/>
+      <w:numFmt w:val="bullet"/>
+      <w:lvlText w:val=""/>
+      <w:lvlJc w:val="left"/>
+      <w:pPr>
+        <w:tabs>
+          <w:tab w:val="num" w:pos="0"/>
+        </w:tabs>
+        <w:ind w:left="6707" w:hanging="360"/>
+      </w:pPr>
+      <w:rPr>
+        <w:rFonts w:ascii="Wingdings" w:hAnsi="Wingdings" w:cs="Wingdings" w:hint="default"/>
+      </w:rPr>
     </w:lvl>
   </w:abstractNum>
-  <w:abstractNum w:abstractNumId="2" w15:restartNumberingAfterBreak="0">
-    <w:nsid w:val="1CEC2D7C"/>
+  <w:abstractNum w:abstractNumId="8" w15:restartNumberingAfterBreak="0">
+    <w:nsid w:val="40AF46BD"/>
     <w:multiLevelType w:val="multilevel"/>
-    <w:tmpl w:val="496E5048"/>
+    <w:tmpl w:val="F3F460C4"/>
     <w:lvl w:ilvl="0">
       <w:start w:val="1"/>
       <w:numFmt w:val="bullet"/>
@@ -3249,10 +7681,71 @@
         <w:tabs>
           <w:tab w:val="num" w:pos="0"/>
         </w:tabs>
-        <w:ind w:left="720" w:hanging="360"/>
+        <w:ind w:left="947" w:hanging="360"/>
       </w:pPr>
       <w:rPr>
         <w:rFonts w:ascii="Symbol" w:hAnsi="Symbol" w:cs="Symbol" w:hint="default"/>
+      </w:rPr>
+    </w:lvl>
+    <w:lvl w:ilvl="1">
+      <w:numFmt w:val="decimal"/>
+      <w:lvlText w:val=""/>
+      <w:lvlJc w:val="left"/>
+    </w:lvl>
+    <w:lvl w:ilvl="2">
+      <w:numFmt w:val="decimal"/>
+      <w:lvlText w:val=""/>
+      <w:lvlJc w:val="left"/>
+    </w:lvl>
+    <w:lvl w:ilvl="3">
+      <w:numFmt w:val="decimal"/>
+      <w:lvlText w:val=""/>
+      <w:lvlJc w:val="left"/>
+    </w:lvl>
+    <w:lvl w:ilvl="4">
+      <w:numFmt w:val="decimal"/>
+      <w:lvlText w:val=""/>
+      <w:lvlJc w:val="left"/>
+    </w:lvl>
+    <w:lvl w:ilvl="5">
+      <w:numFmt w:val="decimal"/>
+      <w:lvlText w:val=""/>
+      <w:lvlJc w:val="left"/>
+    </w:lvl>
+    <w:lvl w:ilvl="6">
+      <w:numFmt w:val="decimal"/>
+      <w:lvlText w:val=""/>
+      <w:lvlJc w:val="left"/>
+    </w:lvl>
+    <w:lvl w:ilvl="7">
+      <w:numFmt w:val="decimal"/>
+      <w:lvlText w:val=""/>
+      <w:lvlJc w:val="left"/>
+    </w:lvl>
+    <w:lvl w:ilvl="8">
+      <w:numFmt w:val="decimal"/>
+      <w:lvlText w:val=""/>
+      <w:lvlJc w:val="left"/>
+    </w:lvl>
+  </w:abstractNum>
+  <w:abstractNum w:abstractNumId="9" w15:restartNumberingAfterBreak="0">
+    <w:nsid w:val="40BC3049"/>
+    <w:multiLevelType w:val="multilevel"/>
+    <w:tmpl w:val="54C20BF0"/>
+    <w:lvl w:ilvl="0">
+      <w:start w:val="1"/>
+      <w:numFmt w:val="bullet"/>
+      <w:lvlText w:val=""/>
+      <w:lvlJc w:val="left"/>
+      <w:pPr>
+        <w:tabs>
+          <w:tab w:val="num" w:pos="720"/>
+        </w:tabs>
+        <w:ind w:left="720" w:hanging="360"/>
+      </w:pPr>
+      <w:rPr>
+        <w:rFonts w:ascii="Symbol" w:hAnsi="Symbol" w:cs="Symbol" w:hint="default"/>
+        <w:sz w:val="20"/>
       </w:rPr>
     </w:lvl>
     <w:lvl w:ilvl="1">
@@ -3262,12 +7755,13 @@
       <w:lvlJc w:val="left"/>
       <w:pPr>
         <w:tabs>
-          <w:tab w:val="num" w:pos="0"/>
+          <w:tab w:val="num" w:pos="1440"/>
         </w:tabs>
         <w:ind w:left="1440" w:hanging="360"/>
       </w:pPr>
       <w:rPr>
         <w:rFonts w:ascii="Courier New" w:hAnsi="Courier New" w:cs="Courier New" w:hint="default"/>
+        <w:sz w:val="20"/>
       </w:rPr>
     </w:lvl>
     <w:lvl w:ilvl="2">
@@ -3277,6 +7771,273 @@
       <w:lvlJc w:val="left"/>
       <w:pPr>
         <w:tabs>
+          <w:tab w:val="num" w:pos="2160"/>
+        </w:tabs>
+        <w:ind w:left="2160" w:hanging="360"/>
+      </w:pPr>
+      <w:rPr>
+        <w:rFonts w:ascii="Wingdings" w:hAnsi="Wingdings" w:cs="Wingdings" w:hint="default"/>
+        <w:sz w:val="20"/>
+      </w:rPr>
+    </w:lvl>
+    <w:lvl w:ilvl="3">
+      <w:start w:val="1"/>
+      <w:numFmt w:val="bullet"/>
+      <w:lvlText w:val=""/>
+      <w:lvlJc w:val="left"/>
+      <w:pPr>
+        <w:tabs>
+          <w:tab w:val="num" w:pos="2880"/>
+        </w:tabs>
+        <w:ind w:left="2880" w:hanging="360"/>
+      </w:pPr>
+      <w:rPr>
+        <w:rFonts w:ascii="Wingdings" w:hAnsi="Wingdings" w:cs="Wingdings" w:hint="default"/>
+        <w:sz w:val="20"/>
+      </w:rPr>
+    </w:lvl>
+    <w:lvl w:ilvl="4">
+      <w:start w:val="1"/>
+      <w:numFmt w:val="bullet"/>
+      <w:lvlText w:val=""/>
+      <w:lvlJc w:val="left"/>
+      <w:pPr>
+        <w:tabs>
+          <w:tab w:val="num" w:pos="3600"/>
+        </w:tabs>
+        <w:ind w:left="3600" w:hanging="360"/>
+      </w:pPr>
+      <w:rPr>
+        <w:rFonts w:ascii="Wingdings" w:hAnsi="Wingdings" w:cs="Wingdings" w:hint="default"/>
+        <w:sz w:val="20"/>
+      </w:rPr>
+    </w:lvl>
+    <w:lvl w:ilvl="5">
+      <w:start w:val="1"/>
+      <w:numFmt w:val="bullet"/>
+      <w:lvlText w:val=""/>
+      <w:lvlJc w:val="left"/>
+      <w:pPr>
+        <w:tabs>
+          <w:tab w:val="num" w:pos="4320"/>
+        </w:tabs>
+        <w:ind w:left="4320" w:hanging="360"/>
+      </w:pPr>
+      <w:rPr>
+        <w:rFonts w:ascii="Wingdings" w:hAnsi="Wingdings" w:cs="Wingdings" w:hint="default"/>
+        <w:sz w:val="20"/>
+      </w:rPr>
+    </w:lvl>
+    <w:lvl w:ilvl="6">
+      <w:start w:val="1"/>
+      <w:numFmt w:val="bullet"/>
+      <w:lvlText w:val=""/>
+      <w:lvlJc w:val="left"/>
+      <w:pPr>
+        <w:tabs>
+          <w:tab w:val="num" w:pos="5040"/>
+        </w:tabs>
+        <w:ind w:left="5040" w:hanging="360"/>
+      </w:pPr>
+      <w:rPr>
+        <w:rFonts w:ascii="Wingdings" w:hAnsi="Wingdings" w:cs="Wingdings" w:hint="default"/>
+        <w:sz w:val="20"/>
+      </w:rPr>
+    </w:lvl>
+    <w:lvl w:ilvl="7">
+      <w:start w:val="1"/>
+      <w:numFmt w:val="bullet"/>
+      <w:lvlText w:val=""/>
+      <w:lvlJc w:val="left"/>
+      <w:pPr>
+        <w:tabs>
+          <w:tab w:val="num" w:pos="5760"/>
+        </w:tabs>
+        <w:ind w:left="5760" w:hanging="360"/>
+      </w:pPr>
+      <w:rPr>
+        <w:rFonts w:ascii="Wingdings" w:hAnsi="Wingdings" w:cs="Wingdings" w:hint="default"/>
+        <w:sz w:val="20"/>
+      </w:rPr>
+    </w:lvl>
+    <w:lvl w:ilvl="8">
+      <w:start w:val="1"/>
+      <w:numFmt w:val="bullet"/>
+      <w:lvlText w:val=""/>
+      <w:lvlJc w:val="left"/>
+      <w:pPr>
+        <w:tabs>
+          <w:tab w:val="num" w:pos="6480"/>
+        </w:tabs>
+        <w:ind w:left="6480" w:hanging="360"/>
+      </w:pPr>
+      <w:rPr>
+        <w:rFonts w:ascii="Wingdings" w:hAnsi="Wingdings" w:cs="Wingdings" w:hint="default"/>
+        <w:sz w:val="20"/>
+      </w:rPr>
+    </w:lvl>
+  </w:abstractNum>
+  <w:abstractNum w:abstractNumId="10" w15:restartNumberingAfterBreak="0">
+    <w:nsid w:val="431304A3"/>
+    <w:multiLevelType w:val="multilevel"/>
+    <w:tmpl w:val="34340B2C"/>
+    <w:lvl w:ilvl="0">
+      <w:start w:val="1"/>
+      <w:numFmt w:val="bullet"/>
+      <w:lvlText w:val=""/>
+      <w:lvlJc w:val="left"/>
+      <w:pPr>
+        <w:tabs>
+          <w:tab w:val="num" w:pos="0"/>
+        </w:tabs>
+        <w:ind w:left="720" w:hanging="360"/>
+      </w:pPr>
+      <w:rPr>
+        <w:rFonts w:ascii="Symbol" w:hAnsi="Symbol" w:cs="Symbol" w:hint="default"/>
+      </w:rPr>
+    </w:lvl>
+    <w:lvl w:ilvl="1">
+      <w:numFmt w:val="decimal"/>
+      <w:lvlText w:val=""/>
+      <w:lvlJc w:val="left"/>
+    </w:lvl>
+    <w:lvl w:ilvl="2">
+      <w:numFmt w:val="decimal"/>
+      <w:lvlText w:val=""/>
+      <w:lvlJc w:val="left"/>
+    </w:lvl>
+    <w:lvl w:ilvl="3">
+      <w:numFmt w:val="decimal"/>
+      <w:lvlText w:val=""/>
+      <w:lvlJc w:val="left"/>
+    </w:lvl>
+    <w:lvl w:ilvl="4">
+      <w:numFmt w:val="decimal"/>
+      <w:lvlText w:val=""/>
+      <w:lvlJc w:val="left"/>
+    </w:lvl>
+    <w:lvl w:ilvl="5">
+      <w:numFmt w:val="decimal"/>
+      <w:lvlText w:val=""/>
+      <w:lvlJc w:val="left"/>
+    </w:lvl>
+    <w:lvl w:ilvl="6">
+      <w:numFmt w:val="decimal"/>
+      <w:lvlText w:val=""/>
+      <w:lvlJc w:val="left"/>
+    </w:lvl>
+    <w:lvl w:ilvl="7">
+      <w:numFmt w:val="decimal"/>
+      <w:lvlText w:val=""/>
+      <w:lvlJc w:val="left"/>
+    </w:lvl>
+    <w:lvl w:ilvl="8">
+      <w:numFmt w:val="decimal"/>
+      <w:lvlText w:val=""/>
+      <w:lvlJc w:val="left"/>
+    </w:lvl>
+  </w:abstractNum>
+  <w:abstractNum w:abstractNumId="11" w15:restartNumberingAfterBreak="0">
+    <w:nsid w:val="453D6FA7"/>
+    <w:multiLevelType w:val="multilevel"/>
+    <w:tmpl w:val="32960540"/>
+    <w:lvl w:ilvl="0">
+      <w:start w:val="1"/>
+      <w:numFmt w:val="bullet"/>
+      <w:lvlText w:val=""/>
+      <w:lvlJc w:val="left"/>
+      <w:pPr>
+        <w:tabs>
+          <w:tab w:val="num" w:pos="0"/>
+        </w:tabs>
+        <w:ind w:left="1440" w:hanging="360"/>
+      </w:pPr>
+      <w:rPr>
+        <w:rFonts w:ascii="Symbol" w:hAnsi="Symbol" w:cs="Symbol" w:hint="default"/>
+      </w:rPr>
+    </w:lvl>
+    <w:lvl w:ilvl="1">
+      <w:numFmt w:val="decimal"/>
+      <w:lvlText w:val=""/>
+      <w:lvlJc w:val="left"/>
+    </w:lvl>
+    <w:lvl w:ilvl="2">
+      <w:numFmt w:val="decimal"/>
+      <w:lvlText w:val=""/>
+      <w:lvlJc w:val="left"/>
+    </w:lvl>
+    <w:lvl w:ilvl="3">
+      <w:numFmt w:val="decimal"/>
+      <w:lvlText w:val=""/>
+      <w:lvlJc w:val="left"/>
+    </w:lvl>
+    <w:lvl w:ilvl="4">
+      <w:numFmt w:val="decimal"/>
+      <w:lvlText w:val=""/>
+      <w:lvlJc w:val="left"/>
+    </w:lvl>
+    <w:lvl w:ilvl="5">
+      <w:numFmt w:val="decimal"/>
+      <w:lvlText w:val=""/>
+      <w:lvlJc w:val="left"/>
+    </w:lvl>
+    <w:lvl w:ilvl="6">
+      <w:numFmt w:val="decimal"/>
+      <w:lvlText w:val=""/>
+      <w:lvlJc w:val="left"/>
+    </w:lvl>
+    <w:lvl w:ilvl="7">
+      <w:numFmt w:val="decimal"/>
+      <w:lvlText w:val=""/>
+      <w:lvlJc w:val="left"/>
+    </w:lvl>
+    <w:lvl w:ilvl="8">
+      <w:numFmt w:val="decimal"/>
+      <w:lvlText w:val=""/>
+      <w:lvlJc w:val="left"/>
+    </w:lvl>
+  </w:abstractNum>
+  <w:abstractNum w:abstractNumId="12" w15:restartNumberingAfterBreak="0">
+    <w:nsid w:val="4C0A6799"/>
+    <w:multiLevelType w:val="multilevel"/>
+    <w:tmpl w:val="66BA6D1A"/>
+    <w:lvl w:ilvl="0">
+      <w:start w:val="1"/>
+      <w:numFmt w:val="bullet"/>
+      <w:lvlText w:val=""/>
+      <w:lvlJc w:val="left"/>
+      <w:pPr>
+        <w:tabs>
+          <w:tab w:val="num" w:pos="0"/>
+        </w:tabs>
+        <w:ind w:left="720" w:hanging="360"/>
+      </w:pPr>
+      <w:rPr>
+        <w:rFonts w:ascii="Symbol" w:hAnsi="Symbol" w:cs="Symbol" w:hint="default"/>
+      </w:rPr>
+    </w:lvl>
+    <w:lvl w:ilvl="1">
+      <w:start w:val="1"/>
+      <w:numFmt w:val="bullet"/>
+      <w:lvlText w:val="o"/>
+      <w:lvlJc w:val="left"/>
+      <w:pPr>
+        <w:tabs>
+          <w:tab w:val="num" w:pos="0"/>
+        </w:tabs>
+        <w:ind w:left="1440" w:hanging="360"/>
+      </w:pPr>
+      <w:rPr>
+        <w:rFonts w:ascii="Courier New" w:hAnsi="Courier New" w:cs="Courier New" w:hint="default"/>
+      </w:rPr>
+    </w:lvl>
+    <w:lvl w:ilvl="2">
+      <w:start w:val="1"/>
+      <w:numFmt w:val="bullet"/>
+      <w:lvlText w:val=""/>
+      <w:lvlJc w:val="left"/>
+      <w:pPr>
+        <w:tabs>
           <w:tab w:val="num" w:pos="0"/>
         </w:tabs>
         <w:ind w:left="2160" w:hanging="360"/>
@@ -3376,10 +8137,67 @@
       </w:rPr>
     </w:lvl>
   </w:abstractNum>
-  <w:abstractNum w:abstractNumId="3" w15:restartNumberingAfterBreak="0">
-    <w:nsid w:val="1F2E4C1D"/>
+  <w:abstractNum w:abstractNumId="13" w15:restartNumberingAfterBreak="0">
+    <w:nsid w:val="650117F4"/>
     <w:multiLevelType w:val="multilevel"/>
-    <w:tmpl w:val="6D70D6A4"/>
+    <w:tmpl w:val="632875BE"/>
+    <w:lvl w:ilvl="0">
+      <w:start w:val="1"/>
+      <w:numFmt w:val="decimal"/>
+      <w:lvlText w:val="%1."/>
+      <w:lvlJc w:val="left"/>
+      <w:pPr>
+        <w:tabs>
+          <w:tab w:val="num" w:pos="0"/>
+        </w:tabs>
+        <w:ind w:left="720" w:hanging="360"/>
+      </w:pPr>
+    </w:lvl>
+    <w:lvl w:ilvl="1">
+      <w:numFmt w:val="decimal"/>
+      <w:lvlText w:val=""/>
+      <w:lvlJc w:val="left"/>
+    </w:lvl>
+    <w:lvl w:ilvl="2">
+      <w:numFmt w:val="decimal"/>
+      <w:lvlText w:val=""/>
+      <w:lvlJc w:val="left"/>
+    </w:lvl>
+    <w:lvl w:ilvl="3">
+      <w:numFmt w:val="decimal"/>
+      <w:lvlText w:val=""/>
+      <w:lvlJc w:val="left"/>
+    </w:lvl>
+    <w:lvl w:ilvl="4">
+      <w:numFmt w:val="decimal"/>
+      <w:lvlText w:val=""/>
+      <w:lvlJc w:val="left"/>
+    </w:lvl>
+    <w:lvl w:ilvl="5">
+      <w:numFmt w:val="decimal"/>
+      <w:lvlText w:val=""/>
+      <w:lvlJc w:val="left"/>
+    </w:lvl>
+    <w:lvl w:ilvl="6">
+      <w:numFmt w:val="decimal"/>
+      <w:lvlText w:val=""/>
+      <w:lvlJc w:val="left"/>
+    </w:lvl>
+    <w:lvl w:ilvl="7">
+      <w:numFmt w:val="decimal"/>
+      <w:lvlText w:val=""/>
+      <w:lvlJc w:val="left"/>
+    </w:lvl>
+    <w:lvl w:ilvl="8">
+      <w:numFmt w:val="decimal"/>
+      <w:lvlText w:val=""/>
+      <w:lvlJc w:val="left"/>
+    </w:lvl>
+  </w:abstractNum>
+  <w:abstractNum w:abstractNumId="14" w15:restartNumberingAfterBreak="0">
+    <w:nsid w:val="6AFD2E69"/>
+    <w:multiLevelType w:val="multilevel"/>
+    <w:tmpl w:val="7DC0ABE2"/>
     <w:lvl w:ilvl="0">
       <w:start w:val="1"/>
       <w:numFmt w:val="bullet"/>
@@ -3436,14 +8254,14 @@
       <w:lvlJc w:val="left"/>
     </w:lvl>
   </w:abstractNum>
-  <w:abstractNum w:abstractNumId="4" w15:restartNumberingAfterBreak="0">
-    <w:nsid w:val="1F6E7736"/>
+  <w:abstractNum w:abstractNumId="15" w15:restartNumberingAfterBreak="0">
+    <w:nsid w:val="706F0F1A"/>
     <w:multiLevelType w:val="multilevel"/>
-    <w:tmpl w:val="60C005CA"/>
+    <w:tmpl w:val="2960B794"/>
     <w:lvl w:ilvl="0">
       <w:start w:val="1"/>
-      <w:numFmt w:val="bullet"/>
-      <w:lvlText w:val=""/>
+      <w:numFmt w:val="decimal"/>
+      <w:lvlText w:val="%1."/>
       <w:lvlJc w:val="left"/>
       <w:pPr>
         <w:tabs>
@@ -3451,9 +8269,6 @@
         </w:tabs>
         <w:ind w:left="720" w:hanging="360"/>
       </w:pPr>
-      <w:rPr>
-        <w:rFonts w:ascii="Symbol" w:hAnsi="Symbol" w:cs="Symbol" w:hint="default"/>
-      </w:rPr>
     </w:lvl>
     <w:lvl w:ilvl="1">
       <w:numFmt w:val="decimal"/>
@@ -3496,764 +8311,59 @@
       <w:lvlJc w:val="left"/>
     </w:lvl>
   </w:abstractNum>
-  <w:abstractNum w:abstractNumId="5" w15:restartNumberingAfterBreak="0">
-    <w:nsid w:val="3CE31D75"/>
-    <w:multiLevelType w:val="multilevel"/>
-    <w:tmpl w:val="9D4E60DE"/>
-    <w:lvl w:ilvl="0">
-      <w:start w:val="1"/>
-      <w:numFmt w:val="decimal"/>
-      <w:lvlText w:val="%1."/>
-      <w:lvlJc w:val="left"/>
-      <w:pPr>
-        <w:tabs>
-          <w:tab w:val="num" w:pos="0"/>
-        </w:tabs>
-        <w:ind w:left="947" w:hanging="360"/>
-      </w:pPr>
-    </w:lvl>
-    <w:lvl w:ilvl="1">
-      <w:numFmt w:val="decimal"/>
-      <w:lvlText w:val=""/>
-      <w:lvlJc w:val="left"/>
-    </w:lvl>
-    <w:lvl w:ilvl="2">
-      <w:numFmt w:val="decimal"/>
-      <w:lvlText w:val=""/>
-      <w:lvlJc w:val="left"/>
-    </w:lvl>
-    <w:lvl w:ilvl="3">
-      <w:numFmt w:val="decimal"/>
-      <w:lvlText w:val=""/>
-      <w:lvlJc w:val="left"/>
-    </w:lvl>
-    <w:lvl w:ilvl="4">
-      <w:numFmt w:val="decimal"/>
-      <w:lvlText w:val=""/>
-      <w:lvlJc w:val="left"/>
-    </w:lvl>
-    <w:lvl w:ilvl="5">
-      <w:numFmt w:val="decimal"/>
-      <w:lvlText w:val=""/>
-      <w:lvlJc w:val="left"/>
-    </w:lvl>
-    <w:lvl w:ilvl="6">
-      <w:numFmt w:val="decimal"/>
-      <w:lvlText w:val=""/>
-      <w:lvlJc w:val="left"/>
-    </w:lvl>
-    <w:lvl w:ilvl="7">
-      <w:numFmt w:val="decimal"/>
-      <w:lvlText w:val=""/>
-      <w:lvlJc w:val="left"/>
-    </w:lvl>
-    <w:lvl w:ilvl="8">
-      <w:numFmt w:val="decimal"/>
-      <w:lvlText w:val=""/>
-      <w:lvlJc w:val="left"/>
-    </w:lvl>
-  </w:abstractNum>
-  <w:abstractNum w:abstractNumId="6" w15:restartNumberingAfterBreak="0">
-    <w:nsid w:val="4A090EAD"/>
-    <w:multiLevelType w:val="multilevel"/>
-    <w:tmpl w:val="60620752"/>
-    <w:lvl w:ilvl="0">
-      <w:start w:val="1"/>
-      <w:numFmt w:val="decimal"/>
-      <w:lvlText w:val="%1."/>
-      <w:lvlJc w:val="left"/>
-      <w:pPr>
-        <w:tabs>
-          <w:tab w:val="num" w:pos="0"/>
-        </w:tabs>
-        <w:ind w:left="720" w:hanging="360"/>
-      </w:pPr>
-    </w:lvl>
-    <w:lvl w:ilvl="1">
-      <w:numFmt w:val="decimal"/>
-      <w:lvlText w:val=""/>
-      <w:lvlJc w:val="left"/>
-    </w:lvl>
-    <w:lvl w:ilvl="2">
-      <w:numFmt w:val="decimal"/>
-      <w:lvlText w:val=""/>
-      <w:lvlJc w:val="left"/>
-    </w:lvl>
-    <w:lvl w:ilvl="3">
-      <w:numFmt w:val="decimal"/>
-      <w:lvlText w:val=""/>
-      <w:lvlJc w:val="left"/>
-    </w:lvl>
-    <w:lvl w:ilvl="4">
-      <w:numFmt w:val="decimal"/>
-      <w:lvlText w:val=""/>
-      <w:lvlJc w:val="left"/>
-    </w:lvl>
-    <w:lvl w:ilvl="5">
-      <w:numFmt w:val="decimal"/>
-      <w:lvlText w:val=""/>
-      <w:lvlJc w:val="left"/>
-    </w:lvl>
-    <w:lvl w:ilvl="6">
-      <w:numFmt w:val="decimal"/>
-      <w:lvlText w:val=""/>
-      <w:lvlJc w:val="left"/>
-    </w:lvl>
-    <w:lvl w:ilvl="7">
-      <w:numFmt w:val="decimal"/>
-      <w:lvlText w:val=""/>
-      <w:lvlJc w:val="left"/>
-    </w:lvl>
-    <w:lvl w:ilvl="8">
-      <w:numFmt w:val="decimal"/>
-      <w:lvlText w:val=""/>
-      <w:lvlJc w:val="left"/>
-    </w:lvl>
-  </w:abstractNum>
-  <w:abstractNum w:abstractNumId="7" w15:restartNumberingAfterBreak="0">
-    <w:nsid w:val="4C6917D7"/>
-    <w:multiLevelType w:val="multilevel"/>
-    <w:tmpl w:val="9EDC01A2"/>
-    <w:lvl w:ilvl="0">
-      <w:numFmt w:val="none"/>
-      <w:suff w:val="nothing"/>
-      <w:lvlText w:val=""/>
-      <w:lvlJc w:val="left"/>
-      <w:pPr>
-        <w:tabs>
-          <w:tab w:val="num" w:pos="0"/>
-        </w:tabs>
-        <w:ind w:left="0" w:firstLine="0"/>
-      </w:pPr>
-    </w:lvl>
-    <w:lvl w:ilvl="1">
-      <w:numFmt w:val="none"/>
-      <w:suff w:val="nothing"/>
-      <w:lvlText w:val=""/>
-      <w:lvlJc w:val="left"/>
-      <w:pPr>
-        <w:tabs>
-          <w:tab w:val="num" w:pos="0"/>
-        </w:tabs>
-        <w:ind w:left="0" w:firstLine="0"/>
-      </w:pPr>
-    </w:lvl>
-    <w:lvl w:ilvl="2">
-      <w:numFmt w:val="none"/>
-      <w:suff w:val="nothing"/>
-      <w:lvlText w:val=""/>
-      <w:lvlJc w:val="left"/>
-      <w:pPr>
-        <w:tabs>
-          <w:tab w:val="num" w:pos="0"/>
-        </w:tabs>
-        <w:ind w:left="0" w:firstLine="0"/>
-      </w:pPr>
-    </w:lvl>
-    <w:lvl w:ilvl="3">
-      <w:numFmt w:val="decimal"/>
-      <w:pStyle w:val="Ttulo4"/>
-      <w:lvlText w:val="%4"/>
-      <w:lvlJc w:val="left"/>
-      <w:pPr>
-        <w:tabs>
-          <w:tab w:val="num" w:pos="0"/>
-        </w:tabs>
-        <w:ind w:left="0" w:firstLine="0"/>
-      </w:pPr>
-      <w:rPr>
-        <w:rFonts w:ascii="Tms Rmn" w:hAnsi="Tms Rmn" w:cs="Tms Rmn"/>
-      </w:rPr>
-    </w:lvl>
-    <w:lvl w:ilvl="4">
-      <w:numFmt w:val="decimal"/>
-      <w:pStyle w:val="Ttulo5"/>
-      <w:lvlText w:val="%5"/>
-      <w:lvlJc w:val="left"/>
-      <w:pPr>
-        <w:tabs>
-          <w:tab w:val="num" w:pos="0"/>
-        </w:tabs>
-        <w:ind w:left="0" w:firstLine="0"/>
-      </w:pPr>
-      <w:rPr>
-        <w:rFonts w:ascii="Tms Rmn" w:hAnsi="Tms Rmn" w:cs="Tms Rmn"/>
-      </w:rPr>
-    </w:lvl>
-    <w:lvl w:ilvl="5">
-      <w:numFmt w:val="decimal"/>
-      <w:pStyle w:val="Ttulo6"/>
-      <w:lvlText w:val="%6"/>
-      <w:lvlJc w:val="left"/>
-      <w:pPr>
-        <w:tabs>
-          <w:tab w:val="num" w:pos="0"/>
-        </w:tabs>
-        <w:ind w:left="0" w:firstLine="0"/>
-      </w:pPr>
-      <w:rPr>
-        <w:rFonts w:ascii="Tms Rmn" w:hAnsi="Tms Rmn" w:cs="Tms Rmn"/>
-      </w:rPr>
-    </w:lvl>
-    <w:lvl w:ilvl="6">
-      <w:numFmt w:val="decimal"/>
-      <w:pStyle w:val="Ttulo7"/>
-      <w:lvlText w:val="%7"/>
-      <w:lvlJc w:val="left"/>
-      <w:pPr>
-        <w:tabs>
-          <w:tab w:val="num" w:pos="0"/>
-        </w:tabs>
-        <w:ind w:left="0" w:firstLine="0"/>
-      </w:pPr>
-      <w:rPr>
-        <w:rFonts w:ascii="Tms Rmn" w:hAnsi="Tms Rmn" w:cs="Tms Rmn"/>
-      </w:rPr>
-    </w:lvl>
-    <w:lvl w:ilvl="7">
-      <w:numFmt w:val="decimal"/>
-      <w:pStyle w:val="Ttulo8"/>
-      <w:lvlText w:val="%8"/>
-      <w:lvlJc w:val="left"/>
-      <w:pPr>
-        <w:tabs>
-          <w:tab w:val="num" w:pos="0"/>
-        </w:tabs>
-        <w:ind w:left="0" w:firstLine="0"/>
-      </w:pPr>
-      <w:rPr>
-        <w:rFonts w:ascii="Tms Rmn" w:hAnsi="Tms Rmn" w:cs="Tms Rmn"/>
-      </w:rPr>
-    </w:lvl>
-    <w:lvl w:ilvl="8">
-      <w:numFmt w:val="decimal"/>
-      <w:pStyle w:val="Ttulo9"/>
-      <w:lvlText w:val="%9"/>
-      <w:lvlJc w:val="left"/>
-      <w:pPr>
-        <w:tabs>
-          <w:tab w:val="num" w:pos="0"/>
-        </w:tabs>
-        <w:ind w:left="0" w:firstLine="0"/>
-      </w:pPr>
-      <w:rPr>
-        <w:rFonts w:ascii="Tms Rmn" w:hAnsi="Tms Rmn" w:cs="Tms Rmn"/>
-      </w:rPr>
-    </w:lvl>
-  </w:abstractNum>
-  <w:abstractNum w:abstractNumId="8" w15:restartNumberingAfterBreak="0">
-    <w:nsid w:val="4D9B6D53"/>
-    <w:multiLevelType w:val="multilevel"/>
-    <w:tmpl w:val="BB203904"/>
-    <w:lvl w:ilvl="0">
-      <w:start w:val="1"/>
-      <w:numFmt w:val="bullet"/>
-      <w:lvlText w:val=""/>
-      <w:lvlJc w:val="left"/>
-      <w:pPr>
-        <w:tabs>
-          <w:tab w:val="num" w:pos="720"/>
-        </w:tabs>
-        <w:ind w:left="720" w:hanging="360"/>
-      </w:pPr>
-      <w:rPr>
-        <w:rFonts w:ascii="Symbol" w:hAnsi="Symbol" w:cs="Symbol" w:hint="default"/>
-        <w:sz w:val="20"/>
-      </w:rPr>
-    </w:lvl>
-    <w:lvl w:ilvl="1">
-      <w:start w:val="1"/>
-      <w:numFmt w:val="bullet"/>
-      <w:lvlText w:val="o"/>
-      <w:lvlJc w:val="left"/>
-      <w:pPr>
-        <w:tabs>
-          <w:tab w:val="num" w:pos="1440"/>
-        </w:tabs>
-        <w:ind w:left="1440" w:hanging="360"/>
-      </w:pPr>
-      <w:rPr>
-        <w:rFonts w:ascii="Courier New" w:hAnsi="Courier New" w:cs="Courier New" w:hint="default"/>
-        <w:sz w:val="20"/>
-      </w:rPr>
-    </w:lvl>
-    <w:lvl w:ilvl="2">
-      <w:start w:val="1"/>
-      <w:numFmt w:val="bullet"/>
-      <w:lvlText w:val=""/>
-      <w:lvlJc w:val="left"/>
-      <w:pPr>
-        <w:tabs>
-          <w:tab w:val="num" w:pos="2160"/>
-        </w:tabs>
-        <w:ind w:left="2160" w:hanging="360"/>
-      </w:pPr>
-      <w:rPr>
-        <w:rFonts w:ascii="Wingdings" w:hAnsi="Wingdings" w:cs="Wingdings" w:hint="default"/>
-        <w:sz w:val="20"/>
-      </w:rPr>
-    </w:lvl>
-    <w:lvl w:ilvl="3">
-      <w:start w:val="1"/>
-      <w:numFmt w:val="bullet"/>
-      <w:lvlText w:val=""/>
-      <w:lvlJc w:val="left"/>
-      <w:pPr>
-        <w:tabs>
-          <w:tab w:val="num" w:pos="2880"/>
-        </w:tabs>
-        <w:ind w:left="2880" w:hanging="360"/>
-      </w:pPr>
-      <w:rPr>
-        <w:rFonts w:ascii="Wingdings" w:hAnsi="Wingdings" w:cs="Wingdings" w:hint="default"/>
-        <w:sz w:val="20"/>
-      </w:rPr>
-    </w:lvl>
-    <w:lvl w:ilvl="4">
-      <w:start w:val="1"/>
-      <w:numFmt w:val="bullet"/>
-      <w:lvlText w:val=""/>
-      <w:lvlJc w:val="left"/>
-      <w:pPr>
-        <w:tabs>
-          <w:tab w:val="num" w:pos="3600"/>
-        </w:tabs>
-        <w:ind w:left="3600" w:hanging="360"/>
-      </w:pPr>
-      <w:rPr>
-        <w:rFonts w:ascii="Wingdings" w:hAnsi="Wingdings" w:cs="Wingdings" w:hint="default"/>
-        <w:sz w:val="20"/>
-      </w:rPr>
-    </w:lvl>
-    <w:lvl w:ilvl="5">
-      <w:start w:val="1"/>
-      <w:numFmt w:val="bullet"/>
-      <w:lvlText w:val=""/>
-      <w:lvlJc w:val="left"/>
-      <w:pPr>
-        <w:tabs>
-          <w:tab w:val="num" w:pos="4320"/>
-        </w:tabs>
-        <w:ind w:left="4320" w:hanging="360"/>
-      </w:pPr>
-      <w:rPr>
-        <w:rFonts w:ascii="Wingdings" w:hAnsi="Wingdings" w:cs="Wingdings" w:hint="default"/>
-        <w:sz w:val="20"/>
-      </w:rPr>
-    </w:lvl>
-    <w:lvl w:ilvl="6">
-      <w:start w:val="1"/>
-      <w:numFmt w:val="bullet"/>
-      <w:lvlText w:val=""/>
-      <w:lvlJc w:val="left"/>
-      <w:pPr>
-        <w:tabs>
-          <w:tab w:val="num" w:pos="5040"/>
-        </w:tabs>
-        <w:ind w:left="5040" w:hanging="360"/>
-      </w:pPr>
-      <w:rPr>
-        <w:rFonts w:ascii="Wingdings" w:hAnsi="Wingdings" w:cs="Wingdings" w:hint="default"/>
-        <w:sz w:val="20"/>
-      </w:rPr>
-    </w:lvl>
-    <w:lvl w:ilvl="7">
-      <w:start w:val="1"/>
-      <w:numFmt w:val="bullet"/>
-      <w:lvlText w:val=""/>
-      <w:lvlJc w:val="left"/>
-      <w:pPr>
-        <w:tabs>
-          <w:tab w:val="num" w:pos="5760"/>
-        </w:tabs>
-        <w:ind w:left="5760" w:hanging="360"/>
-      </w:pPr>
-      <w:rPr>
-        <w:rFonts w:ascii="Wingdings" w:hAnsi="Wingdings" w:cs="Wingdings" w:hint="default"/>
-        <w:sz w:val="20"/>
-      </w:rPr>
-    </w:lvl>
-    <w:lvl w:ilvl="8">
-      <w:start w:val="1"/>
-      <w:numFmt w:val="bullet"/>
-      <w:lvlText w:val=""/>
-      <w:lvlJc w:val="left"/>
-      <w:pPr>
-        <w:tabs>
-          <w:tab w:val="num" w:pos="6480"/>
-        </w:tabs>
-        <w:ind w:left="6480" w:hanging="360"/>
-      </w:pPr>
-      <w:rPr>
-        <w:rFonts w:ascii="Wingdings" w:hAnsi="Wingdings" w:cs="Wingdings" w:hint="default"/>
-        <w:sz w:val="20"/>
-      </w:rPr>
-    </w:lvl>
-  </w:abstractNum>
-  <w:abstractNum w:abstractNumId="9" w15:restartNumberingAfterBreak="0">
-    <w:nsid w:val="51404F92"/>
-    <w:multiLevelType w:val="multilevel"/>
-    <w:tmpl w:val="C90687B4"/>
-    <w:lvl w:ilvl="0">
-      <w:start w:val="1"/>
-      <w:numFmt w:val="bullet"/>
-      <w:lvlText w:val=""/>
-      <w:lvlJc w:val="left"/>
-      <w:pPr>
-        <w:tabs>
-          <w:tab w:val="num" w:pos="0"/>
-        </w:tabs>
-        <w:ind w:left="947" w:hanging="360"/>
-      </w:pPr>
-      <w:rPr>
-        <w:rFonts w:ascii="Symbol" w:hAnsi="Symbol" w:cs="Symbol" w:hint="default"/>
-      </w:rPr>
-    </w:lvl>
-    <w:lvl w:ilvl="1">
-      <w:numFmt w:val="decimal"/>
-      <w:lvlText w:val=""/>
-      <w:lvlJc w:val="left"/>
-    </w:lvl>
-    <w:lvl w:ilvl="2">
-      <w:numFmt w:val="decimal"/>
-      <w:lvlText w:val=""/>
-      <w:lvlJc w:val="left"/>
-    </w:lvl>
-    <w:lvl w:ilvl="3">
-      <w:numFmt w:val="decimal"/>
-      <w:lvlText w:val=""/>
-      <w:lvlJc w:val="left"/>
-    </w:lvl>
-    <w:lvl w:ilvl="4">
-      <w:numFmt w:val="decimal"/>
-      <w:lvlText w:val=""/>
-      <w:lvlJc w:val="left"/>
-    </w:lvl>
-    <w:lvl w:ilvl="5">
-      <w:numFmt w:val="decimal"/>
-      <w:lvlText w:val=""/>
-      <w:lvlJc w:val="left"/>
-    </w:lvl>
-    <w:lvl w:ilvl="6">
-      <w:numFmt w:val="decimal"/>
-      <w:lvlText w:val=""/>
-      <w:lvlJc w:val="left"/>
-    </w:lvl>
-    <w:lvl w:ilvl="7">
-      <w:numFmt w:val="decimal"/>
-      <w:lvlText w:val=""/>
-      <w:lvlJc w:val="left"/>
-    </w:lvl>
-    <w:lvl w:ilvl="8">
-      <w:numFmt w:val="decimal"/>
-      <w:lvlText w:val=""/>
-      <w:lvlJc w:val="left"/>
-    </w:lvl>
-  </w:abstractNum>
-  <w:abstractNum w:abstractNumId="10" w15:restartNumberingAfterBreak="0">
-    <w:nsid w:val="5D21770B"/>
-    <w:multiLevelType w:val="multilevel"/>
-    <w:tmpl w:val="832C98D8"/>
-    <w:lvl w:ilvl="0">
-      <w:start w:val="1"/>
-      <w:numFmt w:val="bullet"/>
-      <w:lvlText w:val=""/>
-      <w:lvlJc w:val="left"/>
-      <w:pPr>
-        <w:tabs>
-          <w:tab w:val="num" w:pos="0"/>
-        </w:tabs>
-        <w:ind w:left="947" w:hanging="360"/>
-      </w:pPr>
-      <w:rPr>
-        <w:rFonts w:ascii="Symbol" w:hAnsi="Symbol" w:cs="Symbol" w:hint="default"/>
-      </w:rPr>
-    </w:lvl>
-    <w:lvl w:ilvl="1">
-      <w:start w:val="1"/>
-      <w:numFmt w:val="bullet"/>
-      <w:lvlText w:val="o"/>
-      <w:lvlJc w:val="left"/>
-      <w:pPr>
-        <w:tabs>
-          <w:tab w:val="num" w:pos="0"/>
-        </w:tabs>
-        <w:ind w:left="1667" w:hanging="360"/>
-      </w:pPr>
-      <w:rPr>
-        <w:rFonts w:ascii="Courier New" w:hAnsi="Courier New" w:cs="Courier New" w:hint="default"/>
-      </w:rPr>
-    </w:lvl>
-    <w:lvl w:ilvl="2">
-      <w:start w:val="1"/>
-      <w:numFmt w:val="bullet"/>
-      <w:lvlText w:val=""/>
-      <w:lvlJc w:val="left"/>
-      <w:pPr>
-        <w:tabs>
-          <w:tab w:val="num" w:pos="0"/>
-        </w:tabs>
-        <w:ind w:left="2387" w:hanging="360"/>
-      </w:pPr>
-      <w:rPr>
-        <w:rFonts w:ascii="Wingdings" w:hAnsi="Wingdings" w:cs="Wingdings" w:hint="default"/>
-      </w:rPr>
-    </w:lvl>
-    <w:lvl w:ilvl="3">
-      <w:start w:val="1"/>
-      <w:numFmt w:val="bullet"/>
-      <w:lvlText w:val=""/>
-      <w:lvlJc w:val="left"/>
-      <w:pPr>
-        <w:tabs>
-          <w:tab w:val="num" w:pos="0"/>
-        </w:tabs>
-        <w:ind w:left="3107" w:hanging="360"/>
-      </w:pPr>
-      <w:rPr>
-        <w:rFonts w:ascii="Symbol" w:hAnsi="Symbol" w:cs="Symbol" w:hint="default"/>
-      </w:rPr>
-    </w:lvl>
-    <w:lvl w:ilvl="4">
-      <w:start w:val="1"/>
-      <w:numFmt w:val="bullet"/>
-      <w:lvlText w:val="o"/>
-      <w:lvlJc w:val="left"/>
-      <w:pPr>
-        <w:tabs>
-          <w:tab w:val="num" w:pos="0"/>
-        </w:tabs>
-        <w:ind w:left="3827" w:hanging="360"/>
-      </w:pPr>
-      <w:rPr>
-        <w:rFonts w:ascii="Courier New" w:hAnsi="Courier New" w:cs="Courier New" w:hint="default"/>
-      </w:rPr>
-    </w:lvl>
-    <w:lvl w:ilvl="5">
-      <w:start w:val="1"/>
-      <w:numFmt w:val="bullet"/>
-      <w:lvlText w:val=""/>
-      <w:lvlJc w:val="left"/>
-      <w:pPr>
-        <w:tabs>
-          <w:tab w:val="num" w:pos="0"/>
-        </w:tabs>
-        <w:ind w:left="4547" w:hanging="360"/>
-      </w:pPr>
-      <w:rPr>
-        <w:rFonts w:ascii="Wingdings" w:hAnsi="Wingdings" w:cs="Wingdings" w:hint="default"/>
-      </w:rPr>
-    </w:lvl>
-    <w:lvl w:ilvl="6">
-      <w:start w:val="1"/>
-      <w:numFmt w:val="bullet"/>
-      <w:lvlText w:val=""/>
-      <w:lvlJc w:val="left"/>
-      <w:pPr>
-        <w:tabs>
-          <w:tab w:val="num" w:pos="0"/>
-        </w:tabs>
-        <w:ind w:left="5267" w:hanging="360"/>
-      </w:pPr>
-      <w:rPr>
-        <w:rFonts w:ascii="Symbol" w:hAnsi="Symbol" w:cs="Symbol" w:hint="default"/>
-      </w:rPr>
-    </w:lvl>
-    <w:lvl w:ilvl="7">
-      <w:start w:val="1"/>
-      <w:numFmt w:val="bullet"/>
-      <w:lvlText w:val="o"/>
-      <w:lvlJc w:val="left"/>
-      <w:pPr>
-        <w:tabs>
-          <w:tab w:val="num" w:pos="0"/>
-        </w:tabs>
-        <w:ind w:left="5987" w:hanging="360"/>
-      </w:pPr>
-      <w:rPr>
-        <w:rFonts w:ascii="Courier New" w:hAnsi="Courier New" w:cs="Courier New" w:hint="default"/>
-      </w:rPr>
-    </w:lvl>
-    <w:lvl w:ilvl="8">
-      <w:start w:val="1"/>
-      <w:numFmt w:val="bullet"/>
-      <w:lvlText w:val=""/>
-      <w:lvlJc w:val="left"/>
-      <w:pPr>
-        <w:tabs>
-          <w:tab w:val="num" w:pos="0"/>
-        </w:tabs>
-        <w:ind w:left="6707" w:hanging="360"/>
-      </w:pPr>
-      <w:rPr>
-        <w:rFonts w:ascii="Wingdings" w:hAnsi="Wingdings" w:cs="Wingdings" w:hint="default"/>
-      </w:rPr>
-    </w:lvl>
-  </w:abstractNum>
-  <w:abstractNum w:abstractNumId="11" w15:restartNumberingAfterBreak="0">
-    <w:nsid w:val="5F2546B4"/>
-    <w:multiLevelType w:val="multilevel"/>
-    <w:tmpl w:val="346C99EA"/>
-    <w:lvl w:ilvl="0">
-      <w:start w:val="1"/>
-      <w:numFmt w:val="bullet"/>
-      <w:lvlText w:val=""/>
-      <w:lvlJc w:val="left"/>
-      <w:pPr>
-        <w:tabs>
-          <w:tab w:val="num" w:pos="0"/>
-        </w:tabs>
-        <w:ind w:left="786" w:hanging="360"/>
-      </w:pPr>
-      <w:rPr>
-        <w:rFonts w:ascii="Symbol" w:hAnsi="Symbol" w:cs="Symbol" w:hint="default"/>
-      </w:rPr>
-    </w:lvl>
-    <w:lvl w:ilvl="1">
-      <w:numFmt w:val="decimal"/>
-      <w:lvlText w:val=""/>
-      <w:lvlJc w:val="left"/>
-    </w:lvl>
-    <w:lvl w:ilvl="2">
-      <w:numFmt w:val="decimal"/>
-      <w:lvlText w:val=""/>
-      <w:lvlJc w:val="left"/>
-    </w:lvl>
-    <w:lvl w:ilvl="3">
-      <w:numFmt w:val="decimal"/>
-      <w:lvlText w:val=""/>
-      <w:lvlJc w:val="left"/>
-    </w:lvl>
-    <w:lvl w:ilvl="4">
-      <w:numFmt w:val="decimal"/>
-      <w:lvlText w:val=""/>
-      <w:lvlJc w:val="left"/>
-    </w:lvl>
-    <w:lvl w:ilvl="5">
-      <w:numFmt w:val="decimal"/>
-      <w:lvlText w:val=""/>
-      <w:lvlJc w:val="left"/>
-    </w:lvl>
-    <w:lvl w:ilvl="6">
-      <w:numFmt w:val="decimal"/>
-      <w:lvlText w:val=""/>
-      <w:lvlJc w:val="left"/>
-    </w:lvl>
-    <w:lvl w:ilvl="7">
-      <w:numFmt w:val="decimal"/>
-      <w:lvlText w:val=""/>
-      <w:lvlJc w:val="left"/>
-    </w:lvl>
-    <w:lvl w:ilvl="8">
-      <w:numFmt w:val="decimal"/>
-      <w:lvlText w:val=""/>
-      <w:lvlJc w:val="left"/>
-    </w:lvl>
-  </w:abstractNum>
-  <w:abstractNum w:abstractNumId="12" w15:restartNumberingAfterBreak="0">
-    <w:nsid w:val="7E457F69"/>
-    <w:multiLevelType w:val="multilevel"/>
-    <w:tmpl w:val="47D406FE"/>
-    <w:lvl w:ilvl="0">
-      <w:start w:val="1"/>
-      <w:numFmt w:val="bullet"/>
-      <w:lvlText w:val=""/>
-      <w:lvlJc w:val="left"/>
-      <w:pPr>
-        <w:tabs>
-          <w:tab w:val="num" w:pos="0"/>
-        </w:tabs>
-        <w:ind w:left="720" w:hanging="360"/>
-      </w:pPr>
-      <w:rPr>
-        <w:rFonts w:ascii="Symbol" w:hAnsi="Symbol" w:cs="Symbol" w:hint="default"/>
-      </w:rPr>
-    </w:lvl>
-    <w:lvl w:ilvl="1">
-      <w:numFmt w:val="decimal"/>
-      <w:lvlText w:val=""/>
-      <w:lvlJc w:val="left"/>
-    </w:lvl>
-    <w:lvl w:ilvl="2">
-      <w:numFmt w:val="decimal"/>
-      <w:lvlText w:val=""/>
-      <w:lvlJc w:val="left"/>
-    </w:lvl>
-    <w:lvl w:ilvl="3">
-      <w:numFmt w:val="decimal"/>
-      <w:lvlText w:val=""/>
-      <w:lvlJc w:val="left"/>
-    </w:lvl>
-    <w:lvl w:ilvl="4">
-      <w:numFmt w:val="decimal"/>
-      <w:lvlText w:val=""/>
-      <w:lvlJc w:val="left"/>
-    </w:lvl>
-    <w:lvl w:ilvl="5">
-      <w:numFmt w:val="decimal"/>
-      <w:lvlText w:val=""/>
-      <w:lvlJc w:val="left"/>
-    </w:lvl>
-    <w:lvl w:ilvl="6">
-      <w:numFmt w:val="decimal"/>
-      <w:lvlText w:val=""/>
-      <w:lvlJc w:val="left"/>
-    </w:lvl>
-    <w:lvl w:ilvl="7">
-      <w:numFmt w:val="decimal"/>
-      <w:lvlText w:val=""/>
-      <w:lvlJc w:val="left"/>
-    </w:lvl>
-    <w:lvl w:ilvl="8">
-      <w:numFmt w:val="decimal"/>
-      <w:lvlText w:val=""/>
-      <w:lvlJc w:val="left"/>
-    </w:lvl>
-  </w:abstractNum>
-  <w:num w:numId="1" w16cid:durableId="243993675">
+  <w:num w:numId="1" w16cid:durableId="1459106155">
+    <w:abstractNumId w:val="2"/>
+  </w:num>
+  <w:num w:numId="2" w16cid:durableId="1826436131">
+    <w:abstractNumId w:val="9"/>
+  </w:num>
+  <w:num w:numId="3" w16cid:durableId="1077051298">
+    <w:abstractNumId w:val="10"/>
+  </w:num>
+  <w:num w:numId="4" w16cid:durableId="86968148">
+    <w:abstractNumId w:val="5"/>
+  </w:num>
+  <w:num w:numId="5" w16cid:durableId="1006784989">
+    <w:abstractNumId w:val="13"/>
+  </w:num>
+  <w:num w:numId="6" w16cid:durableId="984898741">
+    <w:abstractNumId w:val="3"/>
+  </w:num>
+  <w:num w:numId="7" w16cid:durableId="1138186440">
+    <w:abstractNumId w:val="0"/>
+  </w:num>
+  <w:num w:numId="8" w16cid:durableId="65223249">
     <w:abstractNumId w:val="7"/>
   </w:num>
-  <w:num w:numId="2" w16cid:durableId="663051933">
+  <w:num w:numId="9" w16cid:durableId="854920986">
+    <w:abstractNumId w:val="6"/>
+  </w:num>
+  <w:num w:numId="10" w16cid:durableId="1631209506">
+    <w:abstractNumId w:val="4"/>
+  </w:num>
+  <w:num w:numId="11" w16cid:durableId="41634051">
+    <w:abstractNumId w:val="12"/>
+  </w:num>
+  <w:num w:numId="12" w16cid:durableId="1557425737">
+    <w:abstractNumId w:val="1"/>
+  </w:num>
+  <w:num w:numId="13" w16cid:durableId="27148531">
+    <w:abstractNumId w:val="14"/>
+  </w:num>
+  <w:num w:numId="14" w16cid:durableId="507447182">
     <w:abstractNumId w:val="8"/>
   </w:num>
-  <w:num w:numId="3" w16cid:durableId="124087914">
-    <w:abstractNumId w:val="0"/>
+  <w:num w:numId="15" w16cid:durableId="594754950">
+    <w:abstractNumId w:val="15"/>
   </w:num>
-  <w:num w:numId="4" w16cid:durableId="248540301">
-    <w:abstractNumId w:val="6"/>
-  </w:num>
-  <w:num w:numId="5" w16cid:durableId="2041785130">
-    <w:abstractNumId w:val="12"/>
-  </w:num>
-  <w:num w:numId="6" w16cid:durableId="783765783">
-    <w:abstractNumId w:val="4"/>
-  </w:num>
-  <w:num w:numId="7" w16cid:durableId="1665935512">
-    <w:abstractNumId w:val="10"/>
-  </w:num>
-  <w:num w:numId="8" w16cid:durableId="397479378">
-    <w:abstractNumId w:val="5"/>
-  </w:num>
-  <w:num w:numId="9" w16cid:durableId="920875943">
+  <w:num w:numId="16" w16cid:durableId="1773428181">
     <w:abstractNumId w:val="11"/>
-  </w:num>
-  <w:num w:numId="10" w16cid:durableId="792986554">
-    <w:abstractNumId w:val="2"/>
-  </w:num>
-  <w:num w:numId="11" w16cid:durableId="1125465561">
-    <w:abstractNumId w:val="3"/>
-  </w:num>
-  <w:num w:numId="12" w16cid:durableId="1762604336">
-    <w:abstractNumId w:val="9"/>
-  </w:num>
-  <w:num w:numId="13" w16cid:durableId="2076201641">
-    <w:abstractNumId w:val="1"/>
   </w:num>
 </w:numbering>
 </file>
 
 <file path=word/styles.xml><?xml version="1.0" encoding="utf-8"?>
-<w:styles xmlns:mc="http://schemas.openxmlformats.org/markup-compatibility/2006" xmlns:r="http://schemas.openxmlformats.org/officeDocument/2006/relationships" xmlns:w="http://schemas.openxmlformats.org/wordprocessingml/2006/main" xmlns:w14="http://schemas.microsoft.com/office/word/2010/wordml" xmlns:w15="http://schemas.microsoft.com/office/word/2012/wordml" xmlns:w16cex="http://schemas.microsoft.com/office/word/2018/wordml/cex" xmlns:w16cid="http://schemas.microsoft.com/office/word/2016/wordml/cid" xmlns:w16="http://schemas.microsoft.com/office/word/2018/wordml" xmlns:w16sdtdh="http://schemas.microsoft.com/office/word/2020/wordml/sdtdatahash" xmlns:w16se="http://schemas.microsoft.com/office/word/2015/wordml/symex" mc:Ignorable="w14 w15 w16se w16cid w16 w16cex w16sdtdh">
+<w:styles xmlns:mc="http://schemas.openxmlformats.org/markup-compatibility/2006" xmlns:r="http://schemas.openxmlformats.org/officeDocument/2006/relationships" xmlns:w="http://schemas.openxmlformats.org/wordprocessingml/2006/main" xmlns:w14="http://schemas.microsoft.com/office/word/2010/wordml" xmlns:w15="http://schemas.microsoft.com/office/word/2012/wordml" xmlns:w16cex="http://schemas.microsoft.com/office/word/2018/wordml/cex" xmlns:w16cid="http://schemas.microsoft.com/office/word/2016/wordml/cid" xmlns:w16="http://schemas.microsoft.com/office/word/2018/wordml" xmlns:w16du="http://schemas.microsoft.com/office/word/2023/wordml/word16du" xmlns:w16sdtdh="http://schemas.microsoft.com/office/word/2020/wordml/sdtdatahash" xmlns:w16sdtfl="http://schemas.microsoft.com/office/word/2024/wordml/sdtformatlock" xmlns:w16se="http://schemas.microsoft.com/office/word/2015/wordml/symex" mc:Ignorable="w14 w15 w16se w16cid w16 w16cex w16sdtdh w16sdtfl w16du">
   <w:docDefaults>
     <w:rPrDefault>
       <w:rPr>
@@ -4944,7 +9054,6 @@
     <w:qFormat/>
     <w:rPr>
       <w:rFonts w:ascii="Symbol" w:hAnsi="Symbol" w:cs="Symbol"/>
-      <w:sz w:val="20"/>
     </w:rPr>
   </w:style>
   <w:style w:type="character" w:customStyle="1" w:styleId="WW8Num6z1">
@@ -4952,7 +9061,6 @@
     <w:qFormat/>
     <w:rPr>
       <w:rFonts w:ascii="Courier New" w:hAnsi="Courier New" w:cs="Courier New"/>
-      <w:sz w:val="20"/>
     </w:rPr>
   </w:style>
   <w:style w:type="character" w:customStyle="1" w:styleId="WW8Num6z2">
@@ -4960,28 +9068,30 @@
     <w:qFormat/>
     <w:rPr>
       <w:rFonts w:ascii="Wingdings" w:hAnsi="Wingdings" w:cs="Wingdings"/>
+    </w:rPr>
+  </w:style>
+  <w:style w:type="character" w:customStyle="1" w:styleId="WW8Num7z0">
+    <w:name w:val="WW8Num7z0"/>
+    <w:qFormat/>
+    <w:rPr>
+      <w:rFonts w:ascii="Symbol" w:hAnsi="Symbol" w:cs="Symbol"/>
       <w:sz w:val="20"/>
     </w:rPr>
   </w:style>
-  <w:style w:type="character" w:customStyle="1" w:styleId="WW8Num8z0">
-    <w:name w:val="WW8Num8z0"/>
-    <w:qFormat/>
-    <w:rPr>
-      <w:rFonts w:ascii="Symbol" w:hAnsi="Symbol" w:cs="Symbol"/>
-    </w:rPr>
-  </w:style>
-  <w:style w:type="character" w:customStyle="1" w:styleId="WW8Num8z1">
-    <w:name w:val="WW8Num8z1"/>
+  <w:style w:type="character" w:customStyle="1" w:styleId="WW8Num7z1">
+    <w:name w:val="WW8Num7z1"/>
     <w:qFormat/>
     <w:rPr>
       <w:rFonts w:ascii="Courier New" w:hAnsi="Courier New" w:cs="Courier New"/>
-    </w:rPr>
-  </w:style>
-  <w:style w:type="character" w:customStyle="1" w:styleId="WW8Num8z2">
-    <w:name w:val="WW8Num8z2"/>
+      <w:sz w:val="20"/>
+    </w:rPr>
+  </w:style>
+  <w:style w:type="character" w:customStyle="1" w:styleId="WW8Num7z2">
+    <w:name w:val="WW8Num7z2"/>
     <w:qFormat/>
     <w:rPr>
       <w:rFonts w:ascii="Wingdings" w:hAnsi="Wingdings" w:cs="Wingdings"/>
+      <w:sz w:val="20"/>
     </w:rPr>
   </w:style>
   <w:style w:type="character" w:customStyle="1" w:styleId="WW8Num9z0">
@@ -5026,30 +9136,30 @@
       <w:rFonts w:ascii="Wingdings" w:hAnsi="Wingdings" w:cs="Wingdings"/>
     </w:rPr>
   </w:style>
-  <w:style w:type="character" w:customStyle="1" w:styleId="WW8Num13z0">
-    <w:name w:val="WW8Num13z0"/>
-    <w:qFormat/>
+  <w:style w:type="character" w:customStyle="1" w:styleId="WW8Num11z0">
+    <w:name w:val="WW8Num11z0"/>
+    <w:qFormat/>
+    <w:rPr>
+      <w:rFonts w:ascii="Symbol" w:hAnsi="Symbol" w:cs="Symbol"/>
+    </w:rPr>
+  </w:style>
+  <w:style w:type="character" w:customStyle="1" w:styleId="WW8Num11z1">
+    <w:name w:val="WW8Num11z1"/>
+    <w:qFormat/>
+    <w:rPr>
+      <w:rFonts w:ascii="Courier New" w:hAnsi="Courier New" w:cs="Courier New"/>
+    </w:rPr>
+  </w:style>
+  <w:style w:type="character" w:customStyle="1" w:styleId="WW8Num11z2">
+    <w:name w:val="WW8Num11z2"/>
+    <w:qFormat/>
+    <w:rPr>
+      <w:rFonts w:ascii="Wingdings" w:hAnsi="Wingdings" w:cs="Wingdings"/>
+    </w:rPr>
   </w:style>
   <w:style w:type="character" w:customStyle="1" w:styleId="WW8Num14z0">
     <w:name w:val="WW8Num14z0"/>
     <w:qFormat/>
-    <w:rPr>
-      <w:rFonts w:ascii="Symbol" w:hAnsi="Symbol" w:cs="Symbol"/>
-    </w:rPr>
-  </w:style>
-  <w:style w:type="character" w:customStyle="1" w:styleId="WW8Num14z1">
-    <w:name w:val="WW8Num14z1"/>
-    <w:qFormat/>
-    <w:rPr>
-      <w:rFonts w:ascii="Courier New" w:hAnsi="Courier New" w:cs="Courier New"/>
-    </w:rPr>
-  </w:style>
-  <w:style w:type="character" w:customStyle="1" w:styleId="WW8Num14z2">
-    <w:name w:val="WW8Num14z2"/>
-    <w:qFormat/>
-    <w:rPr>
-      <w:rFonts w:ascii="Wingdings" w:hAnsi="Wingdings" w:cs="Wingdings"/>
-    </w:rPr>
   </w:style>
   <w:style w:type="character" w:customStyle="1" w:styleId="WW8Num15z0">
     <w:name w:val="WW8Num15z0"/>
@@ -5193,6 +9303,111 @@
   </w:style>
   <w:style w:type="character" w:customStyle="1" w:styleId="WW8Num21z2">
     <w:name w:val="WW8Num21z2"/>
+    <w:qFormat/>
+    <w:rPr>
+      <w:rFonts w:ascii="Wingdings" w:hAnsi="Wingdings" w:cs="Wingdings"/>
+    </w:rPr>
+  </w:style>
+  <w:style w:type="character" w:customStyle="1" w:styleId="WW8Num22z0">
+    <w:name w:val="WW8Num22z0"/>
+    <w:qFormat/>
+    <w:rPr>
+      <w:rFonts w:ascii="Symbol" w:hAnsi="Symbol" w:cs="Symbol"/>
+    </w:rPr>
+  </w:style>
+  <w:style w:type="character" w:customStyle="1" w:styleId="WW8Num22z1">
+    <w:name w:val="WW8Num22z1"/>
+    <w:qFormat/>
+    <w:rPr>
+      <w:rFonts w:ascii="Courier New" w:hAnsi="Courier New" w:cs="Courier New"/>
+    </w:rPr>
+  </w:style>
+  <w:style w:type="character" w:customStyle="1" w:styleId="WW8Num22z2">
+    <w:name w:val="WW8Num22z2"/>
+    <w:qFormat/>
+    <w:rPr>
+      <w:rFonts w:ascii="Wingdings" w:hAnsi="Wingdings" w:cs="Wingdings"/>
+    </w:rPr>
+  </w:style>
+  <w:style w:type="character" w:customStyle="1" w:styleId="WW8Num23z0">
+    <w:name w:val="WW8Num23z0"/>
+    <w:qFormat/>
+    <w:rPr>
+      <w:rFonts w:ascii="Symbol" w:hAnsi="Symbol" w:cs="Symbol"/>
+    </w:rPr>
+  </w:style>
+  <w:style w:type="character" w:customStyle="1" w:styleId="WW8Num23z1">
+    <w:name w:val="WW8Num23z1"/>
+    <w:qFormat/>
+    <w:rPr>
+      <w:rFonts w:ascii="Courier New" w:hAnsi="Courier New" w:cs="Courier New"/>
+    </w:rPr>
+  </w:style>
+  <w:style w:type="character" w:customStyle="1" w:styleId="WW8Num23z2">
+    <w:name w:val="WW8Num23z2"/>
+    <w:qFormat/>
+    <w:rPr>
+      <w:rFonts w:ascii="Wingdings" w:hAnsi="Wingdings" w:cs="Wingdings"/>
+    </w:rPr>
+  </w:style>
+  <w:style w:type="character" w:customStyle="1" w:styleId="WW8Num24z0">
+    <w:name w:val="WW8Num24z0"/>
+    <w:qFormat/>
+    <w:rPr>
+      <w:rFonts w:ascii="Symbol" w:hAnsi="Symbol" w:cs="Symbol"/>
+    </w:rPr>
+  </w:style>
+  <w:style w:type="character" w:customStyle="1" w:styleId="WW8Num24z1">
+    <w:name w:val="WW8Num24z1"/>
+    <w:qFormat/>
+    <w:rPr>
+      <w:rFonts w:ascii="Courier New" w:hAnsi="Courier New" w:cs="Courier New"/>
+    </w:rPr>
+  </w:style>
+  <w:style w:type="character" w:customStyle="1" w:styleId="WW8Num24z2">
+    <w:name w:val="WW8Num24z2"/>
+    <w:qFormat/>
+    <w:rPr>
+      <w:rFonts w:ascii="Wingdings" w:hAnsi="Wingdings" w:cs="Wingdings"/>
+    </w:rPr>
+  </w:style>
+  <w:style w:type="character" w:customStyle="1" w:styleId="WW8Num25z0">
+    <w:name w:val="WW8Num25z0"/>
+    <w:qFormat/>
+    <w:rPr>
+      <w:rFonts w:ascii="Symbol" w:hAnsi="Symbol" w:cs="Symbol"/>
+    </w:rPr>
+  </w:style>
+  <w:style w:type="character" w:customStyle="1" w:styleId="WW8Num25z1">
+    <w:name w:val="WW8Num25z1"/>
+    <w:qFormat/>
+    <w:rPr>
+      <w:rFonts w:ascii="Courier New" w:hAnsi="Courier New" w:cs="Courier New"/>
+    </w:rPr>
+  </w:style>
+  <w:style w:type="character" w:customStyle="1" w:styleId="WW8Num25z2">
+    <w:name w:val="WW8Num25z2"/>
+    <w:qFormat/>
+    <w:rPr>
+      <w:rFonts w:ascii="Wingdings" w:hAnsi="Wingdings" w:cs="Wingdings"/>
+    </w:rPr>
+  </w:style>
+  <w:style w:type="character" w:customStyle="1" w:styleId="WW8Num27z0">
+    <w:name w:val="WW8Num27z0"/>
+    <w:qFormat/>
+    <w:rPr>
+      <w:rFonts w:ascii="Symbol" w:hAnsi="Symbol" w:cs="Symbol"/>
+    </w:rPr>
+  </w:style>
+  <w:style w:type="character" w:customStyle="1" w:styleId="WW8Num27z1">
+    <w:name w:val="WW8Num27z1"/>
+    <w:qFormat/>
+    <w:rPr>
+      <w:rFonts w:ascii="Courier New" w:hAnsi="Courier New" w:cs="Courier New"/>
+    </w:rPr>
+  </w:style>
+  <w:style w:type="character" w:customStyle="1" w:styleId="WW8Num27z2">
+    <w:name w:val="WW8Num27z2"/>
     <w:qFormat/>
     <w:rPr>
       <w:rFonts w:ascii="Wingdings" w:hAnsi="Wingdings" w:cs="Wingdings"/>
@@ -5775,6 +9990,30 @@
   </w:style>
   <w:style w:type="numbering" w:customStyle="1" w:styleId="WW8Num21">
     <w:name w:val="WW8Num21"/>
+    <w:qFormat/>
+  </w:style>
+  <w:style w:type="numbering" w:customStyle="1" w:styleId="WW8Num22">
+    <w:name w:val="WW8Num22"/>
+    <w:qFormat/>
+  </w:style>
+  <w:style w:type="numbering" w:customStyle="1" w:styleId="WW8Num23">
+    <w:name w:val="WW8Num23"/>
+    <w:qFormat/>
+  </w:style>
+  <w:style w:type="numbering" w:customStyle="1" w:styleId="WW8Num24">
+    <w:name w:val="WW8Num24"/>
+    <w:qFormat/>
+  </w:style>
+  <w:style w:type="numbering" w:customStyle="1" w:styleId="WW8Num25">
+    <w:name w:val="WW8Num25"/>
+    <w:qFormat/>
+  </w:style>
+  <w:style w:type="numbering" w:customStyle="1" w:styleId="WW8Num26">
+    <w:name w:val="WW8Num26"/>
+    <w:qFormat/>
+  </w:style>
+  <w:style w:type="numbering" w:customStyle="1" w:styleId="WW8Num27">
+    <w:name w:val="WW8Num27"/>
     <w:qFormat/>
   </w:style>
 </w:styles>
@@ -5886,4 +10125,16 @@
   <a:objectDefaults/>
   <a:extraClrSchemeLst/>
 </a:theme>
+</file>
+
+<file path=customXml/item1.xml><?xml version="1.0" encoding="utf-8"?>
+<b:Sources xmlns:b="http://schemas.openxmlformats.org/officeDocument/2006/bibliography" xmlns="http://schemas.openxmlformats.org/officeDocument/2006/bibliography" SelectedStyle="\APASixthEditionOfficeOnline.xsl" StyleName="APA" Version="6"/>
+</file>
+
+<file path=customXml/itemProps1.xml><?xml version="1.0" encoding="utf-8"?>
+<ds:datastoreItem xmlns:ds="http://schemas.openxmlformats.org/officeDocument/2006/customXml" ds:itemID="{1DEE2961-C404-4CC3-8E5E-EB68B9A4A269}">
+  <ds:schemaRefs>
+    <ds:schemaRef ds:uri="http://schemas.openxmlformats.org/officeDocument/2006/bibliography"/>
+  </ds:schemaRefs>
+</ds:datastoreItem>
 </file>